--- a/Semester-5/Физическая культура/Влияние ограничения использования гаджетов перед сном на качество сна студентов в течение недели.docx
+++ b/Semester-5/Физическая культура/Влияние ограничения использования гаджетов перед сном на качество сна студентов в течение недели.docx
@@ -302,7 +302,16 @@
           <w:sz w:val="28"/>
           <w:szCs w:val="28"/>
         </w:rPr>
-        <w:t>Влияние ограничения использования гаджетов перед сном на качество сна студентов в течение недели</w:t>
+        <w:t>Влияние ограничения использования гаджетов перед сном на к</w:t>
+      </w:r>
+      <w:r>
+        <w:rPr>
+          <w:rFonts w:ascii="Times New Roman" w:eastAsia="Times New Roman" w:hAnsi="Times New Roman" w:cs="Times New Roman"/>
+          <w:bCs/>
+          <w:sz w:val="28"/>
+          <w:szCs w:val="28"/>
+        </w:rPr>
+        <w:t>ачество сна студентов</w:t>
       </w:r>
       <w:r>
         <w:rPr>
@@ -632,6 +641,8 @@
           <w:rFonts w:ascii="Times New Roman" w:eastAsia="Times New Roman" w:hAnsi="Times New Roman" w:cs="Times New Roman"/>
           <w:b w:val="0"/>
           <w:bCs w:val="0"/>
+          <w:caps w:val="0"/>
+          <w:color w:val="2F5496" w:themeColor="accent1" w:themeShade="BF"/>
           <w:sz w:val="28"/>
           <w:szCs w:val="28"/>
           <w:lang w:eastAsia="ru-RU"/>
@@ -646,7 +657,6 @@
         <w:rPr>
           <w:b/>
           <w:bCs/>
-          <w:caps w:val="0"/>
           <w:color w:val="000000" w:themeColor="text1"/>
           <w:sz w:val="32"/>
           <w:szCs w:val="32"/>
@@ -1742,12 +1752,377 @@
       <w:r>
         <w:br w:type="page"/>
       </w:r>
-      <w:bookmarkStart w:id="2" w:name="_GoBack"/>
+    </w:p>
+    <w:p>
+      <w:pPr>
+        <w:pStyle w:val="1"/>
+        <w:jc w:val="center"/>
+        <w:rPr>
+          <w:rFonts w:ascii="Times New Roman" w:eastAsia="Times New Roman" w:hAnsi="Times New Roman" w:cs="Times New Roman"/>
+          <w:b/>
+          <w:bCs/>
+          <w:color w:val="000000" w:themeColor="text1"/>
+        </w:rPr>
+      </w:pPr>
+      <w:bookmarkStart w:id="2" w:name="_Toc222075078"/>
+      <w:r>
+        <w:rPr>
+          <w:rFonts w:ascii="Times New Roman" w:eastAsia="Times New Roman" w:hAnsi="Times New Roman" w:cs="Times New Roman"/>
+          <w:b/>
+          <w:bCs/>
+          <w:color w:val="000000" w:themeColor="text1"/>
+        </w:rPr>
+        <w:lastRenderedPageBreak/>
+        <w:t>Введение</w:t>
+      </w:r>
+      <w:bookmarkEnd w:id="1"/>
       <w:bookmarkEnd w:id="2"/>
     </w:p>
     <w:p>
       <w:pPr>
+        <w:spacing w:before="100" w:beforeAutospacing="1" w:after="100" w:afterAutospacing="1" w:line="360" w:lineRule="auto"/>
+        <w:ind w:firstLine="708"/>
+        <w:rPr>
+          <w:rFonts w:ascii="Times New Roman" w:eastAsia="Times New Roman" w:hAnsi="Times New Roman" w:cs="Times New Roman"/>
+          <w:sz w:val="28"/>
+          <w:szCs w:val="28"/>
+          <w:lang w:eastAsia="ru-RU"/>
+        </w:rPr>
+      </w:pPr>
+      <w:r>
+        <w:rPr>
+          <w:rFonts w:ascii="Times New Roman" w:eastAsia="Times New Roman" w:hAnsi="Times New Roman" w:cs="Times New Roman"/>
+          <w:sz w:val="28"/>
+          <w:szCs w:val="28"/>
+          <w:lang w:eastAsia="ru-RU"/>
+        </w:rPr>
+        <w:t xml:space="preserve">Современные студенты активно используют электронные устройства — смартфоны, планшеты, ноутбуки — не только для учёбы, но и для отдыха. Многочисленные исследования подтверждают, что вечернее и ночное использование гаджетов может ухудшать качество сна: свет экрана и повышение нервной активности нередко приводят к трудностям с засыпанием, бессоннице и </w:t>
+      </w:r>
+      <w:proofErr w:type="gramStart"/>
+      <w:r>
+        <w:rPr>
+          <w:rFonts w:ascii="Times New Roman" w:eastAsia="Times New Roman" w:hAnsi="Times New Roman" w:cs="Times New Roman"/>
+          <w:sz w:val="28"/>
+          <w:szCs w:val="28"/>
+          <w:lang w:eastAsia="ru-RU"/>
+        </w:rPr>
+        <w:t>утомляемости</w:t>
+      </w:r>
+      <w:r>
+        <w:rPr>
+          <w:rFonts w:ascii="Times New Roman" w:eastAsia="Times New Roman" w:hAnsi="Times New Roman" w:cs="Times New Roman"/>
+          <w:sz w:val="28"/>
+          <w:szCs w:val="28"/>
+          <w:lang w:eastAsia="ru-RU"/>
+        </w:rPr>
+        <w:t>[</w:t>
+      </w:r>
+      <w:proofErr w:type="gramEnd"/>
+      <w:r>
+        <w:rPr>
+          <w:rFonts w:ascii="Times New Roman" w:eastAsia="Times New Roman" w:hAnsi="Times New Roman" w:cs="Times New Roman"/>
+          <w:sz w:val="28"/>
+          <w:szCs w:val="28"/>
+          <w:lang w:eastAsia="ru-RU"/>
+        </w:rPr>
+        <w:t>2]</w:t>
+      </w:r>
+      <w:r>
+        <w:rPr>
+          <w:rFonts w:ascii="Times New Roman" w:eastAsia="Times New Roman" w:hAnsi="Times New Roman" w:cs="Times New Roman"/>
+          <w:sz w:val="28"/>
+          <w:szCs w:val="28"/>
+          <w:lang w:eastAsia="ru-RU"/>
+        </w:rPr>
+        <w:t xml:space="preserve">. По данным ВОЗ, многие учащиеся в возрасте 18–25 лет сталкиваются с расстройствами сна, что негативно сказывается на их обучении и </w:t>
+      </w:r>
+      <w:proofErr w:type="gramStart"/>
+      <w:r>
+        <w:rPr>
+          <w:rFonts w:ascii="Times New Roman" w:eastAsia="Times New Roman" w:hAnsi="Times New Roman" w:cs="Times New Roman"/>
+          <w:sz w:val="28"/>
+          <w:szCs w:val="28"/>
+          <w:lang w:eastAsia="ru-RU"/>
+        </w:rPr>
+        <w:t>самочувствии</w:t>
+      </w:r>
+      <w:r>
+        <w:rPr>
+          <w:rFonts w:ascii="Times New Roman" w:eastAsia="Times New Roman" w:hAnsi="Times New Roman" w:cs="Times New Roman"/>
+          <w:sz w:val="28"/>
+          <w:szCs w:val="28"/>
+          <w:lang w:eastAsia="ru-RU"/>
+        </w:rPr>
+        <w:t>[</w:t>
+      </w:r>
+      <w:proofErr w:type="gramEnd"/>
+      <w:r>
+        <w:rPr>
+          <w:rFonts w:ascii="Times New Roman" w:eastAsia="Times New Roman" w:hAnsi="Times New Roman" w:cs="Times New Roman"/>
+          <w:sz w:val="28"/>
+          <w:szCs w:val="28"/>
+          <w:lang w:eastAsia="ru-RU"/>
+        </w:rPr>
+        <w:t>12]</w:t>
+      </w:r>
+      <w:r>
+        <w:rPr>
+          <w:rFonts w:ascii="Times New Roman" w:eastAsia="Times New Roman" w:hAnsi="Times New Roman" w:cs="Times New Roman"/>
+          <w:sz w:val="28"/>
+          <w:szCs w:val="28"/>
+          <w:lang w:eastAsia="ru-RU"/>
+        </w:rPr>
+        <w:t xml:space="preserve">. </w:t>
+      </w:r>
+    </w:p>
+    <w:p>
+      <w:pPr>
+        <w:spacing w:before="100" w:beforeAutospacing="1" w:after="100" w:afterAutospacing="1" w:line="360" w:lineRule="auto"/>
+        <w:ind w:firstLine="708"/>
+        <w:rPr>
+          <w:rFonts w:ascii="Times New Roman" w:eastAsia="Times New Roman" w:hAnsi="Times New Roman" w:cs="Times New Roman"/>
+          <w:sz w:val="28"/>
+          <w:szCs w:val="28"/>
+          <w:lang w:eastAsia="ru-RU"/>
+        </w:rPr>
+      </w:pPr>
+      <w:r>
+        <w:rPr>
+          <w:rFonts w:ascii="Times New Roman" w:eastAsia="Times New Roman" w:hAnsi="Times New Roman" w:cs="Times New Roman"/>
+          <w:sz w:val="28"/>
+          <w:szCs w:val="28"/>
+          <w:lang w:eastAsia="ru-RU"/>
+        </w:rPr>
+        <w:t xml:space="preserve">Одной из доступных мер профилактики таких нарушений является ограничение использования гаджетов непосредственно перед </w:t>
+      </w:r>
+      <w:proofErr w:type="gramStart"/>
+      <w:r>
+        <w:rPr>
+          <w:rFonts w:ascii="Times New Roman" w:eastAsia="Times New Roman" w:hAnsi="Times New Roman" w:cs="Times New Roman"/>
+          <w:sz w:val="28"/>
+          <w:szCs w:val="28"/>
+          <w:lang w:eastAsia="ru-RU"/>
+        </w:rPr>
+        <w:t>сном</w:t>
+      </w:r>
+      <w:r>
+        <w:rPr>
+          <w:rFonts w:ascii="Times New Roman" w:eastAsia="Times New Roman" w:hAnsi="Times New Roman" w:cs="Times New Roman"/>
+          <w:sz w:val="28"/>
+          <w:szCs w:val="28"/>
+          <w:lang w:eastAsia="ru-RU"/>
+        </w:rPr>
+        <w:t>[</w:t>
+      </w:r>
+      <w:proofErr w:type="gramEnd"/>
+      <w:r>
+        <w:rPr>
+          <w:rFonts w:ascii="Times New Roman" w:eastAsia="Times New Roman" w:hAnsi="Times New Roman" w:cs="Times New Roman"/>
+          <w:sz w:val="28"/>
+          <w:szCs w:val="28"/>
+          <w:lang w:eastAsia="ru-RU"/>
+        </w:rPr>
+        <w:t>3]</w:t>
+      </w:r>
+      <w:r>
+        <w:rPr>
+          <w:rFonts w:ascii="Times New Roman" w:eastAsia="Times New Roman" w:hAnsi="Times New Roman" w:cs="Times New Roman"/>
+          <w:sz w:val="28"/>
+          <w:szCs w:val="28"/>
+          <w:lang w:eastAsia="ru-RU"/>
+        </w:rPr>
+        <w:t>. Предполагается, что отказ от экранного времени вечером способствует улучшению циркадных ритмов и нормализации процессов засыпания, что повы</w:t>
+      </w:r>
+      <w:r>
+        <w:rPr>
+          <w:rFonts w:ascii="Times New Roman" w:eastAsia="Times New Roman" w:hAnsi="Times New Roman" w:cs="Times New Roman"/>
+          <w:sz w:val="28"/>
+          <w:szCs w:val="28"/>
+          <w:lang w:eastAsia="ru-RU"/>
+        </w:rPr>
+        <w:t>шает субъективное качество сна.</w:t>
+      </w:r>
+    </w:p>
+    <w:p>
+      <w:pPr>
+        <w:spacing w:before="100" w:beforeAutospacing="1" w:after="100" w:afterAutospacing="1" w:line="360" w:lineRule="auto"/>
+        <w:ind w:firstLine="708"/>
+        <w:rPr>
+          <w:rFonts w:ascii="Times New Roman" w:eastAsia="Times New Roman" w:hAnsi="Times New Roman" w:cs="Times New Roman"/>
+          <w:sz w:val="28"/>
+          <w:szCs w:val="28"/>
+          <w:lang w:eastAsia="ru-RU"/>
+        </w:rPr>
+      </w:pPr>
+      <w:r>
+        <w:rPr>
+          <w:rFonts w:ascii="Times New Roman" w:eastAsia="Times New Roman" w:hAnsi="Times New Roman" w:cs="Times New Roman"/>
+          <w:sz w:val="28"/>
+          <w:szCs w:val="28"/>
+          <w:lang w:eastAsia="ru-RU"/>
+        </w:rPr>
+        <w:t>Целью настоящего исследования является анализ влияния ограничения использования гаджетов за 1 час до засып</w:t>
+      </w:r>
+      <w:r>
+        <w:rPr>
+          <w:rFonts w:ascii="Times New Roman" w:eastAsia="Times New Roman" w:hAnsi="Times New Roman" w:cs="Times New Roman"/>
+          <w:sz w:val="28"/>
+          <w:szCs w:val="28"/>
+          <w:lang w:eastAsia="ru-RU"/>
+        </w:rPr>
+        <w:t>ания на качество сна студентов.</w:t>
+      </w:r>
+    </w:p>
+    <w:p>
+      <w:pPr>
+        <w:spacing w:before="100" w:beforeAutospacing="1" w:after="100" w:afterAutospacing="1" w:line="360" w:lineRule="auto"/>
+        <w:ind w:firstLine="708"/>
+        <w:rPr>
+          <w:rFonts w:ascii="Times New Roman" w:eastAsia="Times New Roman" w:hAnsi="Times New Roman" w:cs="Times New Roman"/>
+          <w:sz w:val="28"/>
+          <w:szCs w:val="28"/>
+          <w:lang w:eastAsia="ru-RU"/>
+        </w:rPr>
+      </w:pPr>
+      <w:r>
+        <w:rPr>
+          <w:rFonts w:ascii="Times New Roman" w:eastAsia="Times New Roman" w:hAnsi="Times New Roman" w:cs="Times New Roman"/>
+          <w:sz w:val="28"/>
+          <w:szCs w:val="28"/>
+          <w:lang w:eastAsia="ru-RU"/>
+        </w:rPr>
+        <w:t xml:space="preserve">Показатели: </w:t>
+      </w:r>
+      <w:r>
+        <w:rPr>
+          <w:rFonts w:ascii="Times New Roman" w:eastAsia="Times New Roman" w:hAnsi="Times New Roman" w:cs="Times New Roman"/>
+          <w:sz w:val="28"/>
+          <w:szCs w:val="28"/>
+          <w:lang w:eastAsia="ru-RU"/>
+        </w:rPr>
+        <w:t xml:space="preserve">Качество сна (по </w:t>
+      </w:r>
+      <w:proofErr w:type="spellStart"/>
+      <w:r>
+        <w:rPr>
+          <w:rFonts w:ascii="Times New Roman" w:eastAsia="Times New Roman" w:hAnsi="Times New Roman" w:cs="Times New Roman"/>
+          <w:sz w:val="28"/>
+          <w:szCs w:val="28"/>
+          <w:lang w:eastAsia="ru-RU"/>
+        </w:rPr>
+        <w:t>Питтсбургскому</w:t>
+      </w:r>
+      <w:proofErr w:type="spellEnd"/>
+      <w:r>
+        <w:rPr>
+          <w:rFonts w:ascii="Times New Roman" w:eastAsia="Times New Roman" w:hAnsi="Times New Roman" w:cs="Times New Roman"/>
+          <w:sz w:val="28"/>
+          <w:szCs w:val="28"/>
+          <w:lang w:eastAsia="ru-RU"/>
+        </w:rPr>
+        <w:t xml:space="preserve"> опр</w:t>
+      </w:r>
+      <w:r>
+        <w:rPr>
+          <w:rFonts w:ascii="Times New Roman" w:eastAsia="Times New Roman" w:hAnsi="Times New Roman" w:cs="Times New Roman"/>
+          <w:sz w:val="28"/>
+          <w:szCs w:val="28"/>
+          <w:lang w:eastAsia="ru-RU"/>
+        </w:rPr>
+        <w:t>оснику — PSQI</w:t>
+      </w:r>
+      <w:r>
+        <w:rPr>
+          <w:rFonts w:ascii="Times New Roman" w:eastAsia="Times New Roman" w:hAnsi="Times New Roman" w:cs="Times New Roman"/>
+          <w:sz w:val="28"/>
+          <w:szCs w:val="28"/>
+          <w:lang w:eastAsia="ru-RU"/>
+        </w:rPr>
+        <w:t>)</w:t>
+      </w:r>
+      <w:r>
+        <w:rPr>
+          <w:rFonts w:ascii="Times New Roman" w:eastAsia="Times New Roman" w:hAnsi="Times New Roman" w:cs="Times New Roman"/>
+          <w:sz w:val="28"/>
+          <w:szCs w:val="28"/>
+          <w:lang w:eastAsia="ru-RU"/>
+        </w:rPr>
+        <w:t xml:space="preserve"> [1]</w:t>
+      </w:r>
+      <w:r>
+        <w:rPr>
+          <w:rFonts w:ascii="Times New Roman" w:eastAsia="Times New Roman" w:hAnsi="Times New Roman" w:cs="Times New Roman"/>
+          <w:sz w:val="28"/>
+          <w:szCs w:val="28"/>
+          <w:lang w:eastAsia="ru-RU"/>
+        </w:rPr>
+        <w:t xml:space="preserve">; </w:t>
+      </w:r>
+      <w:r>
+        <w:rPr>
+          <w:rFonts w:ascii="Times New Roman" w:eastAsia="Times New Roman" w:hAnsi="Times New Roman" w:cs="Times New Roman"/>
+          <w:sz w:val="28"/>
+          <w:szCs w:val="28"/>
+          <w:lang w:eastAsia="ru-RU"/>
+        </w:rPr>
+        <w:t>Результаты и субъективная оценка по ежедневному дневнику сна (время засыпания, подъёма, число ночных пробуждений, субъективная оценка сна по шкале 1–10).</w:t>
+      </w:r>
+    </w:p>
+    <w:p>
+      <w:pPr>
+        <w:spacing w:before="100" w:beforeAutospacing="1" w:after="100" w:afterAutospacing="1" w:line="360" w:lineRule="auto"/>
+        <w:ind w:firstLine="708"/>
+        <w:rPr>
+          <w:rFonts w:ascii="Times New Roman" w:eastAsia="Times New Roman" w:hAnsi="Times New Roman" w:cs="Times New Roman"/>
+          <w:sz w:val="28"/>
+          <w:szCs w:val="28"/>
+          <w:lang w:eastAsia="ru-RU"/>
+        </w:rPr>
+      </w:pPr>
+      <w:r>
+        <w:rPr>
+          <w:rFonts w:ascii="Times New Roman" w:eastAsia="Times New Roman" w:hAnsi="Times New Roman" w:cs="Times New Roman"/>
+          <w:sz w:val="28"/>
+          <w:szCs w:val="28"/>
+          <w:lang w:eastAsia="ru-RU"/>
+        </w:rPr>
+        <w:t xml:space="preserve">Гипотеза: Студенты, ограничивающие использование гаджетов вечером, продемонстрируют достоверное улучшение качества сна по сравнению </w:t>
+      </w:r>
+      <w:r>
+        <w:rPr>
+          <w:rFonts w:ascii="Times New Roman" w:eastAsia="Times New Roman" w:hAnsi="Times New Roman" w:cs="Times New Roman"/>
+          <w:sz w:val="28"/>
+          <w:szCs w:val="28"/>
+          <w:lang w:eastAsia="ru-RU"/>
+        </w:rPr>
+        <w:t>с контрольной группой.</w:t>
+      </w:r>
+    </w:p>
+    <w:p>
+      <w:pPr>
+        <w:spacing w:before="100" w:beforeAutospacing="1" w:after="100" w:afterAutospacing="1" w:line="360" w:lineRule="auto"/>
+        <w:ind w:firstLine="708"/>
+        <w:rPr>
+          <w:rFonts w:ascii="Times New Roman" w:eastAsia="Times New Roman" w:hAnsi="Times New Roman" w:cs="Times New Roman"/>
+          <w:sz w:val="28"/>
+          <w:szCs w:val="28"/>
+          <w:lang w:eastAsia="ru-RU"/>
+        </w:rPr>
+      </w:pPr>
+      <w:r>
+        <w:rPr>
+          <w:rFonts w:ascii="Times New Roman" w:eastAsia="Times New Roman" w:hAnsi="Times New Roman" w:cs="Times New Roman"/>
+          <w:sz w:val="28"/>
+          <w:szCs w:val="28"/>
+          <w:lang w:eastAsia="ru-RU"/>
+        </w:rPr>
+        <w:t>Практическая значимость: Полученные данные могут лечь в основу рекомендаций по улучшению режима дня для снижения распространённости нарушений сна среди студентов.</w:t>
+      </w:r>
+    </w:p>
+    <w:p>
+      <w:pPr>
         <w:pStyle w:val="1"/>
+        <w:spacing w:after="240"/>
         <w:jc w:val="center"/>
         <w:rPr>
           <w:rFonts w:ascii="Times New Roman" w:eastAsia="Times New Roman" w:hAnsi="Times New Roman" w:cs="Times New Roman"/>
@@ -1756,7 +2131,9 @@
           <w:color w:val="000000" w:themeColor="text1"/>
         </w:rPr>
       </w:pPr>
-      <w:bookmarkStart w:id="3" w:name="_Toc222075078"/>
+      <w:bookmarkStart w:id="3" w:name="_Toc199683826"/>
+      <w:bookmarkStart w:id="4" w:name="_Toc222075079"/>
+      <w:bookmarkStart w:id="5" w:name="OLE_LINK1"/>
       <w:r>
         <w:rPr>
           <w:rFonts w:ascii="Times New Roman" w:eastAsia="Times New Roman" w:hAnsi="Times New Roman" w:cs="Times New Roman"/>
@@ -1765,223 +2142,14 @@
           <w:color w:val="000000" w:themeColor="text1"/>
         </w:rPr>
         <w:lastRenderedPageBreak/>
-        <w:t>Введение</w:t>
-      </w:r>
-      <w:bookmarkEnd w:id="1"/>
+        <w:t>Методология исследования</w:t>
+      </w:r>
       <w:bookmarkEnd w:id="3"/>
+      <w:bookmarkEnd w:id="4"/>
     </w:p>
     <w:p>
       <w:pPr>
-        <w:spacing w:before="100" w:beforeAutospacing="1" w:after="100" w:afterAutospacing="1" w:line="360" w:lineRule="auto"/>
-        <w:ind w:firstLine="708"/>
-        <w:rPr>
-          <w:rFonts w:ascii="Times New Roman" w:eastAsia="Times New Roman" w:hAnsi="Times New Roman" w:cs="Times New Roman"/>
-          <w:sz w:val="28"/>
-          <w:szCs w:val="28"/>
-          <w:lang w:eastAsia="ru-RU"/>
-        </w:rPr>
-      </w:pPr>
-      <w:r>
-        <w:rPr>
-          <w:rFonts w:ascii="Times New Roman" w:eastAsia="Times New Roman" w:hAnsi="Times New Roman" w:cs="Times New Roman"/>
-          <w:sz w:val="28"/>
-          <w:szCs w:val="28"/>
-          <w:lang w:eastAsia="ru-RU"/>
-        </w:rPr>
-        <w:t xml:space="preserve">Современные студенты активно используют электронные устройства — смартфоны, планшеты, ноутбуки — не только для учёбы, но и для отдыха. Многочисленные исследования подтверждают, что вечернее и ночное использование гаджетов может ухудшать качество сна: свет экрана и повышение нервной активности нередко приводят к трудностям с засыпанием, бессоннице и утомляемости. По данным ВОЗ, многие учащиеся в возрасте 18–25 лет сталкиваются с расстройствами сна, что негативно сказывается на их обучении и самочувствии. </w:t>
-      </w:r>
-    </w:p>
-    <w:p>
-      <w:pPr>
-        <w:spacing w:before="100" w:beforeAutospacing="1" w:after="100" w:afterAutospacing="1" w:line="360" w:lineRule="auto"/>
-        <w:ind w:firstLine="708"/>
-        <w:rPr>
-          <w:rFonts w:ascii="Times New Roman" w:eastAsia="Times New Roman" w:hAnsi="Times New Roman" w:cs="Times New Roman"/>
-          <w:sz w:val="28"/>
-          <w:szCs w:val="28"/>
-          <w:lang w:eastAsia="ru-RU"/>
-        </w:rPr>
-      </w:pPr>
-      <w:r>
-        <w:rPr>
-          <w:rFonts w:ascii="Times New Roman" w:eastAsia="Times New Roman" w:hAnsi="Times New Roman" w:cs="Times New Roman"/>
-          <w:sz w:val="28"/>
-          <w:szCs w:val="28"/>
-          <w:lang w:eastAsia="ru-RU"/>
-        </w:rPr>
-        <w:t>Одной из доступных мер профилактики таких нарушений является ограничение использования гаджетов непосредственно перед сном. Предполагается, что отказ от экранного времени вечером способствует улучшению циркадных ритмов и нормализации процессов засыпания, что повы</w:t>
-      </w:r>
-      <w:r>
-        <w:rPr>
-          <w:rFonts w:ascii="Times New Roman" w:eastAsia="Times New Roman" w:hAnsi="Times New Roman" w:cs="Times New Roman"/>
-          <w:sz w:val="28"/>
-          <w:szCs w:val="28"/>
-          <w:lang w:eastAsia="ru-RU"/>
-        </w:rPr>
-        <w:t>шает субъективное качество сна.</w:t>
-      </w:r>
-    </w:p>
-    <w:p>
-      <w:pPr>
-        <w:spacing w:before="100" w:beforeAutospacing="1" w:after="100" w:afterAutospacing="1" w:line="360" w:lineRule="auto"/>
-        <w:ind w:firstLine="708"/>
-        <w:rPr>
-          <w:rFonts w:ascii="Times New Roman" w:eastAsia="Times New Roman" w:hAnsi="Times New Roman" w:cs="Times New Roman"/>
-          <w:sz w:val="28"/>
-          <w:szCs w:val="28"/>
-          <w:lang w:eastAsia="ru-RU"/>
-        </w:rPr>
-      </w:pPr>
-      <w:r>
-        <w:rPr>
-          <w:rFonts w:ascii="Times New Roman" w:eastAsia="Times New Roman" w:hAnsi="Times New Roman" w:cs="Times New Roman"/>
-          <w:sz w:val="28"/>
-          <w:szCs w:val="28"/>
-          <w:lang w:eastAsia="ru-RU"/>
-        </w:rPr>
-        <w:t>Целью настоящего исследования является анализ влияния ограничения использования гаджетов за 1 час до засып</w:t>
-      </w:r>
-      <w:r>
-        <w:rPr>
-          <w:rFonts w:ascii="Times New Roman" w:eastAsia="Times New Roman" w:hAnsi="Times New Roman" w:cs="Times New Roman"/>
-          <w:sz w:val="28"/>
-          <w:szCs w:val="28"/>
-          <w:lang w:eastAsia="ru-RU"/>
-        </w:rPr>
-        <w:t>ания на качество сна студентов.</w:t>
-      </w:r>
-    </w:p>
-    <w:p>
-      <w:pPr>
-        <w:spacing w:before="100" w:beforeAutospacing="1" w:after="100" w:afterAutospacing="1" w:line="360" w:lineRule="auto"/>
-        <w:ind w:firstLine="708"/>
-        <w:rPr>
-          <w:rFonts w:ascii="Times New Roman" w:eastAsia="Times New Roman" w:hAnsi="Times New Roman" w:cs="Times New Roman"/>
-          <w:sz w:val="28"/>
-          <w:szCs w:val="28"/>
-          <w:lang w:eastAsia="ru-RU"/>
-        </w:rPr>
-      </w:pPr>
-      <w:r>
-        <w:rPr>
-          <w:rFonts w:ascii="Times New Roman" w:eastAsia="Times New Roman" w:hAnsi="Times New Roman" w:cs="Times New Roman"/>
-          <w:sz w:val="28"/>
-          <w:szCs w:val="28"/>
-          <w:lang w:eastAsia="ru-RU"/>
-        </w:rPr>
-        <w:t xml:space="preserve">Показатели: </w:t>
-      </w:r>
-      <w:r>
-        <w:rPr>
-          <w:rFonts w:ascii="Times New Roman" w:eastAsia="Times New Roman" w:hAnsi="Times New Roman" w:cs="Times New Roman"/>
-          <w:sz w:val="28"/>
-          <w:szCs w:val="28"/>
-          <w:lang w:eastAsia="ru-RU"/>
-        </w:rPr>
-        <w:t xml:space="preserve">Качество сна (по </w:t>
-      </w:r>
-      <w:proofErr w:type="spellStart"/>
-      <w:r>
-        <w:rPr>
-          <w:rFonts w:ascii="Times New Roman" w:eastAsia="Times New Roman" w:hAnsi="Times New Roman" w:cs="Times New Roman"/>
-          <w:sz w:val="28"/>
-          <w:szCs w:val="28"/>
-          <w:lang w:eastAsia="ru-RU"/>
-        </w:rPr>
-        <w:t>Питтсбургскому</w:t>
-      </w:r>
-      <w:proofErr w:type="spellEnd"/>
-      <w:r>
-        <w:rPr>
-          <w:rFonts w:ascii="Times New Roman" w:eastAsia="Times New Roman" w:hAnsi="Times New Roman" w:cs="Times New Roman"/>
-          <w:sz w:val="28"/>
-          <w:szCs w:val="28"/>
-          <w:lang w:eastAsia="ru-RU"/>
-        </w:rPr>
-        <w:t xml:space="preserve"> опр</w:t>
-      </w:r>
-      <w:r>
-        <w:rPr>
-          <w:rFonts w:ascii="Times New Roman" w:eastAsia="Times New Roman" w:hAnsi="Times New Roman" w:cs="Times New Roman"/>
-          <w:sz w:val="28"/>
-          <w:szCs w:val="28"/>
-          <w:lang w:eastAsia="ru-RU"/>
-        </w:rPr>
-        <w:t>оснику — PSQI</w:t>
-      </w:r>
-      <w:r>
-        <w:rPr>
-          <w:rFonts w:ascii="Times New Roman" w:eastAsia="Times New Roman" w:hAnsi="Times New Roman" w:cs="Times New Roman"/>
-          <w:sz w:val="28"/>
-          <w:szCs w:val="28"/>
-          <w:lang w:eastAsia="ru-RU"/>
-        </w:rPr>
-        <w:t xml:space="preserve">); </w:t>
-      </w:r>
-      <w:r>
-        <w:rPr>
-          <w:rFonts w:ascii="Times New Roman" w:eastAsia="Times New Roman" w:hAnsi="Times New Roman" w:cs="Times New Roman"/>
-          <w:sz w:val="28"/>
-          <w:szCs w:val="28"/>
-          <w:lang w:eastAsia="ru-RU"/>
-        </w:rPr>
-        <w:t>Результаты и субъективная оценка по ежедневному дневнику сна (время засыпания, подъёма, число ночных пробуждений, субъективная оценка сна по шкале 1–10).</w:t>
-      </w:r>
-    </w:p>
-    <w:p>
-      <w:pPr>
-        <w:spacing w:before="100" w:beforeAutospacing="1" w:after="100" w:afterAutospacing="1" w:line="360" w:lineRule="auto"/>
-        <w:ind w:firstLine="708"/>
-        <w:rPr>
-          <w:rFonts w:ascii="Times New Roman" w:eastAsia="Times New Roman" w:hAnsi="Times New Roman" w:cs="Times New Roman"/>
-          <w:sz w:val="28"/>
-          <w:szCs w:val="28"/>
-          <w:lang w:eastAsia="ru-RU"/>
-        </w:rPr>
-      </w:pPr>
-      <w:r>
-        <w:rPr>
-          <w:rFonts w:ascii="Times New Roman" w:eastAsia="Times New Roman" w:hAnsi="Times New Roman" w:cs="Times New Roman"/>
-          <w:sz w:val="28"/>
-          <w:szCs w:val="28"/>
-          <w:lang w:eastAsia="ru-RU"/>
-        </w:rPr>
-        <w:t xml:space="preserve">Гипотеза: Студенты, ограничивающие использование гаджетов вечером, продемонстрируют достоверное улучшение качества сна по сравнению </w:t>
-      </w:r>
-      <w:r>
-        <w:rPr>
-          <w:rFonts w:ascii="Times New Roman" w:eastAsia="Times New Roman" w:hAnsi="Times New Roman" w:cs="Times New Roman"/>
-          <w:sz w:val="28"/>
-          <w:szCs w:val="28"/>
-          <w:lang w:eastAsia="ru-RU"/>
-        </w:rPr>
-        <w:t>с контрольной группой.</w:t>
-      </w:r>
-    </w:p>
-    <w:p>
-      <w:pPr>
-        <w:spacing w:before="100" w:beforeAutospacing="1" w:after="100" w:afterAutospacing="1" w:line="360" w:lineRule="auto"/>
-        <w:ind w:firstLine="708"/>
-        <w:rPr>
-          <w:rFonts w:ascii="Times New Roman" w:eastAsia="Times New Roman" w:hAnsi="Times New Roman" w:cs="Times New Roman"/>
-          <w:sz w:val="28"/>
-          <w:szCs w:val="28"/>
-          <w:lang w:eastAsia="ru-RU"/>
-        </w:rPr>
-      </w:pPr>
-      <w:r>
-        <w:rPr>
-          <w:rFonts w:ascii="Times New Roman" w:eastAsia="Times New Roman" w:hAnsi="Times New Roman" w:cs="Times New Roman"/>
-          <w:sz w:val="28"/>
-          <w:szCs w:val="28"/>
-          <w:lang w:eastAsia="ru-RU"/>
-        </w:rPr>
-        <w:t>Практическая значимость: Полученные данные могут лечь в основу рекомендаций по улучшению режима дня для снижения распространённости нарушений сна среди студентов.</w:t>
-      </w:r>
-    </w:p>
-    <w:p>
-      <w:pPr>
-        <w:pStyle w:val="1"/>
+        <w:pStyle w:val="2"/>
         <w:spacing w:after="240"/>
         <w:jc w:val="center"/>
         <w:rPr>
@@ -1989,59 +2157,31 @@
           <w:b/>
           <w:bCs/>
           <w:color w:val="000000" w:themeColor="text1"/>
-        </w:rPr>
-      </w:pPr>
-      <w:bookmarkStart w:id="4" w:name="_Toc199683826"/>
-      <w:bookmarkStart w:id="5" w:name="OLE_LINK1"/>
-      <w:bookmarkStart w:id="6" w:name="_Toc222075079"/>
+          <w:sz w:val="28"/>
+          <w:szCs w:val="28"/>
+          <w:lang w:eastAsia="ru-RU"/>
+        </w:rPr>
+      </w:pPr>
+      <w:bookmarkStart w:id="6" w:name="_Toc199683827"/>
+      <w:bookmarkStart w:id="7" w:name="_Toc222075080"/>
+      <w:bookmarkStart w:id="8" w:name="OLE_LINK4"/>
       <w:r>
         <w:rPr>
           <w:rFonts w:ascii="Times New Roman" w:eastAsia="Times New Roman" w:hAnsi="Times New Roman" w:cs="Times New Roman"/>
           <w:b/>
           <w:bCs/>
           <w:color w:val="000000" w:themeColor="text1"/>
-        </w:rPr>
-        <w:lastRenderedPageBreak/>
-        <w:t>Методология исследования</w:t>
-      </w:r>
-      <w:bookmarkEnd w:id="4"/>
+          <w:sz w:val="28"/>
+          <w:szCs w:val="28"/>
+          <w:lang w:eastAsia="ru-RU"/>
+        </w:rPr>
+        <w:t>Выборка</w:t>
+      </w:r>
       <w:bookmarkEnd w:id="6"/>
+      <w:bookmarkEnd w:id="7"/>
     </w:p>
     <w:p>
       <w:pPr>
-        <w:pStyle w:val="2"/>
-        <w:spacing w:after="240"/>
-        <w:jc w:val="center"/>
-        <w:rPr>
-          <w:rFonts w:ascii="Times New Roman" w:eastAsia="Times New Roman" w:hAnsi="Times New Roman" w:cs="Times New Roman"/>
-          <w:b/>
-          <w:bCs/>
-          <w:color w:val="000000" w:themeColor="text1"/>
-          <w:sz w:val="28"/>
-          <w:szCs w:val="28"/>
-          <w:lang w:eastAsia="ru-RU"/>
-        </w:rPr>
-      </w:pPr>
-      <w:bookmarkStart w:id="7" w:name="_Toc199683827"/>
-      <w:bookmarkStart w:id="8" w:name="OLE_LINK4"/>
-      <w:bookmarkStart w:id="9" w:name="_Toc222075080"/>
-      <w:r>
-        <w:rPr>
-          <w:rFonts w:ascii="Times New Roman" w:eastAsia="Times New Roman" w:hAnsi="Times New Roman" w:cs="Times New Roman"/>
-          <w:b/>
-          <w:bCs/>
-          <w:color w:val="000000" w:themeColor="text1"/>
-          <w:sz w:val="28"/>
-          <w:szCs w:val="28"/>
-          <w:lang w:eastAsia="ru-RU"/>
-        </w:rPr>
-        <w:t>Выборка</w:t>
-      </w:r>
-      <w:bookmarkEnd w:id="7"/>
-      <w:bookmarkEnd w:id="9"/>
-    </w:p>
-    <w:p>
-      <w:pPr>
         <w:spacing w:before="240" w:line="360" w:lineRule="auto"/>
         <w:ind w:firstLine="360"/>
         <w:rPr>
@@ -2050,7 +2190,7 @@
           <w:lang w:eastAsia="ru-RU"/>
         </w:rPr>
       </w:pPr>
-      <w:bookmarkStart w:id="10" w:name="_Toc199683828"/>
+      <w:bookmarkStart w:id="9" w:name="_Toc199683828"/>
       <w:bookmarkEnd w:id="5"/>
       <w:bookmarkEnd w:id="8"/>
       <w:r>
@@ -2290,7 +2430,7 @@
           <w:lang w:eastAsia="ru-RU"/>
         </w:rPr>
       </w:pPr>
-      <w:bookmarkStart w:id="11" w:name="_Toc222075081"/>
+      <w:bookmarkStart w:id="10" w:name="_Toc222075081"/>
       <w:r>
         <w:rPr>
           <w:rFonts w:ascii="Times New Roman" w:eastAsia="Times New Roman" w:hAnsi="Times New Roman" w:cs="Times New Roman"/>
@@ -2303,8 +2443,8 @@
         </w:rPr>
         <w:t>Параметры измерения</w:t>
       </w:r>
+      <w:bookmarkEnd w:id="9"/>
       <w:bookmarkEnd w:id="10"/>
-      <w:bookmarkEnd w:id="11"/>
     </w:p>
     <w:p>
       <w:pPr>
@@ -2433,7 +2573,39 @@
           <w:sz w:val="28"/>
           <w:szCs w:val="28"/>
         </w:rPr>
-        <w:t>, PSQI) Предназначен для комплексной оценки качества ночного сна за определённый период. Русская версия анкеты включает 19 вопросов, сгруппированных по семи компонентам: субъективное качество сна, латентность засыпания, продолжительность сна, эффективность сна, частота нарушений сна, использование снотворных, степень дневной сонливости. Каждый компонент оценивается по шкале от 0 до 3 баллов, итоговый индекс варьирует от 0 до 21 (чем выше балл — тем хуже качество сна). Тест проводится участниками самостоятельно до и после экспериментального периода.</w:t>
+        <w:t>, PSQI) Предназначен для комплексной оценки качества ночного сна за определённый период</w:t>
+      </w:r>
+      <w:r>
+        <w:rPr>
+          <w:rFonts w:ascii="Times New Roman" w:hAnsi="Times New Roman" w:cs="Times New Roman"/>
+          <w:sz w:val="28"/>
+          <w:szCs w:val="28"/>
+        </w:rPr>
+        <w:t xml:space="preserve"> [1]</w:t>
+      </w:r>
+      <w:r>
+        <w:rPr>
+          <w:rFonts w:ascii="Times New Roman" w:hAnsi="Times New Roman" w:cs="Times New Roman"/>
+          <w:sz w:val="28"/>
+          <w:szCs w:val="28"/>
+        </w:rPr>
+        <w:t>. Русская версия анкеты включает 19 вопросов, сгруппированных по семи компонентам: субъективное качество сна, латентность засыпания, продолжительность сна, эффективность сна, частота нарушений сна, использование снотворных, степень дневной сонливости. Каждый компонент оценивается по шкале от 0 до 3 баллов, итоговый индекс варьирует от 0 до 21 (чем выше балл — тем хуже качество сна). Тест проводится участниками самостоятельно до и после экспериментального периода</w:t>
+      </w:r>
+      <w:r>
+        <w:rPr>
+          <w:rFonts w:ascii="Times New Roman" w:hAnsi="Times New Roman" w:cs="Times New Roman"/>
+          <w:sz w:val="28"/>
+          <w:szCs w:val="28"/>
+        </w:rPr>
+        <w:t xml:space="preserve"> [1]</w:t>
+      </w:r>
+      <w:r>
+        <w:rPr>
+          <w:rFonts w:ascii="Times New Roman" w:hAnsi="Times New Roman" w:cs="Times New Roman"/>
+          <w:sz w:val="28"/>
+          <w:szCs w:val="28"/>
+        </w:rPr>
+        <w:t>.</w:t>
       </w:r>
     </w:p>
     <w:p>
@@ -2565,7 +2737,23 @@
           <w:sz w:val="28"/>
           <w:szCs w:val="28"/>
         </w:rPr>
-        <w:t>субъективная оценка качества сна по шкале от 1 до 10.</w:t>
+        <w:t>субъективная оценка качества сна по шкале от 1 до 10</w:t>
+      </w:r>
+      <w:r>
+        <w:rPr>
+          <w:rFonts w:ascii="Times New Roman" w:hAnsi="Times New Roman" w:cs="Times New Roman"/>
+          <w:sz w:val="28"/>
+          <w:szCs w:val="28"/>
+        </w:rPr>
+        <w:t xml:space="preserve"> [10]</w:t>
+      </w:r>
+      <w:r>
+        <w:rPr>
+          <w:rFonts w:ascii="Times New Roman" w:hAnsi="Times New Roman" w:cs="Times New Roman"/>
+          <w:sz w:val="28"/>
+          <w:szCs w:val="28"/>
+        </w:rPr>
+        <w:t>.</w:t>
       </w:r>
       <w:r>
         <w:rPr>
@@ -2619,7 +2807,23 @@
           <w:sz w:val="28"/>
           <w:szCs w:val="28"/>
         </w:rPr>
-        <w:t xml:space="preserve"> версиях и широко используются для мониторинга субъективных и объективных параметров сна в научных и практических исследованиях. </w:t>
+        <w:t xml:space="preserve"> версиях и широко используются для мониторинга субъективных и объективных параметров сна в научных и практических исследованиях</w:t>
+      </w:r>
+      <w:r>
+        <w:rPr>
+          <w:rFonts w:ascii="Times New Roman" w:hAnsi="Times New Roman" w:cs="Times New Roman"/>
+          <w:sz w:val="28"/>
+          <w:szCs w:val="28"/>
+        </w:rPr>
+        <w:t xml:space="preserve"> [4]</w:t>
+      </w:r>
+      <w:r>
+        <w:rPr>
+          <w:rFonts w:ascii="Times New Roman" w:hAnsi="Times New Roman" w:cs="Times New Roman"/>
+          <w:sz w:val="28"/>
+          <w:szCs w:val="28"/>
+        </w:rPr>
+        <w:t xml:space="preserve">. </w:t>
       </w:r>
       <w:r>
         <w:rPr>
@@ -2645,8 +2849,8 @@
           <w:lang w:eastAsia="ru-RU"/>
         </w:rPr>
       </w:pPr>
-      <w:bookmarkStart w:id="12" w:name="_Toc199683829"/>
-      <w:bookmarkStart w:id="13" w:name="_Toc222075082"/>
+      <w:bookmarkStart w:id="11" w:name="_Toc199683829"/>
+      <w:bookmarkStart w:id="12" w:name="_Toc222075082"/>
       <w:r>
         <w:rPr>
           <w:rFonts w:ascii="Times New Roman" w:eastAsia="Times New Roman" w:hAnsi="Times New Roman" w:cs="Times New Roman"/>
@@ -2659,209 +2863,209 @@
         </w:rPr>
         <w:t>Этапы эксперимента</w:t>
       </w:r>
+      <w:bookmarkEnd w:id="11"/>
       <w:bookmarkEnd w:id="12"/>
+    </w:p>
+    <w:p>
+      <w:pPr>
+        <w:spacing w:before="100" w:beforeAutospacing="1" w:after="100" w:afterAutospacing="1" w:line="360" w:lineRule="auto"/>
+        <w:ind w:firstLine="708"/>
+        <w:outlineLvl w:val="3"/>
+        <w:rPr>
+          <w:rFonts w:ascii="Times New Roman" w:hAnsi="Times New Roman" w:cs="Times New Roman"/>
+          <w:sz w:val="28"/>
+          <w:szCs w:val="28"/>
+        </w:rPr>
+      </w:pPr>
+      <w:bookmarkStart w:id="13" w:name="OLE_LINK8"/>
+      <w:r>
+        <w:rPr>
+          <w:rFonts w:ascii="Times New Roman" w:hAnsi="Times New Roman" w:cs="Times New Roman"/>
+          <w:sz w:val="28"/>
+          <w:szCs w:val="28"/>
+        </w:rPr>
+        <w:t xml:space="preserve">Эксперимент продолжался 43 дня и включал три последовательных этапа: предварительный тест, основной этап и </w:t>
+      </w:r>
+      <w:proofErr w:type="spellStart"/>
+      <w:r>
+        <w:rPr>
+          <w:rFonts w:ascii="Times New Roman" w:hAnsi="Times New Roman" w:cs="Times New Roman"/>
+          <w:sz w:val="28"/>
+          <w:szCs w:val="28"/>
+        </w:rPr>
+        <w:t>посттест</w:t>
+      </w:r>
+      <w:proofErr w:type="spellEnd"/>
+      <w:r>
+        <w:rPr>
+          <w:rFonts w:ascii="Times New Roman" w:hAnsi="Times New Roman" w:cs="Times New Roman"/>
+          <w:sz w:val="28"/>
+          <w:szCs w:val="28"/>
+        </w:rPr>
+        <w:t>.</w:t>
+      </w:r>
+    </w:p>
+    <w:p>
+      <w:pPr>
+        <w:spacing w:before="100" w:beforeAutospacing="1" w:after="100" w:afterAutospacing="1" w:line="360" w:lineRule="auto"/>
+        <w:ind w:firstLine="708"/>
+        <w:outlineLvl w:val="3"/>
+        <w:rPr>
+          <w:rFonts w:ascii="Times New Roman" w:hAnsi="Times New Roman" w:cs="Times New Roman"/>
+          <w:sz w:val="28"/>
+          <w:szCs w:val="28"/>
+        </w:rPr>
+      </w:pPr>
+      <w:r>
+        <w:rPr>
+          <w:rFonts w:ascii="Times New Roman" w:hAnsi="Times New Roman" w:cs="Times New Roman"/>
+          <w:sz w:val="28"/>
+          <w:szCs w:val="28"/>
+        </w:rPr>
+        <w:t>1. Предварительный тест.</w:t>
+      </w:r>
+      <w:r>
+        <w:rPr>
+          <w:rFonts w:ascii="Times New Roman" w:hAnsi="Times New Roman" w:cs="Times New Roman"/>
+          <w:sz w:val="28"/>
+          <w:szCs w:val="28"/>
+        </w:rPr>
+        <w:t xml:space="preserve"> </w:t>
+      </w:r>
+      <w:r>
+        <w:rPr>
+          <w:rFonts w:ascii="Times New Roman" w:hAnsi="Times New Roman" w:cs="Times New Roman"/>
+          <w:sz w:val="28"/>
+          <w:szCs w:val="28"/>
+        </w:rPr>
+        <w:t>Перед началом эксперимента все участники в течение 3 дней заполняли дневник сна и проходили анкету PSQI для фиксации исходного состояния.</w:t>
+      </w:r>
+    </w:p>
+    <w:p>
+      <w:pPr>
+        <w:spacing w:before="100" w:beforeAutospacing="1" w:after="100" w:afterAutospacing="1" w:line="360" w:lineRule="auto"/>
+        <w:ind w:firstLine="708"/>
+        <w:outlineLvl w:val="3"/>
+        <w:rPr>
+          <w:rFonts w:ascii="Times New Roman" w:hAnsi="Times New Roman" w:cs="Times New Roman"/>
+          <w:sz w:val="28"/>
+          <w:szCs w:val="28"/>
+        </w:rPr>
+      </w:pPr>
+      <w:r>
+        <w:rPr>
+          <w:rFonts w:ascii="Times New Roman" w:hAnsi="Times New Roman" w:cs="Times New Roman"/>
+          <w:sz w:val="28"/>
+          <w:szCs w:val="28"/>
+        </w:rPr>
+        <w:t>2. Основной этап (40 дней).</w:t>
+      </w:r>
+      <w:r>
+        <w:rPr>
+          <w:rFonts w:ascii="Times New Roman" w:hAnsi="Times New Roman" w:cs="Times New Roman"/>
+          <w:sz w:val="28"/>
+          <w:szCs w:val="28"/>
+        </w:rPr>
+        <w:t xml:space="preserve"> </w:t>
+      </w:r>
+      <w:r>
+        <w:rPr>
+          <w:rFonts w:ascii="Times New Roman" w:hAnsi="Times New Roman" w:cs="Times New Roman"/>
+          <w:sz w:val="28"/>
+          <w:szCs w:val="28"/>
+        </w:rPr>
+        <w:t>Экспериментальная группа на протяжении 40 дней воздерживалась от использования гаджетов за 1 час до сна.</w:t>
+      </w:r>
+      <w:r>
+        <w:rPr>
+          <w:rFonts w:ascii="Times New Roman" w:hAnsi="Times New Roman" w:cs="Times New Roman"/>
+          <w:sz w:val="28"/>
+          <w:szCs w:val="28"/>
+        </w:rPr>
+        <w:t xml:space="preserve"> </w:t>
+      </w:r>
+      <w:r>
+        <w:rPr>
+          <w:rFonts w:ascii="Times New Roman" w:hAnsi="Times New Roman" w:cs="Times New Roman"/>
+          <w:sz w:val="28"/>
+          <w:szCs w:val="28"/>
+        </w:rPr>
+        <w:t>Контрольная группа сохраняла привычный режим вечера и использования электронных устройств.</w:t>
+      </w:r>
+      <w:r>
+        <w:rPr>
+          <w:rFonts w:ascii="Times New Roman" w:hAnsi="Times New Roman" w:cs="Times New Roman"/>
+          <w:sz w:val="28"/>
+          <w:szCs w:val="28"/>
+        </w:rPr>
+        <w:t xml:space="preserve"> </w:t>
+      </w:r>
+      <w:r>
+        <w:rPr>
+          <w:rFonts w:ascii="Times New Roman" w:hAnsi="Times New Roman" w:cs="Times New Roman"/>
+          <w:sz w:val="28"/>
+          <w:szCs w:val="28"/>
+        </w:rPr>
+        <w:t>Все участники ежедневно заполняли дневник сна.</w:t>
+      </w:r>
+    </w:p>
+    <w:p>
+      <w:pPr>
+        <w:spacing w:before="100" w:beforeAutospacing="1" w:after="100" w:afterAutospacing="1" w:line="360" w:lineRule="auto"/>
+        <w:ind w:firstLine="708"/>
+        <w:outlineLvl w:val="3"/>
+        <w:rPr>
+          <w:rFonts w:ascii="Times New Roman" w:hAnsi="Times New Roman" w:cs="Times New Roman"/>
+          <w:sz w:val="28"/>
+          <w:szCs w:val="28"/>
+        </w:rPr>
+      </w:pPr>
+      <w:r>
+        <w:rPr>
+          <w:rFonts w:ascii="Times New Roman" w:hAnsi="Times New Roman" w:cs="Times New Roman"/>
+          <w:sz w:val="28"/>
+          <w:szCs w:val="28"/>
+        </w:rPr>
+        <w:t xml:space="preserve">3. </w:t>
+      </w:r>
+      <w:proofErr w:type="spellStart"/>
+      <w:r>
+        <w:rPr>
+          <w:rFonts w:ascii="Times New Roman" w:hAnsi="Times New Roman" w:cs="Times New Roman"/>
+          <w:sz w:val="28"/>
+          <w:szCs w:val="28"/>
+        </w:rPr>
+        <w:t>Посттест</w:t>
+      </w:r>
+      <w:proofErr w:type="spellEnd"/>
+      <w:r>
+        <w:rPr>
+          <w:rFonts w:ascii="Times New Roman" w:hAnsi="Times New Roman" w:cs="Times New Roman"/>
+          <w:sz w:val="28"/>
+          <w:szCs w:val="28"/>
+        </w:rPr>
+        <w:t>.</w:t>
+      </w:r>
+      <w:r>
+        <w:rPr>
+          <w:rFonts w:ascii="Times New Roman" w:hAnsi="Times New Roman" w:cs="Times New Roman"/>
+          <w:sz w:val="28"/>
+          <w:szCs w:val="28"/>
+        </w:rPr>
+        <w:t xml:space="preserve"> </w:t>
+      </w:r>
+      <w:r>
+        <w:rPr>
+          <w:rFonts w:ascii="Times New Roman" w:hAnsi="Times New Roman" w:cs="Times New Roman"/>
+          <w:sz w:val="28"/>
+          <w:szCs w:val="28"/>
+        </w:rPr>
+        <w:t>В последний день эксперимента обе группы повторно проходили PSQI и сдавали дневники сна для анализа итоговых показателей.</w:t>
+      </w:r>
       <w:bookmarkEnd w:id="13"/>
     </w:p>
     <w:p>
       <w:pPr>
-        <w:spacing w:before="100" w:beforeAutospacing="1" w:after="100" w:afterAutospacing="1" w:line="360" w:lineRule="auto"/>
-        <w:ind w:firstLine="708"/>
-        <w:outlineLvl w:val="3"/>
-        <w:rPr>
-          <w:rFonts w:ascii="Times New Roman" w:hAnsi="Times New Roman" w:cs="Times New Roman"/>
-          <w:sz w:val="28"/>
-          <w:szCs w:val="28"/>
-        </w:rPr>
-      </w:pPr>
-      <w:bookmarkStart w:id="14" w:name="OLE_LINK8"/>
-      <w:r>
-        <w:rPr>
-          <w:rFonts w:ascii="Times New Roman" w:hAnsi="Times New Roman" w:cs="Times New Roman"/>
-          <w:sz w:val="28"/>
-          <w:szCs w:val="28"/>
-        </w:rPr>
-        <w:t xml:space="preserve">Эксперимент продолжался 43 дня и включал три последовательных этапа: предварительный тест, основной этап и </w:t>
-      </w:r>
-      <w:proofErr w:type="spellStart"/>
-      <w:r>
-        <w:rPr>
-          <w:rFonts w:ascii="Times New Roman" w:hAnsi="Times New Roman" w:cs="Times New Roman"/>
-          <w:sz w:val="28"/>
-          <w:szCs w:val="28"/>
-        </w:rPr>
-        <w:t>посттест</w:t>
-      </w:r>
-      <w:proofErr w:type="spellEnd"/>
-      <w:r>
-        <w:rPr>
-          <w:rFonts w:ascii="Times New Roman" w:hAnsi="Times New Roman" w:cs="Times New Roman"/>
-          <w:sz w:val="28"/>
-          <w:szCs w:val="28"/>
-        </w:rPr>
-        <w:t>.</w:t>
-      </w:r>
-    </w:p>
-    <w:p>
-      <w:pPr>
-        <w:spacing w:before="100" w:beforeAutospacing="1" w:after="100" w:afterAutospacing="1" w:line="360" w:lineRule="auto"/>
-        <w:ind w:firstLine="708"/>
-        <w:outlineLvl w:val="3"/>
-        <w:rPr>
-          <w:rFonts w:ascii="Times New Roman" w:hAnsi="Times New Roman" w:cs="Times New Roman"/>
-          <w:sz w:val="28"/>
-          <w:szCs w:val="28"/>
-        </w:rPr>
-      </w:pPr>
-      <w:r>
-        <w:rPr>
-          <w:rFonts w:ascii="Times New Roman" w:hAnsi="Times New Roman" w:cs="Times New Roman"/>
-          <w:sz w:val="28"/>
-          <w:szCs w:val="28"/>
-        </w:rPr>
-        <w:t>1. Предварительный тест.</w:t>
-      </w:r>
-      <w:r>
-        <w:rPr>
-          <w:rFonts w:ascii="Times New Roman" w:hAnsi="Times New Roman" w:cs="Times New Roman"/>
-          <w:sz w:val="28"/>
-          <w:szCs w:val="28"/>
-        </w:rPr>
-        <w:t xml:space="preserve"> </w:t>
-      </w:r>
-      <w:r>
-        <w:rPr>
-          <w:rFonts w:ascii="Times New Roman" w:hAnsi="Times New Roman" w:cs="Times New Roman"/>
-          <w:sz w:val="28"/>
-          <w:szCs w:val="28"/>
-        </w:rPr>
-        <w:t>Перед началом эксперимента все участники в течение 3 дней заполняли дневник сна и проходили анкету PSQI для фиксации исходного состояния.</w:t>
-      </w:r>
-    </w:p>
-    <w:p>
-      <w:pPr>
-        <w:spacing w:before="100" w:beforeAutospacing="1" w:after="100" w:afterAutospacing="1" w:line="360" w:lineRule="auto"/>
-        <w:ind w:firstLine="708"/>
-        <w:outlineLvl w:val="3"/>
-        <w:rPr>
-          <w:rFonts w:ascii="Times New Roman" w:hAnsi="Times New Roman" w:cs="Times New Roman"/>
-          <w:sz w:val="28"/>
-          <w:szCs w:val="28"/>
-        </w:rPr>
-      </w:pPr>
-      <w:r>
-        <w:rPr>
-          <w:rFonts w:ascii="Times New Roman" w:hAnsi="Times New Roman" w:cs="Times New Roman"/>
-          <w:sz w:val="28"/>
-          <w:szCs w:val="28"/>
-        </w:rPr>
-        <w:t>2. Основной этап (40 дней).</w:t>
-      </w:r>
-      <w:r>
-        <w:rPr>
-          <w:rFonts w:ascii="Times New Roman" w:hAnsi="Times New Roman" w:cs="Times New Roman"/>
-          <w:sz w:val="28"/>
-          <w:szCs w:val="28"/>
-        </w:rPr>
-        <w:t xml:space="preserve"> </w:t>
-      </w:r>
-      <w:r>
-        <w:rPr>
-          <w:rFonts w:ascii="Times New Roman" w:hAnsi="Times New Roman" w:cs="Times New Roman"/>
-          <w:sz w:val="28"/>
-          <w:szCs w:val="28"/>
-        </w:rPr>
-        <w:t>Экспериментальная группа на протяжении 40 дней воздерживалась от использования гаджетов за 1 час до сна.</w:t>
-      </w:r>
-      <w:r>
-        <w:rPr>
-          <w:rFonts w:ascii="Times New Roman" w:hAnsi="Times New Roman" w:cs="Times New Roman"/>
-          <w:sz w:val="28"/>
-          <w:szCs w:val="28"/>
-        </w:rPr>
-        <w:t xml:space="preserve"> </w:t>
-      </w:r>
-      <w:r>
-        <w:rPr>
-          <w:rFonts w:ascii="Times New Roman" w:hAnsi="Times New Roman" w:cs="Times New Roman"/>
-          <w:sz w:val="28"/>
-          <w:szCs w:val="28"/>
-        </w:rPr>
-        <w:t>Контрольная группа сохраняла привычный режим вечера и использования электронных устройств.</w:t>
-      </w:r>
-      <w:r>
-        <w:rPr>
-          <w:rFonts w:ascii="Times New Roman" w:hAnsi="Times New Roman" w:cs="Times New Roman"/>
-          <w:sz w:val="28"/>
-          <w:szCs w:val="28"/>
-        </w:rPr>
-        <w:t xml:space="preserve"> </w:t>
-      </w:r>
-      <w:r>
-        <w:rPr>
-          <w:rFonts w:ascii="Times New Roman" w:hAnsi="Times New Roman" w:cs="Times New Roman"/>
-          <w:sz w:val="28"/>
-          <w:szCs w:val="28"/>
-        </w:rPr>
-        <w:t>Все участники ежедневно заполняли дневник сна.</w:t>
-      </w:r>
-    </w:p>
-    <w:p>
-      <w:pPr>
-        <w:spacing w:before="100" w:beforeAutospacing="1" w:after="100" w:afterAutospacing="1" w:line="360" w:lineRule="auto"/>
-        <w:ind w:firstLine="708"/>
-        <w:outlineLvl w:val="3"/>
-        <w:rPr>
-          <w:rFonts w:ascii="Times New Roman" w:hAnsi="Times New Roman" w:cs="Times New Roman"/>
-          <w:sz w:val="28"/>
-          <w:szCs w:val="28"/>
-        </w:rPr>
-      </w:pPr>
-      <w:r>
-        <w:rPr>
-          <w:rFonts w:ascii="Times New Roman" w:hAnsi="Times New Roman" w:cs="Times New Roman"/>
-          <w:sz w:val="28"/>
-          <w:szCs w:val="28"/>
-        </w:rPr>
-        <w:t xml:space="preserve">3. </w:t>
-      </w:r>
-      <w:proofErr w:type="spellStart"/>
-      <w:r>
-        <w:rPr>
-          <w:rFonts w:ascii="Times New Roman" w:hAnsi="Times New Roman" w:cs="Times New Roman"/>
-          <w:sz w:val="28"/>
-          <w:szCs w:val="28"/>
-        </w:rPr>
-        <w:t>Посттест</w:t>
-      </w:r>
-      <w:proofErr w:type="spellEnd"/>
-      <w:r>
-        <w:rPr>
-          <w:rFonts w:ascii="Times New Roman" w:hAnsi="Times New Roman" w:cs="Times New Roman"/>
-          <w:sz w:val="28"/>
-          <w:szCs w:val="28"/>
-        </w:rPr>
-        <w:t>.</w:t>
-      </w:r>
-      <w:r>
-        <w:rPr>
-          <w:rFonts w:ascii="Times New Roman" w:hAnsi="Times New Roman" w:cs="Times New Roman"/>
-          <w:sz w:val="28"/>
-          <w:szCs w:val="28"/>
-        </w:rPr>
-        <w:t xml:space="preserve"> </w:t>
-      </w:r>
-      <w:r>
-        <w:rPr>
-          <w:rFonts w:ascii="Times New Roman" w:hAnsi="Times New Roman" w:cs="Times New Roman"/>
-          <w:sz w:val="28"/>
-          <w:szCs w:val="28"/>
-        </w:rPr>
-        <w:t>В последний день эксперимента обе группы повторно проходили PSQI и сдавали дневники сна для анализа итоговых показателей.</w:t>
-      </w:r>
-      <w:bookmarkEnd w:id="14"/>
-    </w:p>
-    <w:p>
-      <w:pPr>
         <w:rPr>
           <w:rFonts w:ascii="Times New Roman" w:hAnsi="Times New Roman" w:cs="Times New Roman"/>
           <w:sz w:val="28"/>
@@ -2888,8 +3092,8 @@
           <w:color w:val="000000" w:themeColor="text1"/>
         </w:rPr>
       </w:pPr>
-      <w:bookmarkStart w:id="15" w:name="_Toc199683830"/>
-      <w:bookmarkStart w:id="16" w:name="_Toc222075083"/>
+      <w:bookmarkStart w:id="14" w:name="_Toc199683830"/>
+      <w:bookmarkStart w:id="15" w:name="_Toc222075083"/>
       <w:r>
         <w:rPr>
           <w:rFonts w:ascii="Times New Roman" w:eastAsia="Times New Roman" w:hAnsi="Times New Roman" w:cs="Times New Roman"/>
@@ -2900,8 +3104,8 @@
         <w:lastRenderedPageBreak/>
         <w:t>Результаты исследования</w:t>
       </w:r>
+      <w:bookmarkEnd w:id="14"/>
       <w:bookmarkEnd w:id="15"/>
-      <w:bookmarkEnd w:id="16"/>
     </w:p>
     <w:p>
       <w:pPr>
@@ -3040,7 +3244,7 @@
           <w:lang w:eastAsia="ru-RU"/>
         </w:rPr>
       </w:pPr>
-      <w:bookmarkStart w:id="17" w:name="OLE_LINK3"/>
+      <w:bookmarkStart w:id="16" w:name="OLE_LINK3"/>
       <w:r>
         <w:rPr>
           <w:rFonts w:ascii="Times New Roman" w:eastAsia="Times New Roman" w:hAnsi="Times New Roman" w:cs="Times New Roman"/>
@@ -3053,7 +3257,7 @@
         <w:lastRenderedPageBreak/>
         <w:t>Информация по антропометрическим данным</w:t>
       </w:r>
-      <w:bookmarkEnd w:id="17"/>
+      <w:bookmarkEnd w:id="16"/>
     </w:p>
     <w:tbl>
       <w:tblPr>
@@ -11474,8 +11678,8 @@
           <w:color w:val="000000" w:themeColor="text1"/>
         </w:rPr>
       </w:pPr>
-      <w:bookmarkStart w:id="18" w:name="_Toc199683831"/>
-      <w:bookmarkStart w:id="19" w:name="_Toc222075084"/>
+      <w:bookmarkStart w:id="17" w:name="_Toc199683831"/>
+      <w:bookmarkStart w:id="18" w:name="_Toc222075084"/>
       <w:r>
         <w:rPr>
           <w:rFonts w:ascii="Times New Roman" w:eastAsia="Times New Roman" w:hAnsi="Times New Roman" w:cs="Times New Roman"/>
@@ -11486,8 +11690,8 @@
         <w:lastRenderedPageBreak/>
         <w:t>Анализ результатов</w:t>
       </w:r>
+      <w:bookmarkEnd w:id="17"/>
       <w:bookmarkEnd w:id="18"/>
-      <w:bookmarkEnd w:id="19"/>
     </w:p>
     <w:p>
       <w:pPr>
@@ -11529,7 +11733,7 @@
           <w:sz w:val="28"/>
           <w:szCs w:val="28"/>
         </w:rPr>
-        <w:t>В то же время в контрольной группе, не изменявшей своих привычек, все показатели остались практически на прежнем уровне. Это позволяет уверенно утверждать, что причиной изменений у студентов из экспериментальной группы стало именно исключение использования электронных устройств в вечернее время, а не случайные или внешние воздействия.</w:t>
+        <w:t>В то же время в контрольной группе, не изменявшей своих привычек, все показатели остались на прежнем уровне. Это позволяет уверенно утверждать, что причиной изменений у студентов из экспериментальной группы стало именно исключение использования электронных устройств в вечернее время, а не случайные или внешние воздействия.</w:t>
       </w:r>
     </w:p>
     <w:p>
@@ -11547,7 +11751,21 @@
           <w:sz w:val="28"/>
           <w:szCs w:val="28"/>
         </w:rPr>
-        <w:t>Такой результат полностью подтверждает выдвинутую гипотезу и совпадает с современными представлениями о вреде длительного использования гаджетов перед сном. Полученные данные указывают на то, что введение даже одной простой вечерней привычки — отказа от экранного времени за час до сна — может существенно повлиять на качество жизни студентов, улучшив их самочувствие, способность к восстановлению и учебной деятельности.</w:t>
+        <w:t>Такой результат полностью подтверждает выдвинутую гипотезу и совпадает с современными представлениями о вреде длительного использования гаджетов перед сном</w:t>
+      </w:r>
+      <w:r>
+        <w:rPr>
+          <w:sz w:val="28"/>
+          <w:szCs w:val="28"/>
+        </w:rPr>
+        <w:t xml:space="preserve"> [5]</w:t>
+      </w:r>
+      <w:r>
+        <w:rPr>
+          <w:sz w:val="28"/>
+          <w:szCs w:val="28"/>
+        </w:rPr>
+        <w:t>. Полученные данные указывают на то, что введение даже одной простой вечерней привычки — отказа от экранного времени за час до сна — может существенно повлиять на качество жизни студентов, улучшив их самочувствие, способность к восстановлению и учебной деятельности.</w:t>
       </w:r>
     </w:p>
     <w:p>
@@ -11598,9 +11816,9 @@
           <w:lang w:val="en-US"/>
         </w:rPr>
       </w:pPr>
-      <w:bookmarkStart w:id="20" w:name="_Toc199683833"/>
+      <w:bookmarkStart w:id="19" w:name="_Toc199683833"/>
+      <w:bookmarkStart w:id="20" w:name="_Toc222075085"/>
       <w:bookmarkStart w:id="21" w:name="_Hlk199683336"/>
-      <w:bookmarkStart w:id="22" w:name="_Toc222075085"/>
       <w:r>
         <w:rPr>
           <w:rFonts w:ascii="Times New Roman" w:eastAsia="Times New Roman" w:hAnsi="Times New Roman" w:cs="Times New Roman"/>
@@ -11611,8 +11829,8 @@
         <w:lastRenderedPageBreak/>
         <w:t>Выводы</w:t>
       </w:r>
+      <w:bookmarkEnd w:id="19"/>
       <w:bookmarkEnd w:id="20"/>
-      <w:bookmarkEnd w:id="22"/>
     </w:p>
     <w:bookmarkEnd w:id="21"/>
     <w:p>
@@ -11640,7 +11858,47 @@
           <w:szCs w:val="28"/>
           <w:lang w:eastAsia="ru-RU"/>
         </w:rPr>
-        <w:t>Ограничение использования гаджетов перед сном улучшает качество сна студентов. Эксперимент показал значимое снижение глобального индекса PSQI и уменьшение времени засыпания в группе, отказавшейся от экранного времени за час до сна, в сравнении с контрольной группой.</w:t>
+        <w:t>Ограничение использования гаджетов перед сном улучшает качество сна студентов. Эксперимент показал значимое снижение глобального индекса PSQI</w:t>
+      </w:r>
+      <w:r>
+        <w:rPr>
+          <w:rFonts w:ascii="Times New Roman" w:eastAsia="Times New Roman" w:hAnsi="Times New Roman" w:cs="Times New Roman"/>
+          <w:bCs/>
+          <w:sz w:val="28"/>
+          <w:szCs w:val="28"/>
+          <w:lang w:eastAsia="ru-RU"/>
+        </w:rPr>
+        <w:t xml:space="preserve"> [1]</w:t>
+      </w:r>
+      <w:r>
+        <w:rPr>
+          <w:rFonts w:ascii="Times New Roman" w:eastAsia="Times New Roman" w:hAnsi="Times New Roman" w:cs="Times New Roman"/>
+          <w:bCs/>
+          <w:sz w:val="28"/>
+          <w:szCs w:val="28"/>
+          <w:lang w:eastAsia="ru-RU"/>
+        </w:rPr>
+        <w:t xml:space="preserve"> и уменьшение времени засыпания в группе</w:t>
+      </w:r>
+      <w:r>
+        <w:rPr>
+          <w:rFonts w:ascii="Times New Roman" w:eastAsia="Times New Roman" w:hAnsi="Times New Roman" w:cs="Times New Roman"/>
+          <w:bCs/>
+          <w:sz w:val="28"/>
+          <w:szCs w:val="28"/>
+          <w:lang w:eastAsia="ru-RU"/>
+        </w:rPr>
+        <w:t xml:space="preserve"> [10]</w:t>
+      </w:r>
+      <w:r>
+        <w:rPr>
+          <w:rFonts w:ascii="Times New Roman" w:eastAsia="Times New Roman" w:hAnsi="Times New Roman" w:cs="Times New Roman"/>
+          <w:bCs/>
+          <w:sz w:val="28"/>
+          <w:szCs w:val="28"/>
+          <w:lang w:eastAsia="ru-RU"/>
+        </w:rPr>
+        <w:t>, отказавшейся от экранного времени за час до сна, в сравнении с контрольной группой.</w:t>
       </w:r>
     </w:p>
     <w:p>
@@ -11836,8 +12094,8 @@
           <w:lang w:val="en-US"/>
         </w:rPr>
       </w:pPr>
-      <w:bookmarkStart w:id="23" w:name="_Toc199683834"/>
-      <w:bookmarkStart w:id="24" w:name="_Toc222075086"/>
+      <w:bookmarkStart w:id="22" w:name="_Toc199683834"/>
+      <w:bookmarkStart w:id="23" w:name="_Toc222075086"/>
       <w:r>
         <w:rPr>
           <w:rFonts w:ascii="Times New Roman" w:eastAsia="Times New Roman" w:hAnsi="Times New Roman" w:cs="Times New Roman"/>
@@ -11848,25 +12106,23 @@
         <w:lastRenderedPageBreak/>
         <w:t>Литература</w:t>
       </w:r>
+      <w:bookmarkEnd w:id="22"/>
       <w:bookmarkEnd w:id="23"/>
-      <w:bookmarkEnd w:id="24"/>
     </w:p>
     <w:p>
       <w:pPr>
         <w:numPr>
           <w:ilvl w:val="0"/>
-          <w:numId w:val="28"/>
+          <w:numId w:val="31"/>
         </w:numPr>
-        <w:spacing w:before="100" w:beforeAutospacing="1" w:after="100" w:afterAutospacing="1" w:line="360" w:lineRule="auto"/>
+        <w:spacing w:before="100" w:beforeAutospacing="1" w:after="0" w:line="360" w:lineRule="auto"/>
         <w:rPr>
           <w:rFonts w:ascii="Times New Roman" w:hAnsi="Times New Roman" w:cs="Times New Roman"/>
           <w:bCs/>
           <w:sz w:val="28"/>
           <w:szCs w:val="28"/>
-          <w:lang w:val="en-US"/>
-        </w:rPr>
-      </w:pPr>
-      <w:proofErr w:type="spellStart"/>
+        </w:rPr>
+      </w:pPr>
       <w:r>
         <w:rPr>
           <w:rFonts w:ascii="Times New Roman" w:hAnsi="Times New Roman" w:cs="Times New Roman"/>
@@ -11875,9 +12131,9 @@
           <w:szCs w:val="28"/>
           <w:lang w:val="en-US"/>
         </w:rPr>
-        <w:t>Buysse</w:t>
-      </w:r>
-      <w:proofErr w:type="spellEnd"/>
+        <w:t xml:space="preserve">Buysse D. J., Reynolds C. F., Monk T. H., Berman S. R., </w:t>
+      </w:r>
+      <w:proofErr w:type="spellStart"/>
       <w:r>
         <w:rPr>
           <w:rFonts w:ascii="Times New Roman" w:hAnsi="Times New Roman" w:cs="Times New Roman"/>
@@ -11886,9 +12142,9 @@
           <w:szCs w:val="28"/>
           <w:lang w:val="en-US"/>
         </w:rPr>
-        <w:t xml:space="preserve"> D. J., Reynolds C. F., Monk T. H., Berman S. R., </w:t>
-      </w:r>
-      <w:proofErr w:type="spellStart"/>
+        <w:t>Kupfer</w:t>
+      </w:r>
+      <w:proofErr w:type="spellEnd"/>
       <w:r>
         <w:rPr>
           <w:rFonts w:ascii="Times New Roman" w:hAnsi="Times New Roman" w:cs="Times New Roman"/>
@@ -11897,35 +12153,60 @@
           <w:szCs w:val="28"/>
           <w:lang w:val="en-US"/>
         </w:rPr>
-        <w:t>Kupfer</w:t>
-      </w:r>
-      <w:proofErr w:type="spellEnd"/>
-      <w:r>
+        <w:t xml:space="preserve"> D. J. Pittsburgh Sleep Quality Index: a new instrument for psychiatric practice and research // Psychiatry Research. — 1989. — Vol. 28, № 2. — P. 193–213. </w:t>
+      </w:r>
+      <w:hyperlink r:id="rId8" w:tgtFrame="_blank" w:history="1">
+        <w:r>
+          <w:rPr>
+            <w:rStyle w:val="aa"/>
+            <w:rFonts w:ascii="Times New Roman" w:hAnsi="Times New Roman" w:cs="Times New Roman"/>
+            <w:bCs/>
+            <w:sz w:val="28"/>
+            <w:szCs w:val="28"/>
+          </w:rPr>
+          <w:t>https://doi.org/10.1016/0165-1781(89)90047-4</w:t>
+        </w:r>
+      </w:hyperlink>
+    </w:p>
+    <w:p>
+      <w:pPr>
+        <w:numPr>
+          <w:ilvl w:val="0"/>
+          <w:numId w:val="31"/>
+        </w:numPr>
+        <w:spacing w:before="100" w:beforeAutospacing="1" w:after="0" w:line="360" w:lineRule="auto"/>
         <w:rPr>
           <w:rFonts w:ascii="Times New Roman" w:hAnsi="Times New Roman" w:cs="Times New Roman"/>
           <w:bCs/>
           <w:sz w:val="28"/>
           <w:szCs w:val="28"/>
-          <w:lang w:val="en-US"/>
-        </w:rPr>
-        <w:t xml:space="preserve"> D. J. Pittsburgh Sleep Quality Index: a new instrument for psychiatric practice and research // Psychiatry Research. — 1989. — Vol. 28, № 2. — P. 193–213.</w:t>
+        </w:rPr>
+      </w:pPr>
+      <w:r>
+        <w:rPr>
+          <w:rFonts w:ascii="Times New Roman" w:hAnsi="Times New Roman" w:cs="Times New Roman"/>
+          <w:bCs/>
+          <w:sz w:val="28"/>
+          <w:szCs w:val="28"/>
+        </w:rPr>
+        <w:t>Вайнштейн Э. А. Психология здоровья: теория и практика. — СПб.: Питер, 2020. — 320 с.</w:t>
       </w:r>
     </w:p>
     <w:p>
       <w:pPr>
         <w:numPr>
           <w:ilvl w:val="0"/>
-          <w:numId w:val="28"/>
+          <w:numId w:val="31"/>
         </w:numPr>
-        <w:spacing w:before="100" w:beforeAutospacing="1" w:after="100" w:afterAutospacing="1" w:line="360" w:lineRule="auto"/>
+        <w:spacing w:before="100" w:beforeAutospacing="1" w:after="0" w:line="360" w:lineRule="auto"/>
         <w:rPr>
           <w:rFonts w:ascii="Times New Roman" w:hAnsi="Times New Roman" w:cs="Times New Roman"/>
           <w:bCs/>
           <w:sz w:val="28"/>
           <w:szCs w:val="28"/>
-          <w:lang w:val="en-US"/>
-        </w:rPr>
-      </w:pPr>
+        </w:rPr>
+      </w:pPr>
+      <w:proofErr w:type="spellStart"/>
       <w:r>
         <w:rPr>
           <w:rFonts w:ascii="Times New Roman" w:hAnsi="Times New Roman" w:cs="Times New Roman"/>
@@ -11934,9 +12215,9 @@
           <w:szCs w:val="28"/>
           <w:lang w:val="en-US"/>
         </w:rPr>
-        <w:t xml:space="preserve">Cain N., </w:t>
-      </w:r>
-      <w:proofErr w:type="spellStart"/>
+        <w:t>Gradisar</w:t>
+      </w:r>
+      <w:proofErr w:type="spellEnd"/>
       <w:r>
         <w:rPr>
           <w:rFonts w:ascii="Times New Roman" w:hAnsi="Times New Roman" w:cs="Times New Roman"/>
@@ -11945,33 +12226,68 @@
           <w:szCs w:val="28"/>
           <w:lang w:val="en-US"/>
         </w:rPr>
-        <w:t>Gradisar</w:t>
-      </w:r>
-      <w:proofErr w:type="spellEnd"/>
-      <w:r>
+        <w:t xml:space="preserve"> M., Wolfson A. R., Harvey A. G., et al. The sleep and technology use of Americans: findings from the National Sleep Foundation’s 2011 Sleep in America poll // Journal of Clinical Sleep Medicine. — 2013. — Vol. 9, № 12. — P. 1291–1299. </w:t>
+      </w:r>
+      <w:hyperlink r:id="rId9" w:tgtFrame="_blank" w:history="1">
+        <w:r>
+          <w:rPr>
+            <w:rStyle w:val="aa"/>
+            <w:rFonts w:ascii="Times New Roman" w:hAnsi="Times New Roman" w:cs="Times New Roman"/>
+            <w:bCs/>
+            <w:sz w:val="28"/>
+            <w:szCs w:val="28"/>
+          </w:rPr>
+          <w:t>https://doi.org/10.5664/jcsm.3272</w:t>
+        </w:r>
+      </w:hyperlink>
+    </w:p>
+    <w:p>
+      <w:pPr>
+        <w:numPr>
+          <w:ilvl w:val="0"/>
+          <w:numId w:val="31"/>
+        </w:numPr>
+        <w:spacing w:before="100" w:beforeAutospacing="1" w:after="0" w:line="360" w:lineRule="auto"/>
         <w:rPr>
           <w:rFonts w:ascii="Times New Roman" w:hAnsi="Times New Roman" w:cs="Times New Roman"/>
           <w:bCs/>
           <w:sz w:val="28"/>
           <w:szCs w:val="28"/>
-          <w:lang w:val="en-US"/>
-        </w:rPr>
-        <w:t xml:space="preserve"> M. Electronic media use and sleep in school-aged children and adolescents: A review // Sleep Med. — 2010. — Vol. 11, № 8. — P. 735–742.</w:t>
+        </w:rPr>
+      </w:pPr>
+      <w:proofErr w:type="spellStart"/>
+      <w:r>
+        <w:rPr>
+          <w:rFonts w:ascii="Times New Roman" w:hAnsi="Times New Roman" w:cs="Times New Roman"/>
+          <w:bCs/>
+          <w:sz w:val="28"/>
+          <w:szCs w:val="28"/>
+        </w:rPr>
+        <w:t>Лауэн</w:t>
+      </w:r>
+      <w:proofErr w:type="spellEnd"/>
+      <w:r>
+        <w:rPr>
+          <w:rFonts w:ascii="Times New Roman" w:hAnsi="Times New Roman" w:cs="Times New Roman"/>
+          <w:bCs/>
+          <w:sz w:val="28"/>
+          <w:szCs w:val="28"/>
+        </w:rPr>
+        <w:t xml:space="preserve"> К. А. Физическая активность и ментальное здоровье. — СПб.: Лань, 2018. — 256 с.</w:t>
       </w:r>
     </w:p>
     <w:p>
       <w:pPr>
         <w:numPr>
           <w:ilvl w:val="0"/>
-          <w:numId w:val="28"/>
+          <w:numId w:val="31"/>
         </w:numPr>
-        <w:spacing w:before="100" w:beforeAutospacing="1" w:after="100" w:afterAutospacing="1" w:line="360" w:lineRule="auto"/>
+        <w:spacing w:before="100" w:beforeAutospacing="1" w:after="0" w:line="360" w:lineRule="auto"/>
         <w:rPr>
           <w:rFonts w:ascii="Times New Roman" w:hAnsi="Times New Roman" w:cs="Times New Roman"/>
           <w:bCs/>
           <w:sz w:val="28"/>
           <w:szCs w:val="28"/>
-          <w:lang w:val="en-US"/>
         </w:rPr>
       </w:pPr>
       <w:r>
@@ -11982,7 +12298,7 @@
           <w:szCs w:val="28"/>
           <w:lang w:val="en-US"/>
         </w:rPr>
-        <w:t xml:space="preserve">Brown F. C., </w:t>
+        <w:t xml:space="preserve">Cain N., </w:t>
       </w:r>
       <w:proofErr w:type="spellStart"/>
       <w:r>
@@ -11993,7 +12309,7 @@
           <w:szCs w:val="28"/>
           <w:lang w:val="en-US"/>
         </w:rPr>
-        <w:t>Buboltz</w:t>
+        <w:t>Gradisar</w:t>
       </w:r>
       <w:proofErr w:type="spellEnd"/>
       <w:r>
@@ -12004,38 +12320,52 @@
           <w:szCs w:val="28"/>
           <w:lang w:val="en-US"/>
         </w:rPr>
-        <w:t xml:space="preserve"> W. C., </w:t>
-      </w:r>
-      <w:proofErr w:type="spellStart"/>
-      <w:r>
+        <w:t xml:space="preserve"> M. Electronic media use and sleep in school-aged children and adolescents: A review // Sleep Medicine. — 2010. — Vol. 11, № 8. — P. 735–742. </w:t>
+      </w:r>
+      <w:hyperlink r:id="rId10" w:tgtFrame="_blank" w:history="1">
+        <w:r>
+          <w:rPr>
+            <w:rStyle w:val="aa"/>
+            <w:rFonts w:ascii="Times New Roman" w:hAnsi="Times New Roman" w:cs="Times New Roman"/>
+            <w:bCs/>
+            <w:sz w:val="28"/>
+            <w:szCs w:val="28"/>
+          </w:rPr>
+          <w:t>https://doi.org/10.1016/j.sleep.2010.02.006</w:t>
+        </w:r>
+      </w:hyperlink>
+    </w:p>
+    <w:p>
+      <w:pPr>
+        <w:numPr>
+          <w:ilvl w:val="0"/>
+          <w:numId w:val="31"/>
+        </w:numPr>
+        <w:spacing w:before="100" w:beforeAutospacing="1" w:after="0" w:line="360" w:lineRule="auto"/>
         <w:rPr>
           <w:rFonts w:ascii="Times New Roman" w:hAnsi="Times New Roman" w:cs="Times New Roman"/>
           <w:bCs/>
           <w:sz w:val="28"/>
           <w:szCs w:val="28"/>
-          <w:lang w:val="en-US"/>
-        </w:rPr>
-        <w:t>Soper</w:t>
-      </w:r>
-      <w:proofErr w:type="spellEnd"/>
+        </w:rPr>
+      </w:pPr>
       <w:r>
         <w:rPr>
           <w:rFonts w:ascii="Times New Roman" w:hAnsi="Times New Roman" w:cs="Times New Roman"/>
           <w:bCs/>
           <w:sz w:val="28"/>
           <w:szCs w:val="28"/>
-          <w:lang w:val="en-US"/>
-        </w:rPr>
-        <w:t xml:space="preserve"> B. Relationship of sleep hygiene awareness, sleep hygiene practices, and sleep quality // Behavioral Medicine. — 2002. — Vol. 28, № 1. — P. 33–38.</w:t>
+        </w:rPr>
+        <w:t>Глухов А. В., Кузнецова М. Н. Влияние использования мобильных устройств на качество сна у студентов // Проблемы современной науки и образования. — 2020. — № 11. — С. 25–29.</w:t>
       </w:r>
     </w:p>
     <w:p>
       <w:pPr>
         <w:numPr>
           <w:ilvl w:val="0"/>
-          <w:numId w:val="28"/>
+          <w:numId w:val="31"/>
         </w:numPr>
-        <w:spacing w:before="100" w:beforeAutospacing="1" w:after="100" w:afterAutospacing="1" w:line="360" w:lineRule="auto"/>
+        <w:spacing w:before="100" w:beforeAutospacing="1" w:after="0" w:line="360" w:lineRule="auto"/>
         <w:rPr>
           <w:rFonts w:ascii="Times New Roman" w:hAnsi="Times New Roman" w:cs="Times New Roman"/>
           <w:bCs/>
@@ -12049,17 +12379,74 @@
           <w:bCs/>
           <w:sz w:val="28"/>
           <w:szCs w:val="28"/>
-        </w:rPr>
-        <w:t>Вайнштейн Э. А. Психология здоровья: теория и практика. — СПб.: Питер, 2020. — 320 с.</w:t>
-      </w:r>
+          <w:lang w:val="en-US"/>
+        </w:rPr>
+        <w:t xml:space="preserve">Brown F. C., </w:t>
+      </w:r>
+      <w:proofErr w:type="spellStart"/>
+      <w:r>
+        <w:rPr>
+          <w:rFonts w:ascii="Times New Roman" w:hAnsi="Times New Roman" w:cs="Times New Roman"/>
+          <w:bCs/>
+          <w:sz w:val="28"/>
+          <w:szCs w:val="28"/>
+          <w:lang w:val="en-US"/>
+        </w:rPr>
+        <w:t>Buboltz</w:t>
+      </w:r>
+      <w:proofErr w:type="spellEnd"/>
+      <w:r>
+        <w:rPr>
+          <w:rFonts w:ascii="Times New Roman" w:hAnsi="Times New Roman" w:cs="Times New Roman"/>
+          <w:bCs/>
+          <w:sz w:val="28"/>
+          <w:szCs w:val="28"/>
+          <w:lang w:val="en-US"/>
+        </w:rPr>
+        <w:t xml:space="preserve"> W. C., </w:t>
+      </w:r>
+      <w:proofErr w:type="spellStart"/>
+      <w:r>
+        <w:rPr>
+          <w:rFonts w:ascii="Times New Roman" w:hAnsi="Times New Roman" w:cs="Times New Roman"/>
+          <w:bCs/>
+          <w:sz w:val="28"/>
+          <w:szCs w:val="28"/>
+          <w:lang w:val="en-US"/>
+        </w:rPr>
+        <w:t>Soper</w:t>
+      </w:r>
+      <w:proofErr w:type="spellEnd"/>
+      <w:r>
+        <w:rPr>
+          <w:rFonts w:ascii="Times New Roman" w:hAnsi="Times New Roman" w:cs="Times New Roman"/>
+          <w:bCs/>
+          <w:sz w:val="28"/>
+          <w:szCs w:val="28"/>
+          <w:lang w:val="en-US"/>
+        </w:rPr>
+        <w:t xml:space="preserve"> B. Relationship of sleep hygiene awareness, sleep hygiene practices, and sleep quality // Behavioral Medicine. — 2002. — Vol. 28, № 1. — P. 33–38. </w:t>
+      </w:r>
+      <w:hyperlink r:id="rId11" w:tgtFrame="_blank" w:history="1">
+        <w:r>
+          <w:rPr>
+            <w:rStyle w:val="aa"/>
+            <w:rFonts w:ascii="Times New Roman" w:hAnsi="Times New Roman" w:cs="Times New Roman"/>
+            <w:bCs/>
+            <w:sz w:val="28"/>
+            <w:szCs w:val="28"/>
+          </w:rPr>
+          <w:t>https://doi.org/10.1080/08964280209596395</w:t>
+        </w:r>
+      </w:hyperlink>
     </w:p>
     <w:p>
       <w:pPr>
         <w:numPr>
           <w:ilvl w:val="0"/>
-          <w:numId w:val="28"/>
+          <w:numId w:val="31"/>
         </w:numPr>
-        <w:spacing w:before="100" w:beforeAutospacing="1" w:after="100" w:afterAutospacing="1" w:line="360" w:lineRule="auto"/>
+        <w:spacing w:before="100" w:beforeAutospacing="1" w:after="0" w:line="360" w:lineRule="auto"/>
         <w:rPr>
           <w:rFonts w:ascii="Times New Roman" w:hAnsi="Times New Roman" w:cs="Times New Roman"/>
           <w:bCs/>
@@ -12075,7 +12462,7 @@
           <w:sz w:val="28"/>
           <w:szCs w:val="28"/>
         </w:rPr>
-        <w:t>Лауэн</w:t>
+        <w:t>Флекова</w:t>
       </w:r>
       <w:proofErr w:type="spellEnd"/>
       <w:r>
@@ -12085,25 +12472,34 @@
           <w:sz w:val="28"/>
           <w:szCs w:val="28"/>
         </w:rPr>
-        <w:t xml:space="preserve"> К. А. Физическая активность и ментальное здоровье. — СПб.: Лань, 2018. — 256 с.</w:t>
+        <w:t xml:space="preserve"> С. А., Васильева Е. И. Электронные устройства и особенности сна у современной молодежи // Молодой ученый. — 2022. — № 5. — С. 122–125.</w:t>
       </w:r>
     </w:p>
     <w:p>
       <w:pPr>
+        <w:spacing w:before="100" w:beforeAutospacing="1" w:after="0" w:line="360" w:lineRule="auto"/>
+        <w:rPr>
+          <w:rFonts w:ascii="Times New Roman" w:hAnsi="Times New Roman" w:cs="Times New Roman"/>
+          <w:bCs/>
+          <w:sz w:val="28"/>
+          <w:szCs w:val="28"/>
+        </w:rPr>
+      </w:pPr>
+    </w:p>
+    <w:p>
+      <w:pPr>
         <w:numPr>
           <w:ilvl w:val="0"/>
-          <w:numId w:val="28"/>
+          <w:numId w:val="31"/>
         </w:numPr>
-        <w:spacing w:before="100" w:beforeAutospacing="1" w:after="100" w:afterAutospacing="1" w:line="360" w:lineRule="auto"/>
+        <w:spacing w:before="100" w:beforeAutospacing="1" w:after="0" w:line="360" w:lineRule="auto"/>
         <w:rPr>
           <w:rFonts w:ascii="Times New Roman" w:hAnsi="Times New Roman" w:cs="Times New Roman"/>
           <w:bCs/>
           <w:sz w:val="28"/>
           <w:szCs w:val="28"/>
-          <w:lang w:val="en-US"/>
-        </w:rPr>
-      </w:pPr>
-      <w:proofErr w:type="spellStart"/>
+        </w:rPr>
+      </w:pPr>
       <w:r>
         <w:rPr>
           <w:rFonts w:ascii="Times New Roman" w:hAnsi="Times New Roman" w:cs="Times New Roman"/>
@@ -12112,9 +12508,10 @@
           <w:szCs w:val="28"/>
           <w:lang w:val="en-US"/>
         </w:rPr>
-        <w:t>Micic</w:t>
-      </w:r>
-      <w:proofErr w:type="spellEnd"/>
+        <w:lastRenderedPageBreak/>
+        <w:t xml:space="preserve">Walker M. Why We </w:t>
+      </w:r>
+      <w:proofErr w:type="gramStart"/>
       <w:r>
         <w:rPr>
           <w:rFonts w:ascii="Times New Roman" w:hAnsi="Times New Roman" w:cs="Times New Roman"/>
@@ -12123,16 +12520,39 @@
           <w:szCs w:val="28"/>
           <w:lang w:val="en-US"/>
         </w:rPr>
-        <w:t xml:space="preserve"> G., Young A. H., Allen N. B., et al. Circadian rhythm, sleep and mood in university students: The role of technology use before bedtime // Chronobiology International. — 2019. — Vol. 36, № 4. — P. 487–495.</w:t>
-      </w:r>
+        <w:t>Sleep: Unlocking</w:t>
+      </w:r>
+      <w:proofErr w:type="gramEnd"/>
+      <w:r>
+        <w:rPr>
+          <w:rFonts w:ascii="Times New Roman" w:hAnsi="Times New Roman" w:cs="Times New Roman"/>
+          <w:bCs/>
+          <w:sz w:val="28"/>
+          <w:szCs w:val="28"/>
+          <w:lang w:val="en-US"/>
+        </w:rPr>
+        <w:t xml:space="preserve"> the Power of Sleep and Dreams. — New York: Scribner, 2017. — 368 p. </w:t>
+      </w:r>
+      <w:hyperlink r:id="rId12" w:tgtFrame="_blank" w:history="1">
+        <w:r>
+          <w:rPr>
+            <w:rStyle w:val="aa"/>
+            <w:rFonts w:ascii="Times New Roman" w:hAnsi="Times New Roman" w:cs="Times New Roman"/>
+            <w:bCs/>
+            <w:sz w:val="28"/>
+            <w:szCs w:val="28"/>
+          </w:rPr>
+          <w:t>https://www.simonandschuster.com/books/Why-We-Sleep/Matthew-Walker/9781501144318</w:t>
+        </w:r>
+      </w:hyperlink>
     </w:p>
     <w:p>
       <w:pPr>
         <w:numPr>
           <w:ilvl w:val="0"/>
-          <w:numId w:val="28"/>
+          <w:numId w:val="31"/>
         </w:numPr>
-        <w:spacing w:before="100" w:beforeAutospacing="1" w:after="100" w:afterAutospacing="1" w:line="360" w:lineRule="auto"/>
+        <w:spacing w:before="100" w:beforeAutospacing="1" w:after="0" w:line="360" w:lineRule="auto"/>
         <w:rPr>
           <w:rFonts w:ascii="Times New Roman" w:hAnsi="Times New Roman" w:cs="Times New Roman"/>
           <w:bCs/>
@@ -12154,9 +12574,9 @@
       <w:pPr>
         <w:numPr>
           <w:ilvl w:val="0"/>
-          <w:numId w:val="28"/>
+          <w:numId w:val="31"/>
         </w:numPr>
-        <w:spacing w:before="100" w:beforeAutospacing="1" w:after="100" w:afterAutospacing="1" w:line="360" w:lineRule="auto"/>
+        <w:spacing w:before="100" w:beforeAutospacing="1" w:after="0" w:line="360" w:lineRule="auto"/>
         <w:rPr>
           <w:rFonts w:ascii="Times New Roman" w:hAnsi="Times New Roman" w:cs="Times New Roman"/>
           <w:bCs/>
@@ -12170,12 +12590,306 @@
           <w:bCs/>
           <w:sz w:val="28"/>
           <w:szCs w:val="28"/>
-        </w:rPr>
-        <w:t>Глухов А. В., Кузнецова М. Н. Влияние использования мобильных устройств на качество сна у студентов // Проблемы современной науки и образования. — 2020. — № 11. — С. 25–29.</w:t>
-      </w:r>
+          <w:lang w:val="en-US"/>
+        </w:rPr>
+        <w:t>Hale L., Guan S. Screen time and sleep among school-aged children and adolescents: A systematic literature review // Sleep Medicine Reviews. — 2015. — Vol. 21. — P. 50–58. </w:t>
+      </w:r>
+      <w:hyperlink r:id="rId13" w:tgtFrame="_blank" w:history="1">
+        <w:r>
+          <w:rPr>
+            <w:rStyle w:val="aa"/>
+            <w:rFonts w:ascii="Times New Roman" w:hAnsi="Times New Roman" w:cs="Times New Roman"/>
+            <w:bCs/>
+            <w:sz w:val="28"/>
+            <w:szCs w:val="28"/>
+          </w:rPr>
+          <w:t>https://doi.org/10.1016/j.smrv.2014.07.007</w:t>
+        </w:r>
+      </w:hyperlink>
     </w:p>
     <w:p>
       <w:pPr>
+        <w:numPr>
+          <w:ilvl w:val="0"/>
+          <w:numId w:val="31"/>
+        </w:numPr>
+        <w:spacing w:before="100" w:beforeAutospacing="1" w:after="0" w:line="360" w:lineRule="auto"/>
+        <w:rPr>
+          <w:rFonts w:ascii="Times New Roman" w:hAnsi="Times New Roman" w:cs="Times New Roman"/>
+          <w:bCs/>
+          <w:sz w:val="28"/>
+          <w:szCs w:val="28"/>
+        </w:rPr>
+      </w:pPr>
+      <w:r>
+        <w:rPr>
+          <w:rFonts w:ascii="Times New Roman" w:hAnsi="Times New Roman" w:cs="Times New Roman"/>
+          <w:bCs/>
+          <w:sz w:val="28"/>
+          <w:szCs w:val="28"/>
+        </w:rPr>
+        <w:t>Чижова Н. Д., Смирнова Л. В. Междисциплинарные аспекты нарушений сна у подростков и молодых взрослых // Журнал неврологии и психиатрии им. С.С. Корсакова. — 2021. — № 3. — С. 92–99.</w:t>
+      </w:r>
+    </w:p>
+    <w:p>
+      <w:pPr>
+        <w:numPr>
+          <w:ilvl w:val="0"/>
+          <w:numId w:val="31"/>
+        </w:numPr>
+        <w:spacing w:before="100" w:beforeAutospacing="1" w:after="0" w:line="360" w:lineRule="auto"/>
+        <w:rPr>
+          <w:rFonts w:ascii="Times New Roman" w:hAnsi="Times New Roman" w:cs="Times New Roman"/>
+          <w:bCs/>
+          <w:sz w:val="28"/>
+          <w:szCs w:val="28"/>
+        </w:rPr>
+      </w:pPr>
+      <w:proofErr w:type="spellStart"/>
+      <w:r>
+        <w:rPr>
+          <w:rFonts w:ascii="Times New Roman" w:hAnsi="Times New Roman" w:cs="Times New Roman"/>
+          <w:bCs/>
+          <w:sz w:val="28"/>
+          <w:szCs w:val="28"/>
+          <w:lang w:val="en-US"/>
+        </w:rPr>
+        <w:t>Exelmans</w:t>
+      </w:r>
+      <w:proofErr w:type="spellEnd"/>
+      <w:r>
+        <w:rPr>
+          <w:rFonts w:ascii="Times New Roman" w:hAnsi="Times New Roman" w:cs="Times New Roman"/>
+          <w:bCs/>
+          <w:sz w:val="28"/>
+          <w:szCs w:val="28"/>
+          <w:lang w:val="en-US"/>
+        </w:rPr>
+        <w:t xml:space="preserve"> L., Van den </w:t>
+      </w:r>
+      <w:proofErr w:type="spellStart"/>
+      <w:r>
+        <w:rPr>
+          <w:rFonts w:ascii="Times New Roman" w:hAnsi="Times New Roman" w:cs="Times New Roman"/>
+          <w:bCs/>
+          <w:sz w:val="28"/>
+          <w:szCs w:val="28"/>
+          <w:lang w:val="en-US"/>
+        </w:rPr>
+        <w:t>Bulck</w:t>
+      </w:r>
+      <w:proofErr w:type="spellEnd"/>
+      <w:r>
+        <w:rPr>
+          <w:rFonts w:ascii="Times New Roman" w:hAnsi="Times New Roman" w:cs="Times New Roman"/>
+          <w:bCs/>
+          <w:sz w:val="28"/>
+          <w:szCs w:val="28"/>
+          <w:lang w:val="en-US"/>
+        </w:rPr>
+        <w:t xml:space="preserve"> J. Bedtime mobile phone use and sleep in adults // Social Science &amp; Medicine. — 2016. — Vol. 148. — P. 93–101. </w:t>
+      </w:r>
+      <w:hyperlink r:id="rId14" w:tgtFrame="_blank" w:history="1">
+        <w:r>
+          <w:rPr>
+            <w:rStyle w:val="aa"/>
+            <w:rFonts w:ascii="Times New Roman" w:hAnsi="Times New Roman" w:cs="Times New Roman"/>
+            <w:bCs/>
+            <w:sz w:val="28"/>
+            <w:szCs w:val="28"/>
+          </w:rPr>
+          <w:t>https://doi.org/10.1016/j.socscimed.2015.11.043</w:t>
+        </w:r>
+      </w:hyperlink>
+    </w:p>
+    <w:p>
+      <w:pPr>
+        <w:numPr>
+          <w:ilvl w:val="0"/>
+          <w:numId w:val="31"/>
+        </w:numPr>
+        <w:spacing w:before="100" w:beforeAutospacing="1" w:after="0" w:line="360" w:lineRule="auto"/>
+        <w:rPr>
+          <w:rFonts w:ascii="Times New Roman" w:hAnsi="Times New Roman" w:cs="Times New Roman"/>
+          <w:bCs/>
+          <w:sz w:val="28"/>
+          <w:szCs w:val="28"/>
+        </w:rPr>
+      </w:pPr>
+      <w:proofErr w:type="spellStart"/>
+      <w:r>
+        <w:rPr>
+          <w:rFonts w:ascii="Times New Roman" w:hAnsi="Times New Roman" w:cs="Times New Roman"/>
+          <w:bCs/>
+          <w:sz w:val="28"/>
+          <w:szCs w:val="28"/>
+          <w:lang w:val="en-US"/>
+        </w:rPr>
+        <w:t>Micic</w:t>
+      </w:r>
+      <w:proofErr w:type="spellEnd"/>
+      <w:r>
+        <w:rPr>
+          <w:rFonts w:ascii="Times New Roman" w:hAnsi="Times New Roman" w:cs="Times New Roman"/>
+          <w:bCs/>
+          <w:sz w:val="28"/>
+          <w:szCs w:val="28"/>
+          <w:lang w:val="en-US"/>
+        </w:rPr>
+        <w:t xml:space="preserve"> G., Young A. H., Allen N. B., et al. Circadian rhythm, sleep and mood in university students: The role of technology use before bedtime // Chronobiology International. — 2019. — Vol. 36, № 4. — P. 487–495. </w:t>
+      </w:r>
+      <w:hyperlink r:id="rId15" w:tgtFrame="_blank" w:history="1">
+        <w:r>
+          <w:rPr>
+            <w:rStyle w:val="aa"/>
+            <w:rFonts w:ascii="Times New Roman" w:hAnsi="Times New Roman" w:cs="Times New Roman"/>
+            <w:bCs/>
+            <w:sz w:val="28"/>
+            <w:szCs w:val="28"/>
+          </w:rPr>
+          <w:t>https://doi.org/10.1080/07420528.2019.1575130</w:t>
+        </w:r>
+      </w:hyperlink>
+    </w:p>
+    <w:p>
+      <w:pPr>
+        <w:numPr>
+          <w:ilvl w:val="0"/>
+          <w:numId w:val="31"/>
+        </w:numPr>
+        <w:spacing w:before="100" w:beforeAutospacing="1" w:after="0" w:line="360" w:lineRule="auto"/>
+        <w:rPr>
+          <w:rFonts w:ascii="Times New Roman" w:hAnsi="Times New Roman" w:cs="Times New Roman"/>
+          <w:bCs/>
+          <w:sz w:val="28"/>
+          <w:szCs w:val="28"/>
+        </w:rPr>
+      </w:pPr>
+      <w:proofErr w:type="spellStart"/>
+      <w:r>
+        <w:rPr>
+          <w:rFonts w:ascii="Times New Roman" w:hAnsi="Times New Roman" w:cs="Times New Roman"/>
+          <w:bCs/>
+          <w:sz w:val="28"/>
+          <w:szCs w:val="28"/>
+          <w:lang w:val="en-US"/>
+        </w:rPr>
+        <w:t>Levenson</w:t>
+      </w:r>
+      <w:proofErr w:type="spellEnd"/>
+      <w:r>
+        <w:rPr>
+          <w:rFonts w:ascii="Times New Roman" w:hAnsi="Times New Roman" w:cs="Times New Roman"/>
+          <w:bCs/>
+          <w:sz w:val="28"/>
+          <w:szCs w:val="28"/>
+          <w:lang w:val="en-US"/>
+        </w:rPr>
+        <w:t xml:space="preserve"> J. C., </w:t>
+      </w:r>
+      <w:proofErr w:type="spellStart"/>
+      <w:r>
+        <w:rPr>
+          <w:rFonts w:ascii="Times New Roman" w:hAnsi="Times New Roman" w:cs="Times New Roman"/>
+          <w:bCs/>
+          <w:sz w:val="28"/>
+          <w:szCs w:val="28"/>
+          <w:lang w:val="en-US"/>
+        </w:rPr>
+        <w:t>Shensa</w:t>
+      </w:r>
+      <w:proofErr w:type="spellEnd"/>
+      <w:r>
+        <w:rPr>
+          <w:rFonts w:ascii="Times New Roman" w:hAnsi="Times New Roman" w:cs="Times New Roman"/>
+          <w:bCs/>
+          <w:sz w:val="28"/>
+          <w:szCs w:val="28"/>
+          <w:lang w:val="en-US"/>
+        </w:rPr>
+        <w:t xml:space="preserve"> A., </w:t>
+      </w:r>
+      <w:proofErr w:type="spellStart"/>
+      <w:r>
+        <w:rPr>
+          <w:rFonts w:ascii="Times New Roman" w:hAnsi="Times New Roman" w:cs="Times New Roman"/>
+          <w:bCs/>
+          <w:sz w:val="28"/>
+          <w:szCs w:val="28"/>
+          <w:lang w:val="en-US"/>
+        </w:rPr>
+        <w:t>Sidani</w:t>
+      </w:r>
+      <w:proofErr w:type="spellEnd"/>
+      <w:r>
+        <w:rPr>
+          <w:rFonts w:ascii="Times New Roman" w:hAnsi="Times New Roman" w:cs="Times New Roman"/>
+          <w:bCs/>
+          <w:sz w:val="28"/>
+          <w:szCs w:val="28"/>
+          <w:lang w:val="en-US"/>
+        </w:rPr>
+        <w:t xml:space="preserve"> J. E., </w:t>
+      </w:r>
+      <w:proofErr w:type="spellStart"/>
+      <w:r>
+        <w:rPr>
+          <w:rFonts w:ascii="Times New Roman" w:hAnsi="Times New Roman" w:cs="Times New Roman"/>
+          <w:bCs/>
+          <w:sz w:val="28"/>
+          <w:szCs w:val="28"/>
+          <w:lang w:val="en-US"/>
+        </w:rPr>
+        <w:t>Colditz</w:t>
+      </w:r>
+      <w:proofErr w:type="spellEnd"/>
+      <w:r>
+        <w:rPr>
+          <w:rFonts w:ascii="Times New Roman" w:hAnsi="Times New Roman" w:cs="Times New Roman"/>
+          <w:bCs/>
+          <w:sz w:val="28"/>
+          <w:szCs w:val="28"/>
+          <w:lang w:val="en-US"/>
+        </w:rPr>
+        <w:t xml:space="preserve"> J. B., </w:t>
+      </w:r>
+      <w:proofErr w:type="spellStart"/>
+      <w:r>
+        <w:rPr>
+          <w:rFonts w:ascii="Times New Roman" w:hAnsi="Times New Roman" w:cs="Times New Roman"/>
+          <w:bCs/>
+          <w:sz w:val="28"/>
+          <w:szCs w:val="28"/>
+          <w:lang w:val="en-US"/>
+        </w:rPr>
+        <w:t>Primack</w:t>
+      </w:r>
+      <w:proofErr w:type="spellEnd"/>
+      <w:r>
+        <w:rPr>
+          <w:rFonts w:ascii="Times New Roman" w:hAnsi="Times New Roman" w:cs="Times New Roman"/>
+          <w:bCs/>
+          <w:sz w:val="28"/>
+          <w:szCs w:val="28"/>
+          <w:lang w:val="en-US"/>
+        </w:rPr>
+        <w:t xml:space="preserve"> B. A. Social Media Use Before Bed and Sleep Disturbance Among Young Adults in the United States: A Nationally Representative Study // Sleep. — 2016. — Vol. 40, № 9. — P. 1–7. </w:t>
+      </w:r>
+      <w:hyperlink r:id="rId16" w:tgtFrame="_blank" w:history="1">
+        <w:r>
+          <w:rPr>
+            <w:rStyle w:val="aa"/>
+            <w:rFonts w:ascii="Times New Roman" w:hAnsi="Times New Roman" w:cs="Times New Roman"/>
+            <w:bCs/>
+            <w:sz w:val="28"/>
+            <w:szCs w:val="28"/>
+          </w:rPr>
+          <w:t>https://doi.org/10.1093/sleep/zsx113</w:t>
+        </w:r>
+      </w:hyperlink>
+    </w:p>
+    <w:p>
+      <w:pPr>
         <w:spacing w:before="100" w:beforeAutospacing="1" w:after="100" w:afterAutospacing="1" w:line="240" w:lineRule="auto"/>
         <w:rPr>
           <w:rStyle w:val="a8"/>
@@ -12200,28 +12914,6 @@
       <w:pPr>
         <w:spacing w:before="100" w:beforeAutospacing="1" w:after="100" w:afterAutospacing="1" w:line="240" w:lineRule="auto"/>
         <w:rPr>
-          <w:rStyle w:val="a8"/>
-          <w:rFonts w:ascii="Times New Roman" w:hAnsi="Times New Roman" w:cs="Times New Roman"/>
-          <w:sz w:val="28"/>
-          <w:szCs w:val="28"/>
-        </w:rPr>
-      </w:pPr>
-    </w:p>
-    <w:p>
-      <w:pPr>
-        <w:spacing w:before="100" w:beforeAutospacing="1" w:after="100" w:afterAutospacing="1" w:line="240" w:lineRule="auto"/>
-        <w:rPr>
-          <w:rStyle w:val="a8"/>
-          <w:rFonts w:ascii="Times New Roman" w:hAnsi="Times New Roman" w:cs="Times New Roman"/>
-          <w:sz w:val="28"/>
-          <w:szCs w:val="28"/>
-        </w:rPr>
-      </w:pPr>
-    </w:p>
-    <w:p>
-      <w:pPr>
-        <w:spacing w:before="100" w:beforeAutospacing="1" w:after="100" w:afterAutospacing="1" w:line="240" w:lineRule="auto"/>
-        <w:rPr>
           <w:rFonts w:ascii="Times New Roman" w:eastAsia="Times New Roman" w:hAnsi="Times New Roman" w:cs="Times New Roman"/>
           <w:b/>
           <w:bCs/>
@@ -12235,7 +12927,6 @@
           <w:sz w:val="28"/>
           <w:szCs w:val="28"/>
         </w:rPr>
-        <w:lastRenderedPageBreak/>
         <w:br/>
       </w:r>
       <w:r>
@@ -12289,9 +12980,9 @@
           <w:lang w:val="en-US"/>
         </w:rPr>
       </w:pPr>
-      <w:bookmarkStart w:id="25" w:name="_Toc199683835"/>
+      <w:bookmarkStart w:id="24" w:name="_Toc199683835"/>
+      <w:bookmarkStart w:id="25" w:name="_Toc222075087"/>
       <w:bookmarkStart w:id="26" w:name="OLE_LINK2"/>
-      <w:bookmarkStart w:id="27" w:name="_Toc222075087"/>
       <w:r>
         <w:rPr>
           <w:rFonts w:ascii="Times New Roman" w:eastAsia="Times New Roman" w:hAnsi="Times New Roman" w:cs="Times New Roman"/>
@@ -12299,10 +12990,11 @@
           <w:bCs/>
           <w:color w:val="000000" w:themeColor="text1"/>
         </w:rPr>
+        <w:lastRenderedPageBreak/>
         <w:t>Приложение</w:t>
       </w:r>
+      <w:bookmarkEnd w:id="24"/>
       <w:bookmarkEnd w:id="25"/>
-      <w:bookmarkEnd w:id="27"/>
     </w:p>
     <w:bookmarkEnd w:id="26"/>
     <w:p>
@@ -12349,7 +13041,7 @@
         </w:rPr>
         <w:t xml:space="preserve"> </w:t>
       </w:r>
-      <w:bookmarkStart w:id="28" w:name="_Hlk209383124"/>
+      <w:bookmarkStart w:id="27" w:name="_Hlk209383124"/>
       <w:r>
         <w:rPr>
           <w:rFonts w:ascii="Times New Roman" w:eastAsia="Times New Roman" w:hAnsi="Times New Roman" w:cs="Times New Roman"/>
@@ -12361,7 +13053,7 @@
         </w:rPr>
         <w:t>«Pittsburgh Sleep Quality Index» (</w:t>
       </w:r>
-      <w:bookmarkStart w:id="29" w:name="_Hlk209382925"/>
+      <w:bookmarkStart w:id="28" w:name="_Hlk209382925"/>
       <w:r>
         <w:rPr>
           <w:rFonts w:ascii="Times New Roman" w:eastAsia="Times New Roman" w:hAnsi="Times New Roman" w:cs="Times New Roman"/>
@@ -12373,7 +13065,7 @@
         </w:rPr>
         <w:t>PSQI</w:t>
       </w:r>
-      <w:bookmarkEnd w:id="29"/>
+      <w:bookmarkEnd w:id="28"/>
       <w:r>
         <w:rPr>
           <w:rFonts w:ascii="Times New Roman" w:eastAsia="Times New Roman" w:hAnsi="Times New Roman" w:cs="Times New Roman"/>
@@ -12385,7 +13077,7 @@
         </w:rPr>
         <w:t>)</w:t>
       </w:r>
-      <w:bookmarkEnd w:id="28"/>
+      <w:bookmarkEnd w:id="27"/>
     </w:p>
     <w:p>
       <w:pPr>
@@ -12414,7 +13106,7 @@
           <w:szCs w:val="28"/>
         </w:rPr>
       </w:pPr>
-      <w:bookmarkStart w:id="30" w:name="_Hlk209538844"/>
+      <w:bookmarkStart w:id="29" w:name="_Hlk209538844"/>
       <w:r>
         <w:rPr>
           <w:rFonts w:ascii="Times New Roman" w:eastAsia="Times New Roman" w:hAnsi="Times New Roman" w:cs="Times New Roman"/>
@@ -12423,8 +13115,8 @@
         </w:rPr>
         <w:t xml:space="preserve">1.1. </w:t>
       </w:r>
-      <w:bookmarkStart w:id="31" w:name="OLE_LINK6"/>
-      <w:bookmarkStart w:id="32" w:name="_Hlk209538833"/>
+      <w:bookmarkStart w:id="30" w:name="OLE_LINK6"/>
+      <w:bookmarkStart w:id="31" w:name="_Hlk209538833"/>
       <w:r>
         <w:rPr>
           <w:rFonts w:ascii="Times New Roman" w:eastAsia="Times New Roman" w:hAnsi="Times New Roman" w:cs="Times New Roman"/>
@@ -12433,6 +13125,15 @@
         </w:rPr>
         <w:t>Во сколько вы обычно ложитесь спать?</w:t>
       </w:r>
+      <w:bookmarkEnd w:id="30"/>
+      <w:r>
+        <w:rPr>
+          <w:rFonts w:ascii="Times New Roman" w:eastAsia="Times New Roman" w:hAnsi="Times New Roman" w:cs="Times New Roman"/>
+          <w:sz w:val="28"/>
+          <w:szCs w:val="28"/>
+        </w:rPr>
+        <w:t xml:space="preserve"> </w:t>
+      </w:r>
       <w:bookmarkEnd w:id="31"/>
       <w:r>
         <w:rPr>
@@ -12440,9 +13141,90 @@
           <w:sz w:val="28"/>
           <w:szCs w:val="28"/>
         </w:rPr>
-        <w:t xml:space="preserve"> </w:t>
+        <w:t>________ (</w:t>
+      </w:r>
+      <w:proofErr w:type="gramStart"/>
+      <w:r>
+        <w:rPr>
+          <w:rFonts w:ascii="Times New Roman" w:eastAsia="Times New Roman" w:hAnsi="Times New Roman" w:cs="Times New Roman"/>
+          <w:sz w:val="28"/>
+          <w:szCs w:val="28"/>
+        </w:rPr>
+        <w:t>часы:минуты</w:t>
+      </w:r>
+      <w:proofErr w:type="gramEnd"/>
+      <w:r>
+        <w:rPr>
+          <w:rFonts w:ascii="Times New Roman" w:eastAsia="Times New Roman" w:hAnsi="Times New Roman" w:cs="Times New Roman"/>
+          <w:sz w:val="28"/>
+          <w:szCs w:val="28"/>
+        </w:rPr>
+        <w:t>)</w:t>
+      </w:r>
+    </w:p>
+    <w:p>
+      <w:pPr>
+        <w:spacing w:before="100" w:beforeAutospacing="1" w:after="100" w:afterAutospacing="1" w:line="240" w:lineRule="auto"/>
+        <w:rPr>
+          <w:rFonts w:ascii="Times New Roman" w:eastAsia="Times New Roman" w:hAnsi="Times New Roman" w:cs="Times New Roman"/>
+          <w:sz w:val="28"/>
+          <w:szCs w:val="28"/>
+        </w:rPr>
+      </w:pPr>
+      <w:r>
+        <w:rPr>
+          <w:rFonts w:ascii="Times New Roman" w:eastAsia="Times New Roman" w:hAnsi="Times New Roman" w:cs="Times New Roman"/>
+          <w:sz w:val="28"/>
+          <w:szCs w:val="28"/>
+        </w:rPr>
+        <w:t xml:space="preserve">1.2. </w:t>
+      </w:r>
+      <w:bookmarkStart w:id="32" w:name="OLE_LINK7"/>
+      <w:r>
+        <w:rPr>
+          <w:rFonts w:ascii="Times New Roman" w:eastAsia="Times New Roman" w:hAnsi="Times New Roman" w:cs="Times New Roman"/>
+          <w:sz w:val="28"/>
+          <w:szCs w:val="28"/>
+        </w:rPr>
+        <w:t>Сколько минут вам обычно требуется, чтобы заснуть?</w:t>
       </w:r>
       <w:bookmarkEnd w:id="32"/>
+      <w:r>
+        <w:rPr>
+          <w:rFonts w:ascii="Times New Roman" w:eastAsia="Times New Roman" w:hAnsi="Times New Roman" w:cs="Times New Roman"/>
+          <w:sz w:val="28"/>
+          <w:szCs w:val="28"/>
+        </w:rPr>
+        <w:t xml:space="preserve"> ________ мин.</w:t>
+      </w:r>
+    </w:p>
+    <w:p>
+      <w:pPr>
+        <w:spacing w:before="100" w:beforeAutospacing="1" w:after="100" w:afterAutospacing="1" w:line="240" w:lineRule="auto"/>
+        <w:rPr>
+          <w:rFonts w:ascii="Times New Roman" w:eastAsia="Times New Roman" w:hAnsi="Times New Roman" w:cs="Times New Roman"/>
+          <w:sz w:val="28"/>
+          <w:szCs w:val="28"/>
+        </w:rPr>
+      </w:pPr>
+      <w:r>
+        <w:rPr>
+          <w:rFonts w:ascii="Times New Roman" w:eastAsia="Times New Roman" w:hAnsi="Times New Roman" w:cs="Times New Roman"/>
+          <w:sz w:val="28"/>
+          <w:szCs w:val="28"/>
+        </w:rPr>
+        <w:t xml:space="preserve">1.3. </w:t>
+      </w:r>
+      <w:bookmarkStart w:id="33" w:name="_Hlk209383198"/>
+      <w:r>
+        <w:rPr>
+          <w:rFonts w:ascii="Times New Roman" w:eastAsia="Times New Roman" w:hAnsi="Times New Roman" w:cs="Times New Roman"/>
+          <w:sz w:val="28"/>
+          <w:szCs w:val="28"/>
+        </w:rPr>
+        <w:t xml:space="preserve">Во сколько вы обычно просыпаетесь? </w:t>
+      </w:r>
+      <w:bookmarkEnd w:id="33"/>
       <w:r>
         <w:rPr>
           <w:rFonts w:ascii="Times New Roman" w:eastAsia="Times New Roman" w:hAnsi="Times New Roman" w:cs="Times New Roman"/>
@@ -12487,25 +13269,25 @@
           <w:sz w:val="28"/>
           <w:szCs w:val="28"/>
         </w:rPr>
-        <w:t xml:space="preserve">1.2. </w:t>
-      </w:r>
-      <w:bookmarkStart w:id="33" w:name="OLE_LINK7"/>
-      <w:r>
-        <w:rPr>
-          <w:rFonts w:ascii="Times New Roman" w:eastAsia="Times New Roman" w:hAnsi="Times New Roman" w:cs="Times New Roman"/>
-          <w:sz w:val="28"/>
-          <w:szCs w:val="28"/>
-        </w:rPr>
-        <w:t>Сколько минут вам обычно требуется, чтобы заснуть?</w:t>
-      </w:r>
-      <w:bookmarkEnd w:id="33"/>
-      <w:r>
-        <w:rPr>
-          <w:rFonts w:ascii="Times New Roman" w:eastAsia="Times New Roman" w:hAnsi="Times New Roman" w:cs="Times New Roman"/>
-          <w:sz w:val="28"/>
-          <w:szCs w:val="28"/>
-        </w:rPr>
-        <w:t xml:space="preserve"> ________ мин.</w:t>
+        <w:t xml:space="preserve">1.4. </w:t>
+      </w:r>
+      <w:bookmarkStart w:id="34" w:name="OLE_LINK10"/>
+      <w:r>
+        <w:rPr>
+          <w:rFonts w:ascii="Times New Roman" w:eastAsia="Times New Roman" w:hAnsi="Times New Roman" w:cs="Times New Roman"/>
+          <w:sz w:val="28"/>
+          <w:szCs w:val="28"/>
+        </w:rPr>
+        <w:t xml:space="preserve">Сколько часов сна вы обычно получаете? </w:t>
+      </w:r>
+      <w:bookmarkEnd w:id="34"/>
+      <w:r>
+        <w:rPr>
+          <w:rFonts w:ascii="Times New Roman" w:eastAsia="Times New Roman" w:hAnsi="Times New Roman" w:cs="Times New Roman"/>
+          <w:sz w:val="28"/>
+          <w:szCs w:val="28"/>
+        </w:rPr>
+        <w:t>________ ч.</w:t>
       </w:r>
     </w:p>
     <w:p>
@@ -12523,45 +13305,53 @@
           <w:sz w:val="28"/>
           <w:szCs w:val="28"/>
         </w:rPr>
-        <w:t xml:space="preserve">1.3. </w:t>
-      </w:r>
-      <w:bookmarkStart w:id="34" w:name="_Hlk209383198"/>
-      <w:r>
-        <w:rPr>
-          <w:rFonts w:ascii="Times New Roman" w:eastAsia="Times New Roman" w:hAnsi="Times New Roman" w:cs="Times New Roman"/>
-          <w:sz w:val="28"/>
-          <w:szCs w:val="28"/>
-        </w:rPr>
-        <w:t xml:space="preserve">Во сколько вы обычно просыпаетесь? </w:t>
-      </w:r>
-      <w:bookmarkEnd w:id="34"/>
-      <w:r>
-        <w:rPr>
-          <w:rFonts w:ascii="Times New Roman" w:eastAsia="Times New Roman" w:hAnsi="Times New Roman" w:cs="Times New Roman"/>
-          <w:sz w:val="28"/>
-          <w:szCs w:val="28"/>
-        </w:rPr>
-        <w:t>________ (</w:t>
-      </w:r>
-      <w:proofErr w:type="spellStart"/>
-      <w:proofErr w:type="gramStart"/>
-      <w:r>
-        <w:rPr>
-          <w:rFonts w:ascii="Times New Roman" w:eastAsia="Times New Roman" w:hAnsi="Times New Roman" w:cs="Times New Roman"/>
-          <w:sz w:val="28"/>
-          <w:szCs w:val="28"/>
-        </w:rPr>
-        <w:t>часы:минуты</w:t>
-      </w:r>
-      <w:proofErr w:type="spellEnd"/>
-      <w:proofErr w:type="gramEnd"/>
-      <w:r>
-        <w:rPr>
-          <w:rFonts w:ascii="Times New Roman" w:eastAsia="Times New Roman" w:hAnsi="Times New Roman" w:cs="Times New Roman"/>
-          <w:sz w:val="28"/>
-          <w:szCs w:val="28"/>
-        </w:rPr>
-        <w:t>)</w:t>
+        <w:t xml:space="preserve">1.5. </w:t>
+      </w:r>
+      <w:bookmarkStart w:id="35" w:name="OLE_LINK12"/>
+      <w:r>
+        <w:rPr>
+          <w:rFonts w:ascii="Times New Roman" w:eastAsia="Times New Roman" w:hAnsi="Times New Roman" w:cs="Times New Roman"/>
+          <w:sz w:val="28"/>
+          <w:szCs w:val="28"/>
+        </w:rPr>
+        <w:t>Как часто за последние 3 недели вы испытывали следующие ситуации? Укажите частоту:</w:t>
+      </w:r>
+    </w:p>
+    <w:bookmarkEnd w:id="35"/>
+    <w:p>
+      <w:pPr>
+        <w:spacing w:before="100" w:beforeAutospacing="1" w:after="100" w:afterAutospacing="1" w:line="240" w:lineRule="auto"/>
+        <w:rPr>
+          <w:rFonts w:ascii="Times New Roman" w:eastAsia="Times New Roman" w:hAnsi="Times New Roman" w:cs="Times New Roman"/>
+          <w:sz w:val="28"/>
+          <w:szCs w:val="28"/>
+        </w:rPr>
+      </w:pPr>
+      <w:r>
+        <w:rPr>
+          <w:rFonts w:ascii="Times New Roman" w:eastAsia="Times New Roman" w:hAnsi="Times New Roman" w:cs="Times New Roman"/>
+          <w:sz w:val="28"/>
+          <w:szCs w:val="28"/>
+        </w:rPr>
+        <w:t xml:space="preserve">- </w:t>
+      </w:r>
+      <w:bookmarkStart w:id="36" w:name="_Hlk209383422"/>
+      <w:r>
+        <w:rPr>
+          <w:rFonts w:ascii="Times New Roman" w:eastAsia="Times New Roman" w:hAnsi="Times New Roman" w:cs="Times New Roman"/>
+          <w:sz w:val="28"/>
+          <w:szCs w:val="28"/>
+        </w:rPr>
+        <w:t xml:space="preserve">не могли заснуть в течение 30 минут </w:t>
+      </w:r>
+      <w:bookmarkEnd w:id="36"/>
+      <w:r>
+        <w:rPr>
+          <w:rFonts w:ascii="Times New Roman" w:eastAsia="Times New Roman" w:hAnsi="Times New Roman" w:cs="Times New Roman"/>
+          <w:sz w:val="28"/>
+          <w:szCs w:val="28"/>
+        </w:rPr>
+        <w:t>______</w:t>
       </w:r>
     </w:p>
     <w:p>
@@ -12579,25 +13369,25 @@
           <w:sz w:val="28"/>
           <w:szCs w:val="28"/>
         </w:rPr>
-        <w:t xml:space="preserve">1.4. </w:t>
-      </w:r>
-      <w:bookmarkStart w:id="35" w:name="OLE_LINK10"/>
-      <w:r>
-        <w:rPr>
-          <w:rFonts w:ascii="Times New Roman" w:eastAsia="Times New Roman" w:hAnsi="Times New Roman" w:cs="Times New Roman"/>
-          <w:sz w:val="28"/>
-          <w:szCs w:val="28"/>
-        </w:rPr>
-        <w:t xml:space="preserve">Сколько часов сна вы обычно получаете? </w:t>
-      </w:r>
-      <w:bookmarkEnd w:id="35"/>
-      <w:r>
-        <w:rPr>
-          <w:rFonts w:ascii="Times New Roman" w:eastAsia="Times New Roman" w:hAnsi="Times New Roman" w:cs="Times New Roman"/>
-          <w:sz w:val="28"/>
-          <w:szCs w:val="28"/>
-        </w:rPr>
-        <w:t>________ ч.</w:t>
+        <w:t xml:space="preserve">- </w:t>
+      </w:r>
+      <w:bookmarkStart w:id="37" w:name="_Hlk209383428"/>
+      <w:r>
+        <w:rPr>
+          <w:rFonts w:ascii="Times New Roman" w:eastAsia="Times New Roman" w:hAnsi="Times New Roman" w:cs="Times New Roman"/>
+          <w:sz w:val="28"/>
+          <w:szCs w:val="28"/>
+        </w:rPr>
+        <w:t xml:space="preserve">просыпались ночью или рано утром </w:t>
+      </w:r>
+      <w:bookmarkEnd w:id="37"/>
+      <w:r>
+        <w:rPr>
+          <w:rFonts w:ascii="Times New Roman" w:eastAsia="Times New Roman" w:hAnsi="Times New Roman" w:cs="Times New Roman"/>
+          <w:sz w:val="28"/>
+          <w:szCs w:val="28"/>
+        </w:rPr>
+        <w:t>______</w:t>
       </w:r>
     </w:p>
     <w:p>
@@ -12615,46 +13405,18 @@
           <w:sz w:val="28"/>
           <w:szCs w:val="28"/>
         </w:rPr>
-        <w:t xml:space="preserve">1.5. </w:t>
-      </w:r>
-      <w:bookmarkStart w:id="36" w:name="OLE_LINK12"/>
-      <w:r>
-        <w:rPr>
-          <w:rFonts w:ascii="Times New Roman" w:eastAsia="Times New Roman" w:hAnsi="Times New Roman" w:cs="Times New Roman"/>
-          <w:sz w:val="28"/>
-          <w:szCs w:val="28"/>
-        </w:rPr>
-        <w:t>Как часто за последние 3 недели вы испытывали следующие ситуации? Укажите частоту:</w:t>
-      </w:r>
-    </w:p>
-    <w:bookmarkEnd w:id="36"/>
-    <w:p>
-      <w:pPr>
-        <w:spacing w:before="100" w:beforeAutospacing="1" w:after="100" w:afterAutospacing="1" w:line="240" w:lineRule="auto"/>
-        <w:rPr>
-          <w:rFonts w:ascii="Times New Roman" w:eastAsia="Times New Roman" w:hAnsi="Times New Roman" w:cs="Times New Roman"/>
-          <w:sz w:val="28"/>
-          <w:szCs w:val="28"/>
-        </w:rPr>
-      </w:pPr>
-      <w:r>
-        <w:rPr>
-          <w:rFonts w:ascii="Times New Roman" w:eastAsia="Times New Roman" w:hAnsi="Times New Roman" w:cs="Times New Roman"/>
-          <w:sz w:val="28"/>
-          <w:szCs w:val="28"/>
-        </w:rPr>
         <w:t xml:space="preserve">- </w:t>
       </w:r>
-      <w:bookmarkStart w:id="37" w:name="_Hlk209383422"/>
-      <w:r>
-        <w:rPr>
-          <w:rFonts w:ascii="Times New Roman" w:eastAsia="Times New Roman" w:hAnsi="Times New Roman" w:cs="Times New Roman"/>
-          <w:sz w:val="28"/>
-          <w:szCs w:val="28"/>
-        </w:rPr>
-        <w:t xml:space="preserve">не могли заснуть в течение 30 минут </w:t>
-      </w:r>
-      <w:bookmarkEnd w:id="37"/>
+      <w:bookmarkStart w:id="38" w:name="OLE_LINK15"/>
+      <w:r>
+        <w:rPr>
+          <w:rFonts w:ascii="Times New Roman" w:eastAsia="Times New Roman" w:hAnsi="Times New Roman" w:cs="Times New Roman"/>
+          <w:sz w:val="28"/>
+          <w:szCs w:val="28"/>
+        </w:rPr>
+        <w:t xml:space="preserve">вставали в туалет </w:t>
+      </w:r>
+      <w:bookmarkEnd w:id="38"/>
       <w:r>
         <w:rPr>
           <w:rFonts w:ascii="Times New Roman" w:eastAsia="Times New Roman" w:hAnsi="Times New Roman" w:cs="Times New Roman"/>
@@ -12681,16 +13443,16 @@
         </w:rPr>
         <w:t xml:space="preserve">- </w:t>
       </w:r>
-      <w:bookmarkStart w:id="38" w:name="_Hlk209383428"/>
-      <w:r>
-        <w:rPr>
-          <w:rFonts w:ascii="Times New Roman" w:eastAsia="Times New Roman" w:hAnsi="Times New Roman" w:cs="Times New Roman"/>
-          <w:sz w:val="28"/>
-          <w:szCs w:val="28"/>
-        </w:rPr>
-        <w:t xml:space="preserve">просыпались ночью или рано утром </w:t>
-      </w:r>
-      <w:bookmarkEnd w:id="38"/>
+      <w:bookmarkStart w:id="39" w:name="_Hlk209383438"/>
+      <w:r>
+        <w:rPr>
+          <w:rFonts w:ascii="Times New Roman" w:eastAsia="Times New Roman" w:hAnsi="Times New Roman" w:cs="Times New Roman"/>
+          <w:sz w:val="28"/>
+          <w:szCs w:val="28"/>
+        </w:rPr>
+        <w:t xml:space="preserve">испытывали затруднённое дыхание </w:t>
+      </w:r>
+      <w:bookmarkEnd w:id="39"/>
       <w:r>
         <w:rPr>
           <w:rFonts w:ascii="Times New Roman" w:eastAsia="Times New Roman" w:hAnsi="Times New Roman" w:cs="Times New Roman"/>
@@ -12717,16 +13479,16 @@
         </w:rPr>
         <w:t xml:space="preserve">- </w:t>
       </w:r>
-      <w:bookmarkStart w:id="39" w:name="OLE_LINK15"/>
-      <w:r>
-        <w:rPr>
-          <w:rFonts w:ascii="Times New Roman" w:eastAsia="Times New Roman" w:hAnsi="Times New Roman" w:cs="Times New Roman"/>
-          <w:sz w:val="28"/>
-          <w:szCs w:val="28"/>
-        </w:rPr>
-        <w:t xml:space="preserve">вставали в туалет </w:t>
-      </w:r>
-      <w:bookmarkEnd w:id="39"/>
+      <w:bookmarkStart w:id="40" w:name="OLE_LINK16"/>
+      <w:r>
+        <w:rPr>
+          <w:rFonts w:ascii="Times New Roman" w:eastAsia="Times New Roman" w:hAnsi="Times New Roman" w:cs="Times New Roman"/>
+          <w:sz w:val="28"/>
+          <w:szCs w:val="28"/>
+        </w:rPr>
+        <w:t xml:space="preserve">храпели или кашляли </w:t>
+      </w:r>
+      <w:bookmarkEnd w:id="40"/>
       <w:r>
         <w:rPr>
           <w:rFonts w:ascii="Times New Roman" w:eastAsia="Times New Roman" w:hAnsi="Times New Roman" w:cs="Times New Roman"/>
@@ -12753,23 +13515,23 @@
         </w:rPr>
         <w:t xml:space="preserve">- </w:t>
       </w:r>
-      <w:bookmarkStart w:id="40" w:name="_Hlk209383438"/>
-      <w:r>
-        <w:rPr>
-          <w:rFonts w:ascii="Times New Roman" w:eastAsia="Times New Roman" w:hAnsi="Times New Roman" w:cs="Times New Roman"/>
-          <w:sz w:val="28"/>
-          <w:szCs w:val="28"/>
-        </w:rPr>
-        <w:t xml:space="preserve">испытывали затруднённое дыхание </w:t>
-      </w:r>
-      <w:bookmarkEnd w:id="40"/>
-      <w:r>
-        <w:rPr>
-          <w:rFonts w:ascii="Times New Roman" w:eastAsia="Times New Roman" w:hAnsi="Times New Roman" w:cs="Times New Roman"/>
-          <w:sz w:val="28"/>
-          <w:szCs w:val="28"/>
-        </w:rPr>
-        <w:t>______</w:t>
+      <w:bookmarkStart w:id="41" w:name="_Hlk209383452"/>
+      <w:r>
+        <w:rPr>
+          <w:rFonts w:ascii="Times New Roman" w:eastAsia="Times New Roman" w:hAnsi="Times New Roman" w:cs="Times New Roman"/>
+          <w:sz w:val="28"/>
+          <w:szCs w:val="28"/>
+        </w:rPr>
+        <w:t>чувствовали себя слишком холодно</w:t>
+      </w:r>
+      <w:bookmarkEnd w:id="41"/>
+      <w:r>
+        <w:rPr>
+          <w:rFonts w:ascii="Times New Roman" w:eastAsia="Times New Roman" w:hAnsi="Times New Roman" w:cs="Times New Roman"/>
+          <w:sz w:val="28"/>
+          <w:szCs w:val="28"/>
+        </w:rPr>
+        <w:t xml:space="preserve"> ______</w:t>
       </w:r>
     </w:p>
     <w:p>
@@ -12789,16 +13551,16 @@
         </w:rPr>
         <w:t xml:space="preserve">- </w:t>
       </w:r>
-      <w:bookmarkStart w:id="41" w:name="OLE_LINK16"/>
-      <w:r>
-        <w:rPr>
-          <w:rFonts w:ascii="Times New Roman" w:eastAsia="Times New Roman" w:hAnsi="Times New Roman" w:cs="Times New Roman"/>
-          <w:sz w:val="28"/>
-          <w:szCs w:val="28"/>
-        </w:rPr>
-        <w:t xml:space="preserve">храпели или кашляли </w:t>
-      </w:r>
-      <w:bookmarkEnd w:id="41"/>
+      <w:bookmarkStart w:id="42" w:name="_Hlk209383460"/>
+      <w:r>
+        <w:rPr>
+          <w:rFonts w:ascii="Times New Roman" w:eastAsia="Times New Roman" w:hAnsi="Times New Roman" w:cs="Times New Roman"/>
+          <w:sz w:val="28"/>
+          <w:szCs w:val="28"/>
+        </w:rPr>
+        <w:t xml:space="preserve">чувствовали себя слишком жарко </w:t>
+      </w:r>
+      <w:bookmarkEnd w:id="42"/>
       <w:r>
         <w:rPr>
           <w:rFonts w:ascii="Times New Roman" w:eastAsia="Times New Roman" w:hAnsi="Times New Roman" w:cs="Times New Roman"/>
@@ -12825,23 +13587,23 @@
         </w:rPr>
         <w:t xml:space="preserve">- </w:t>
       </w:r>
-      <w:bookmarkStart w:id="42" w:name="_Hlk209383452"/>
-      <w:r>
-        <w:rPr>
-          <w:rFonts w:ascii="Times New Roman" w:eastAsia="Times New Roman" w:hAnsi="Times New Roman" w:cs="Times New Roman"/>
-          <w:sz w:val="28"/>
-          <w:szCs w:val="28"/>
-        </w:rPr>
-        <w:t>чувствовали себя слишком холодно</w:t>
-      </w:r>
-      <w:bookmarkEnd w:id="42"/>
-      <w:r>
-        <w:rPr>
-          <w:rFonts w:ascii="Times New Roman" w:eastAsia="Times New Roman" w:hAnsi="Times New Roman" w:cs="Times New Roman"/>
-          <w:sz w:val="28"/>
-          <w:szCs w:val="28"/>
-        </w:rPr>
-        <w:t xml:space="preserve"> ______</w:t>
+      <w:bookmarkStart w:id="43" w:name="OLE_LINK17"/>
+      <w:r>
+        <w:rPr>
+          <w:rFonts w:ascii="Times New Roman" w:eastAsia="Times New Roman" w:hAnsi="Times New Roman" w:cs="Times New Roman"/>
+          <w:sz w:val="28"/>
+          <w:szCs w:val="28"/>
+        </w:rPr>
+        <w:t xml:space="preserve">имели плохие сны </w:t>
+      </w:r>
+      <w:bookmarkEnd w:id="43"/>
+      <w:r>
+        <w:rPr>
+          <w:rFonts w:ascii="Times New Roman" w:eastAsia="Times New Roman" w:hAnsi="Times New Roman" w:cs="Times New Roman"/>
+          <w:sz w:val="28"/>
+          <w:szCs w:val="28"/>
+        </w:rPr>
+        <w:t>______</w:t>
       </w:r>
     </w:p>
     <w:p>
@@ -12861,16 +13623,16 @@
         </w:rPr>
         <w:t xml:space="preserve">- </w:t>
       </w:r>
-      <w:bookmarkStart w:id="43" w:name="_Hlk209383460"/>
-      <w:r>
-        <w:rPr>
-          <w:rFonts w:ascii="Times New Roman" w:eastAsia="Times New Roman" w:hAnsi="Times New Roman" w:cs="Times New Roman"/>
-          <w:sz w:val="28"/>
-          <w:szCs w:val="28"/>
-        </w:rPr>
-        <w:t xml:space="preserve">чувствовали себя слишком жарко </w:t>
-      </w:r>
-      <w:bookmarkEnd w:id="43"/>
+      <w:bookmarkStart w:id="44" w:name="OLE_LINK18"/>
+      <w:r>
+        <w:rPr>
+          <w:rFonts w:ascii="Times New Roman" w:eastAsia="Times New Roman" w:hAnsi="Times New Roman" w:cs="Times New Roman"/>
+          <w:sz w:val="28"/>
+          <w:szCs w:val="28"/>
+        </w:rPr>
+        <w:t xml:space="preserve">испытывали боль </w:t>
+      </w:r>
+      <w:bookmarkEnd w:id="44"/>
       <w:r>
         <w:rPr>
           <w:rFonts w:ascii="Times New Roman" w:eastAsia="Times New Roman" w:hAnsi="Times New Roman" w:cs="Times New Roman"/>
@@ -12895,25 +13657,79 @@
           <w:sz w:val="28"/>
           <w:szCs w:val="28"/>
         </w:rPr>
-        <w:t xml:space="preserve">- </w:t>
-      </w:r>
-      <w:bookmarkStart w:id="44" w:name="OLE_LINK17"/>
-      <w:r>
-        <w:rPr>
-          <w:rFonts w:ascii="Times New Roman" w:eastAsia="Times New Roman" w:hAnsi="Times New Roman" w:cs="Times New Roman"/>
-          <w:sz w:val="28"/>
-          <w:szCs w:val="28"/>
-        </w:rPr>
-        <w:t xml:space="preserve">имели плохие сны </w:t>
-      </w:r>
-      <w:bookmarkEnd w:id="44"/>
-      <w:r>
-        <w:rPr>
-          <w:rFonts w:ascii="Times New Roman" w:eastAsia="Times New Roman" w:hAnsi="Times New Roman" w:cs="Times New Roman"/>
-          <w:sz w:val="28"/>
-          <w:szCs w:val="28"/>
-        </w:rPr>
-        <w:t>______</w:t>
+        <w:t>(</w:t>
+      </w:r>
+      <w:bookmarkStart w:id="45" w:name="OLE_LINK13"/>
+      <w:r>
+        <w:rPr>
+          <w:rFonts w:ascii="Times New Roman" w:eastAsia="Times New Roman" w:hAnsi="Times New Roman" w:cs="Times New Roman"/>
+          <w:sz w:val="28"/>
+          <w:szCs w:val="28"/>
+        </w:rPr>
+        <w:t>0 – никогда</w:t>
+      </w:r>
+      <w:bookmarkEnd w:id="45"/>
+      <w:r>
+        <w:rPr>
+          <w:rFonts w:ascii="Times New Roman" w:eastAsia="Times New Roman" w:hAnsi="Times New Roman" w:cs="Times New Roman"/>
+          <w:sz w:val="28"/>
+          <w:szCs w:val="28"/>
+        </w:rPr>
+        <w:t xml:space="preserve">; </w:t>
+      </w:r>
+      <w:bookmarkStart w:id="46" w:name="OLE_LINK14"/>
+      <w:r>
+        <w:rPr>
+          <w:rFonts w:ascii="Times New Roman" w:eastAsia="Times New Roman" w:hAnsi="Times New Roman" w:cs="Times New Roman"/>
+          <w:sz w:val="28"/>
+          <w:szCs w:val="28"/>
+        </w:rPr>
+        <w:t>1 – реже одного раза в неделю</w:t>
+      </w:r>
+      <w:bookmarkEnd w:id="46"/>
+      <w:r>
+        <w:rPr>
+          <w:rFonts w:ascii="Times New Roman" w:eastAsia="Times New Roman" w:hAnsi="Times New Roman" w:cs="Times New Roman"/>
+          <w:sz w:val="28"/>
+          <w:szCs w:val="28"/>
+        </w:rPr>
+        <w:t xml:space="preserve">; </w:t>
+      </w:r>
+      <w:bookmarkStart w:id="47" w:name="_Hlk209383405"/>
+      <w:r>
+        <w:rPr>
+          <w:rFonts w:ascii="Times New Roman" w:eastAsia="Times New Roman" w:hAnsi="Times New Roman" w:cs="Times New Roman"/>
+          <w:sz w:val="28"/>
+          <w:szCs w:val="28"/>
+        </w:rPr>
+        <w:t>2 – от 1 до 2 раз в неделю</w:t>
+      </w:r>
+      <w:bookmarkEnd w:id="47"/>
+      <w:r>
+        <w:rPr>
+          <w:rFonts w:ascii="Times New Roman" w:eastAsia="Times New Roman" w:hAnsi="Times New Roman" w:cs="Times New Roman"/>
+          <w:sz w:val="28"/>
+          <w:szCs w:val="28"/>
+        </w:rPr>
+        <w:t xml:space="preserve">; </w:t>
+      </w:r>
+      <w:bookmarkStart w:id="48" w:name="_Hlk209383411"/>
+      <w:r>
+        <w:rPr>
+          <w:rFonts w:ascii="Times New Roman" w:eastAsia="Times New Roman" w:hAnsi="Times New Roman" w:cs="Times New Roman"/>
+          <w:sz w:val="28"/>
+          <w:szCs w:val="28"/>
+        </w:rPr>
+        <w:t>3 – 3 и более раз в неделю.</w:t>
+      </w:r>
+      <w:bookmarkEnd w:id="48"/>
+      <w:r>
+        <w:rPr>
+          <w:rFonts w:ascii="Times New Roman" w:eastAsia="Times New Roman" w:hAnsi="Times New Roman" w:cs="Times New Roman"/>
+          <w:sz w:val="28"/>
+          <w:szCs w:val="28"/>
+        </w:rPr>
+        <w:t>)</w:t>
       </w:r>
     </w:p>
     <w:p>
@@ -12931,26 +13747,18 @@
           <w:sz w:val="28"/>
           <w:szCs w:val="28"/>
         </w:rPr>
-        <w:t xml:space="preserve">- </w:t>
-      </w:r>
-      <w:bookmarkStart w:id="45" w:name="OLE_LINK18"/>
-      <w:r>
-        <w:rPr>
-          <w:rFonts w:ascii="Times New Roman" w:eastAsia="Times New Roman" w:hAnsi="Times New Roman" w:cs="Times New Roman"/>
-          <w:sz w:val="28"/>
-          <w:szCs w:val="28"/>
-        </w:rPr>
-        <w:t xml:space="preserve">испытывали боль </w:t>
-      </w:r>
-      <w:bookmarkEnd w:id="45"/>
-      <w:r>
-        <w:rPr>
-          <w:rFonts w:ascii="Times New Roman" w:eastAsia="Times New Roman" w:hAnsi="Times New Roman" w:cs="Times New Roman"/>
-          <w:sz w:val="28"/>
-          <w:szCs w:val="28"/>
-        </w:rPr>
-        <w:t>______</w:t>
-      </w:r>
+        <w:t xml:space="preserve">1.6. </w:t>
+      </w:r>
+      <w:bookmarkStart w:id="49" w:name="_Hlk209383495"/>
+      <w:r>
+        <w:rPr>
+          <w:rFonts w:ascii="Times New Roman" w:eastAsia="Times New Roman" w:hAnsi="Times New Roman" w:cs="Times New Roman"/>
+          <w:sz w:val="28"/>
+          <w:szCs w:val="28"/>
+        </w:rPr>
+        <w:t>В целом, за последние 3 недели, как бы вы охарактеризовали качество вашего сна?</w:t>
+      </w:r>
+      <w:bookmarkEnd w:id="49"/>
     </w:p>
     <w:p>
       <w:pPr>
@@ -12961,24 +13769,16 @@
           <w:szCs w:val="28"/>
         </w:rPr>
       </w:pPr>
-      <w:r>
-        <w:rPr>
-          <w:rFonts w:ascii="Times New Roman" w:eastAsia="Times New Roman" w:hAnsi="Times New Roman" w:cs="Times New Roman"/>
-          <w:sz w:val="28"/>
-          <w:szCs w:val="28"/>
-        </w:rPr>
-        <w:t>(</w:t>
-      </w:r>
-      <w:bookmarkStart w:id="46" w:name="OLE_LINK13"/>
-      <w:r>
-        <w:rPr>
-          <w:rFonts w:ascii="Times New Roman" w:eastAsia="Times New Roman" w:hAnsi="Times New Roman" w:cs="Times New Roman"/>
-          <w:sz w:val="28"/>
-          <w:szCs w:val="28"/>
-        </w:rPr>
-        <w:t>0 – никогда</w:t>
-      </w:r>
-      <w:bookmarkEnd w:id="46"/>
+      <w:bookmarkStart w:id="50" w:name="OLE_LINK19"/>
+      <w:r>
+        <w:rPr>
+          <w:rFonts w:ascii="Times New Roman" w:eastAsia="Times New Roman" w:hAnsi="Times New Roman" w:cs="Times New Roman"/>
+          <w:sz w:val="28"/>
+          <w:szCs w:val="28"/>
+        </w:rPr>
+        <w:t>0 – очень хорошее</w:t>
+      </w:r>
+      <w:bookmarkEnd w:id="50"/>
       <w:r>
         <w:rPr>
           <w:rFonts w:ascii="Times New Roman" w:eastAsia="Times New Roman" w:hAnsi="Times New Roman" w:cs="Times New Roman"/>
@@ -12987,16 +13787,16 @@
         </w:rPr>
         <w:t xml:space="preserve">; </w:t>
       </w:r>
-      <w:bookmarkStart w:id="47" w:name="OLE_LINK14"/>
-      <w:r>
-        <w:rPr>
-          <w:rFonts w:ascii="Times New Roman" w:eastAsia="Times New Roman" w:hAnsi="Times New Roman" w:cs="Times New Roman"/>
-          <w:sz w:val="28"/>
-          <w:szCs w:val="28"/>
-        </w:rPr>
-        <w:t>1 – реже одного раза в неделю</w:t>
-      </w:r>
-      <w:bookmarkEnd w:id="47"/>
+      <w:bookmarkStart w:id="51" w:name="OLE_LINK20"/>
+      <w:r>
+        <w:rPr>
+          <w:rFonts w:ascii="Times New Roman" w:eastAsia="Times New Roman" w:hAnsi="Times New Roman" w:cs="Times New Roman"/>
+          <w:sz w:val="28"/>
+          <w:szCs w:val="28"/>
+        </w:rPr>
+        <w:t>1 – хорошее</w:t>
+      </w:r>
+      <w:bookmarkEnd w:id="51"/>
       <w:r>
         <w:rPr>
           <w:rFonts w:ascii="Times New Roman" w:eastAsia="Times New Roman" w:hAnsi="Times New Roman" w:cs="Times New Roman"/>
@@ -13005,16 +13805,16 @@
         </w:rPr>
         <w:t xml:space="preserve">; </w:t>
       </w:r>
-      <w:bookmarkStart w:id="48" w:name="_Hlk209383405"/>
-      <w:r>
-        <w:rPr>
-          <w:rFonts w:ascii="Times New Roman" w:eastAsia="Times New Roman" w:hAnsi="Times New Roman" w:cs="Times New Roman"/>
-          <w:sz w:val="28"/>
-          <w:szCs w:val="28"/>
-        </w:rPr>
-        <w:t>2 – от 1 до 2 раз в неделю</w:t>
-      </w:r>
-      <w:bookmarkEnd w:id="48"/>
+      <w:bookmarkStart w:id="52" w:name="OLE_LINK21"/>
+      <w:r>
+        <w:rPr>
+          <w:rFonts w:ascii="Times New Roman" w:eastAsia="Times New Roman" w:hAnsi="Times New Roman" w:cs="Times New Roman"/>
+          <w:sz w:val="28"/>
+          <w:szCs w:val="28"/>
+        </w:rPr>
+        <w:t>2 – плохое</w:t>
+      </w:r>
+      <w:bookmarkEnd w:id="52"/>
       <w:r>
         <w:rPr>
           <w:rFonts w:ascii="Times New Roman" w:eastAsia="Times New Roman" w:hAnsi="Times New Roman" w:cs="Times New Roman"/>
@@ -13023,23 +13823,23 @@
         </w:rPr>
         <w:t xml:space="preserve">; </w:t>
       </w:r>
-      <w:bookmarkStart w:id="49" w:name="_Hlk209383411"/>
-      <w:r>
-        <w:rPr>
-          <w:rFonts w:ascii="Times New Roman" w:eastAsia="Times New Roman" w:hAnsi="Times New Roman" w:cs="Times New Roman"/>
-          <w:sz w:val="28"/>
-          <w:szCs w:val="28"/>
-        </w:rPr>
-        <w:t>3 – 3 и более раз в неделю.</w:t>
-      </w:r>
-      <w:bookmarkEnd w:id="49"/>
-      <w:r>
-        <w:rPr>
-          <w:rFonts w:ascii="Times New Roman" w:eastAsia="Times New Roman" w:hAnsi="Times New Roman" w:cs="Times New Roman"/>
-          <w:sz w:val="28"/>
-          <w:szCs w:val="28"/>
-        </w:rPr>
-        <w:t>)</w:t>
+      <w:bookmarkStart w:id="53" w:name="_Hlk209383529"/>
+      <w:r>
+        <w:rPr>
+          <w:rFonts w:ascii="Times New Roman" w:eastAsia="Times New Roman" w:hAnsi="Times New Roman" w:cs="Times New Roman"/>
+          <w:sz w:val="28"/>
+          <w:szCs w:val="28"/>
+        </w:rPr>
+        <w:t xml:space="preserve">3 – очень плохое </w:t>
+      </w:r>
+      <w:bookmarkEnd w:id="53"/>
+      <w:r>
+        <w:rPr>
+          <w:rFonts w:ascii="Times New Roman" w:eastAsia="Times New Roman" w:hAnsi="Times New Roman" w:cs="Times New Roman"/>
+          <w:sz w:val="28"/>
+          <w:szCs w:val="28"/>
+        </w:rPr>
+        <w:t>______</w:t>
       </w:r>
     </w:p>
     <w:p>
@@ -13057,18 +13857,18 @@
           <w:sz w:val="28"/>
           <w:szCs w:val="28"/>
         </w:rPr>
-        <w:t xml:space="preserve">1.6. </w:t>
-      </w:r>
-      <w:bookmarkStart w:id="50" w:name="_Hlk209383495"/>
-      <w:r>
-        <w:rPr>
-          <w:rFonts w:ascii="Times New Roman" w:eastAsia="Times New Roman" w:hAnsi="Times New Roman" w:cs="Times New Roman"/>
-          <w:sz w:val="28"/>
-          <w:szCs w:val="28"/>
-        </w:rPr>
-        <w:t>В целом, за последние 3 недели, как бы вы охарактеризовали качество вашего сна?</w:t>
-      </w:r>
-      <w:bookmarkEnd w:id="50"/>
+        <w:t xml:space="preserve">1.7. </w:t>
+      </w:r>
+      <w:bookmarkStart w:id="54" w:name="OLE_LINK22"/>
+      <w:r>
+        <w:rPr>
+          <w:rFonts w:ascii="Times New Roman" w:eastAsia="Times New Roman" w:hAnsi="Times New Roman" w:cs="Times New Roman"/>
+          <w:sz w:val="28"/>
+          <w:szCs w:val="28"/>
+        </w:rPr>
+        <w:t>Как часто за последние 3 недели вы принимали снотворные медикаменты (по рецепту или без)?</w:t>
+      </w:r>
+      <w:bookmarkEnd w:id="54"/>
     </w:p>
     <w:p>
       <w:pPr>
@@ -13079,16 +13879,17 @@
           <w:szCs w:val="28"/>
         </w:rPr>
       </w:pPr>
-      <w:bookmarkStart w:id="51" w:name="OLE_LINK19"/>
-      <w:r>
-        <w:rPr>
-          <w:rFonts w:ascii="Times New Roman" w:eastAsia="Times New Roman" w:hAnsi="Times New Roman" w:cs="Times New Roman"/>
-          <w:sz w:val="28"/>
-          <w:szCs w:val="28"/>
-        </w:rPr>
-        <w:t>0 – очень хорошее</w:t>
-      </w:r>
-      <w:bookmarkEnd w:id="51"/>
+      <w:bookmarkStart w:id="55" w:name="OLE_LINK23"/>
+      <w:r>
+        <w:rPr>
+          <w:rFonts w:ascii="Times New Roman" w:eastAsia="Times New Roman" w:hAnsi="Times New Roman" w:cs="Times New Roman"/>
+          <w:sz w:val="28"/>
+          <w:szCs w:val="28"/>
+        </w:rPr>
+        <w:lastRenderedPageBreak/>
+        <w:t>0 – никогда</w:t>
+      </w:r>
+      <w:bookmarkEnd w:id="55"/>
       <w:r>
         <w:rPr>
           <w:rFonts w:ascii="Times New Roman" w:eastAsia="Times New Roman" w:hAnsi="Times New Roman" w:cs="Times New Roman"/>
@@ -13097,16 +13898,16 @@
         </w:rPr>
         <w:t xml:space="preserve">; </w:t>
       </w:r>
-      <w:bookmarkStart w:id="52" w:name="OLE_LINK20"/>
-      <w:r>
-        <w:rPr>
-          <w:rFonts w:ascii="Times New Roman" w:eastAsia="Times New Roman" w:hAnsi="Times New Roman" w:cs="Times New Roman"/>
-          <w:sz w:val="28"/>
-          <w:szCs w:val="28"/>
-        </w:rPr>
-        <w:t>1 – хорошее</w:t>
-      </w:r>
-      <w:bookmarkEnd w:id="52"/>
+      <w:bookmarkStart w:id="56" w:name="_Hlk209383552"/>
+      <w:r>
+        <w:rPr>
+          <w:rFonts w:ascii="Times New Roman" w:eastAsia="Times New Roman" w:hAnsi="Times New Roman" w:cs="Times New Roman"/>
+          <w:sz w:val="28"/>
+          <w:szCs w:val="28"/>
+        </w:rPr>
+        <w:t>1 – реже одного раза в неделю</w:t>
+      </w:r>
+      <w:bookmarkEnd w:id="56"/>
       <w:r>
         <w:rPr>
           <w:rFonts w:ascii="Times New Roman" w:eastAsia="Times New Roman" w:hAnsi="Times New Roman" w:cs="Times New Roman"/>
@@ -13115,16 +13916,16 @@
         </w:rPr>
         <w:t xml:space="preserve">; </w:t>
       </w:r>
-      <w:bookmarkStart w:id="53" w:name="OLE_LINK21"/>
-      <w:r>
-        <w:rPr>
-          <w:rFonts w:ascii="Times New Roman" w:eastAsia="Times New Roman" w:hAnsi="Times New Roman" w:cs="Times New Roman"/>
-          <w:sz w:val="28"/>
-          <w:szCs w:val="28"/>
-        </w:rPr>
-        <w:t>2 – плохое</w:t>
-      </w:r>
-      <w:bookmarkEnd w:id="53"/>
+      <w:bookmarkStart w:id="57" w:name="_Hlk209383558"/>
+      <w:r>
+        <w:rPr>
+          <w:rFonts w:ascii="Times New Roman" w:eastAsia="Times New Roman" w:hAnsi="Times New Roman" w:cs="Times New Roman"/>
+          <w:sz w:val="28"/>
+          <w:szCs w:val="28"/>
+        </w:rPr>
+        <w:t>2 – от 1 до 2 раз в неделю</w:t>
+      </w:r>
+      <w:bookmarkEnd w:id="57"/>
       <w:r>
         <w:rPr>
           <w:rFonts w:ascii="Times New Roman" w:eastAsia="Times New Roman" w:hAnsi="Times New Roman" w:cs="Times New Roman"/>
@@ -13133,23 +13934,23 @@
         </w:rPr>
         <w:t xml:space="preserve">; </w:t>
       </w:r>
-      <w:bookmarkStart w:id="54" w:name="_Hlk209383529"/>
-      <w:r>
-        <w:rPr>
-          <w:rFonts w:ascii="Times New Roman" w:eastAsia="Times New Roman" w:hAnsi="Times New Roman" w:cs="Times New Roman"/>
-          <w:sz w:val="28"/>
-          <w:szCs w:val="28"/>
-        </w:rPr>
-        <w:t xml:space="preserve">3 – очень плохое </w:t>
-      </w:r>
-      <w:bookmarkEnd w:id="54"/>
-      <w:r>
-        <w:rPr>
-          <w:rFonts w:ascii="Times New Roman" w:eastAsia="Times New Roman" w:hAnsi="Times New Roman" w:cs="Times New Roman"/>
-          <w:sz w:val="28"/>
-          <w:szCs w:val="28"/>
-        </w:rPr>
-        <w:t>______</w:t>
+      <w:bookmarkStart w:id="58" w:name="OLE_LINK24"/>
+      <w:r>
+        <w:rPr>
+          <w:rFonts w:ascii="Times New Roman" w:eastAsia="Times New Roman" w:hAnsi="Times New Roman" w:cs="Times New Roman"/>
+          <w:sz w:val="28"/>
+          <w:szCs w:val="28"/>
+        </w:rPr>
+        <w:t>3 – 3 и более раз в неделю</w:t>
+      </w:r>
+      <w:bookmarkEnd w:id="58"/>
+      <w:r>
+        <w:rPr>
+          <w:rFonts w:ascii="Times New Roman" w:eastAsia="Times New Roman" w:hAnsi="Times New Roman" w:cs="Times New Roman"/>
+          <w:sz w:val="28"/>
+          <w:szCs w:val="28"/>
+        </w:rPr>
+        <w:t xml:space="preserve"> ______</w:t>
       </w:r>
     </w:p>
     <w:p>
@@ -13167,19 +13968,18 @@
           <w:sz w:val="28"/>
           <w:szCs w:val="28"/>
         </w:rPr>
-        <w:lastRenderedPageBreak/>
-        <w:t xml:space="preserve">1.7. </w:t>
-      </w:r>
-      <w:bookmarkStart w:id="55" w:name="OLE_LINK22"/>
-      <w:r>
-        <w:rPr>
-          <w:rFonts w:ascii="Times New Roman" w:eastAsia="Times New Roman" w:hAnsi="Times New Roman" w:cs="Times New Roman"/>
-          <w:sz w:val="28"/>
-          <w:szCs w:val="28"/>
-        </w:rPr>
-        <w:t>Как часто за последние 3 недели вы принимали снотворные медикаменты (по рецепту или без)?</w:t>
-      </w:r>
-      <w:bookmarkEnd w:id="55"/>
+        <w:t xml:space="preserve">1.8. </w:t>
+      </w:r>
+      <w:bookmarkStart w:id="59" w:name="_Hlk209383571"/>
+      <w:r>
+        <w:rPr>
+          <w:rFonts w:ascii="Times New Roman" w:eastAsia="Times New Roman" w:hAnsi="Times New Roman" w:cs="Times New Roman"/>
+          <w:sz w:val="28"/>
+          <w:szCs w:val="28"/>
+        </w:rPr>
+        <w:t>Как часто за последние 3 недели вы испытывали трудности с бодрствованием во время занятий (например, учеба, просмотр ТВ)?</w:t>
+      </w:r>
+      <w:bookmarkEnd w:id="59"/>
     </w:p>
     <w:p>
       <w:pPr>
@@ -13190,7 +13990,7 @@
           <w:szCs w:val="28"/>
         </w:rPr>
       </w:pPr>
-      <w:bookmarkStart w:id="56" w:name="OLE_LINK23"/>
+      <w:bookmarkStart w:id="60" w:name="_Hlk209383580"/>
       <w:r>
         <w:rPr>
           <w:rFonts w:ascii="Times New Roman" w:eastAsia="Times New Roman" w:hAnsi="Times New Roman" w:cs="Times New Roman"/>
@@ -13199,7 +13999,7 @@
         </w:rPr>
         <w:t>0 – никогда</w:t>
       </w:r>
-      <w:bookmarkEnd w:id="56"/>
+      <w:bookmarkEnd w:id="60"/>
       <w:r>
         <w:rPr>
           <w:rFonts w:ascii="Times New Roman" w:eastAsia="Times New Roman" w:hAnsi="Times New Roman" w:cs="Times New Roman"/>
@@ -13208,7 +14008,7 @@
         </w:rPr>
         <w:t xml:space="preserve">; </w:t>
       </w:r>
-      <w:bookmarkStart w:id="57" w:name="_Hlk209383552"/>
+      <w:bookmarkStart w:id="61" w:name="OLE_LINK25"/>
       <w:r>
         <w:rPr>
           <w:rFonts w:ascii="Times New Roman" w:eastAsia="Times New Roman" w:hAnsi="Times New Roman" w:cs="Times New Roman"/>
@@ -13217,7 +14017,7 @@
         </w:rPr>
         <w:t>1 – реже одного раза в неделю</w:t>
       </w:r>
-      <w:bookmarkEnd w:id="57"/>
+      <w:bookmarkEnd w:id="61"/>
       <w:r>
         <w:rPr>
           <w:rFonts w:ascii="Times New Roman" w:eastAsia="Times New Roman" w:hAnsi="Times New Roman" w:cs="Times New Roman"/>
@@ -13226,7 +14026,7 @@
         </w:rPr>
         <w:t xml:space="preserve">; </w:t>
       </w:r>
-      <w:bookmarkStart w:id="58" w:name="_Hlk209383558"/>
+      <w:bookmarkStart w:id="62" w:name="OLE_LINK26"/>
       <w:r>
         <w:rPr>
           <w:rFonts w:ascii="Times New Roman" w:eastAsia="Times New Roman" w:hAnsi="Times New Roman" w:cs="Times New Roman"/>
@@ -13235,7 +14035,7 @@
         </w:rPr>
         <w:t>2 – от 1 до 2 раз в неделю</w:t>
       </w:r>
-      <w:bookmarkEnd w:id="58"/>
+      <w:bookmarkEnd w:id="62"/>
       <w:r>
         <w:rPr>
           <w:rFonts w:ascii="Times New Roman" w:eastAsia="Times New Roman" w:hAnsi="Times New Roman" w:cs="Times New Roman"/>
@@ -13244,7 +14044,7 @@
         </w:rPr>
         <w:t xml:space="preserve">; </w:t>
       </w:r>
-      <w:bookmarkStart w:id="59" w:name="OLE_LINK24"/>
+      <w:bookmarkStart w:id="63" w:name="OLE_LINK27"/>
       <w:r>
         <w:rPr>
           <w:rFonts w:ascii="Times New Roman" w:eastAsia="Times New Roman" w:hAnsi="Times New Roman" w:cs="Times New Roman"/>
@@ -13253,7 +14053,7 @@
         </w:rPr>
         <w:t>3 – 3 и более раз в неделю</w:t>
       </w:r>
-      <w:bookmarkEnd w:id="59"/>
+      <w:bookmarkEnd w:id="63"/>
       <w:r>
         <w:rPr>
           <w:rFonts w:ascii="Times New Roman" w:eastAsia="Times New Roman" w:hAnsi="Times New Roman" w:cs="Times New Roman"/>
@@ -13278,18 +14078,35 @@
           <w:sz w:val="28"/>
           <w:szCs w:val="28"/>
         </w:rPr>
-        <w:t xml:space="preserve">1.8. </w:t>
-      </w:r>
-      <w:bookmarkStart w:id="60" w:name="_Hlk209383571"/>
-      <w:r>
-        <w:rPr>
-          <w:rFonts w:ascii="Times New Roman" w:eastAsia="Times New Roman" w:hAnsi="Times New Roman" w:cs="Times New Roman"/>
-          <w:sz w:val="28"/>
-          <w:szCs w:val="28"/>
-        </w:rPr>
-        <w:t>Как часто за последние 3 недели вы испытывали трудности с бодрствованием во время занятий (например, учеба, просмотр ТВ)?</w:t>
-      </w:r>
-      <w:bookmarkEnd w:id="60"/>
+        <w:t xml:space="preserve">1.9. </w:t>
+      </w:r>
+      <w:bookmarkStart w:id="64" w:name="OLE_LINK28"/>
+      <w:r>
+        <w:rPr>
+          <w:rFonts w:ascii="Times New Roman" w:eastAsia="Times New Roman" w:hAnsi="Times New Roman" w:cs="Times New Roman"/>
+          <w:sz w:val="28"/>
+          <w:szCs w:val="28"/>
+        </w:rPr>
+        <w:t xml:space="preserve">Насколько в последние 3 недели вы </w:t>
+      </w:r>
+      <w:proofErr w:type="gramStart"/>
+      <w:r>
+        <w:rPr>
+          <w:rFonts w:ascii="Times New Roman" w:eastAsia="Times New Roman" w:hAnsi="Times New Roman" w:cs="Times New Roman"/>
+          <w:sz w:val="28"/>
+          <w:szCs w:val="28"/>
+        </w:rPr>
+        <w:t>были</w:t>
+      </w:r>
+      <w:proofErr w:type="gramEnd"/>
+      <w:r>
+        <w:rPr>
+          <w:rFonts w:ascii="Times New Roman" w:eastAsia="Times New Roman" w:hAnsi="Times New Roman" w:cs="Times New Roman"/>
+          <w:sz w:val="28"/>
+          <w:szCs w:val="28"/>
+        </w:rPr>
+        <w:t xml:space="preserve"> настолько вялы или не могли сохранять энергию во время дня, что это мешало делать ваши обычные дела?</w:t>
+      </w:r>
     </w:p>
     <w:p>
       <w:pPr>
@@ -13300,16 +14117,17 @@
           <w:szCs w:val="28"/>
         </w:rPr>
       </w:pPr>
-      <w:bookmarkStart w:id="61" w:name="_Hlk209383580"/>
-      <w:r>
-        <w:rPr>
-          <w:rFonts w:ascii="Times New Roman" w:eastAsia="Times New Roman" w:hAnsi="Times New Roman" w:cs="Times New Roman"/>
-          <w:sz w:val="28"/>
-          <w:szCs w:val="28"/>
-        </w:rPr>
-        <w:t>0 – никогда</w:t>
-      </w:r>
-      <w:bookmarkEnd w:id="61"/>
+      <w:bookmarkStart w:id="65" w:name="OLE_LINK29"/>
+      <w:bookmarkEnd w:id="64"/>
+      <w:r>
+        <w:rPr>
+          <w:rFonts w:ascii="Times New Roman" w:eastAsia="Times New Roman" w:hAnsi="Times New Roman" w:cs="Times New Roman"/>
+          <w:sz w:val="28"/>
+          <w:szCs w:val="28"/>
+        </w:rPr>
+        <w:t>0 – вовсе нет</w:t>
+      </w:r>
+      <w:bookmarkEnd w:id="65"/>
       <w:r>
         <w:rPr>
           <w:rFonts w:ascii="Times New Roman" w:eastAsia="Times New Roman" w:hAnsi="Times New Roman" w:cs="Times New Roman"/>
@@ -13318,16 +14136,16 @@
         </w:rPr>
         <w:t xml:space="preserve">; </w:t>
       </w:r>
-      <w:bookmarkStart w:id="62" w:name="OLE_LINK25"/>
-      <w:r>
-        <w:rPr>
-          <w:rFonts w:ascii="Times New Roman" w:eastAsia="Times New Roman" w:hAnsi="Times New Roman" w:cs="Times New Roman"/>
-          <w:sz w:val="28"/>
-          <w:szCs w:val="28"/>
-        </w:rPr>
-        <w:t>1 – реже одного раза в неделю</w:t>
-      </w:r>
-      <w:bookmarkEnd w:id="62"/>
+      <w:bookmarkStart w:id="66" w:name="OLE_LINK30"/>
+      <w:r>
+        <w:rPr>
+          <w:rFonts w:ascii="Times New Roman" w:eastAsia="Times New Roman" w:hAnsi="Times New Roman" w:cs="Times New Roman"/>
+          <w:sz w:val="28"/>
+          <w:szCs w:val="28"/>
+        </w:rPr>
+        <w:t>1 – немного</w:t>
+      </w:r>
+      <w:bookmarkEnd w:id="66"/>
       <w:r>
         <w:rPr>
           <w:rFonts w:ascii="Times New Roman" w:eastAsia="Times New Roman" w:hAnsi="Times New Roman" w:cs="Times New Roman"/>
@@ -13336,16 +14154,16 @@
         </w:rPr>
         <w:t xml:space="preserve">; </w:t>
       </w:r>
-      <w:bookmarkStart w:id="63" w:name="OLE_LINK26"/>
-      <w:r>
-        <w:rPr>
-          <w:rFonts w:ascii="Times New Roman" w:eastAsia="Times New Roman" w:hAnsi="Times New Roman" w:cs="Times New Roman"/>
-          <w:sz w:val="28"/>
-          <w:szCs w:val="28"/>
-        </w:rPr>
-        <w:t>2 – от 1 до 2 раз в неделю</w:t>
-      </w:r>
-      <w:bookmarkEnd w:id="63"/>
+      <w:bookmarkStart w:id="67" w:name="OLE_LINK31"/>
+      <w:r>
+        <w:rPr>
+          <w:rFonts w:ascii="Times New Roman" w:eastAsia="Times New Roman" w:hAnsi="Times New Roman" w:cs="Times New Roman"/>
+          <w:sz w:val="28"/>
+          <w:szCs w:val="28"/>
+        </w:rPr>
+        <w:t>2 – довольно</w:t>
+      </w:r>
+      <w:bookmarkEnd w:id="67"/>
       <w:r>
         <w:rPr>
           <w:rFonts w:ascii="Times New Roman" w:eastAsia="Times New Roman" w:hAnsi="Times New Roman" w:cs="Times New Roman"/>
@@ -13354,154 +14172,26 @@
         </w:rPr>
         <w:t xml:space="preserve">; </w:t>
       </w:r>
-      <w:bookmarkStart w:id="64" w:name="OLE_LINK27"/>
-      <w:r>
-        <w:rPr>
-          <w:rFonts w:ascii="Times New Roman" w:eastAsia="Times New Roman" w:hAnsi="Times New Roman" w:cs="Times New Roman"/>
-          <w:sz w:val="28"/>
-          <w:szCs w:val="28"/>
-        </w:rPr>
-        <w:t>3 – 3 и более раз в неделю</w:t>
-      </w:r>
-      <w:bookmarkEnd w:id="64"/>
-      <w:r>
-        <w:rPr>
-          <w:rFonts w:ascii="Times New Roman" w:eastAsia="Times New Roman" w:hAnsi="Times New Roman" w:cs="Times New Roman"/>
-          <w:sz w:val="28"/>
-          <w:szCs w:val="28"/>
-        </w:rPr>
-        <w:t xml:space="preserve"> ______</w:t>
+      <w:bookmarkStart w:id="68" w:name="OLE_LINK32"/>
+      <w:r>
+        <w:rPr>
+          <w:rFonts w:ascii="Times New Roman" w:eastAsia="Times New Roman" w:hAnsi="Times New Roman" w:cs="Times New Roman"/>
+          <w:sz w:val="28"/>
+          <w:szCs w:val="28"/>
+        </w:rPr>
+        <w:t xml:space="preserve">3 – очень </w:t>
+      </w:r>
+      <w:bookmarkEnd w:id="68"/>
+      <w:r>
+        <w:rPr>
+          <w:rFonts w:ascii="Times New Roman" w:eastAsia="Times New Roman" w:hAnsi="Times New Roman" w:cs="Times New Roman"/>
+          <w:sz w:val="28"/>
+          <w:szCs w:val="28"/>
+        </w:rPr>
+        <w:t>______</w:t>
       </w:r>
     </w:p>
-    <w:p>
-      <w:pPr>
-        <w:spacing w:before="100" w:beforeAutospacing="1" w:after="100" w:afterAutospacing="1" w:line="240" w:lineRule="auto"/>
-        <w:rPr>
-          <w:rFonts w:ascii="Times New Roman" w:eastAsia="Times New Roman" w:hAnsi="Times New Roman" w:cs="Times New Roman"/>
-          <w:sz w:val="28"/>
-          <w:szCs w:val="28"/>
-        </w:rPr>
-      </w:pPr>
-      <w:r>
-        <w:rPr>
-          <w:rFonts w:ascii="Times New Roman" w:eastAsia="Times New Roman" w:hAnsi="Times New Roman" w:cs="Times New Roman"/>
-          <w:sz w:val="28"/>
-          <w:szCs w:val="28"/>
-        </w:rPr>
-        <w:t xml:space="preserve">1.9. </w:t>
-      </w:r>
-      <w:bookmarkStart w:id="65" w:name="OLE_LINK28"/>
-      <w:r>
-        <w:rPr>
-          <w:rFonts w:ascii="Times New Roman" w:eastAsia="Times New Roman" w:hAnsi="Times New Roman" w:cs="Times New Roman"/>
-          <w:sz w:val="28"/>
-          <w:szCs w:val="28"/>
-        </w:rPr>
-        <w:t xml:space="preserve">Насколько в последние 3 недели вы </w:t>
-      </w:r>
-      <w:proofErr w:type="gramStart"/>
-      <w:r>
-        <w:rPr>
-          <w:rFonts w:ascii="Times New Roman" w:eastAsia="Times New Roman" w:hAnsi="Times New Roman" w:cs="Times New Roman"/>
-          <w:sz w:val="28"/>
-          <w:szCs w:val="28"/>
-        </w:rPr>
-        <w:t>были</w:t>
-      </w:r>
-      <w:proofErr w:type="gramEnd"/>
-      <w:r>
-        <w:rPr>
-          <w:rFonts w:ascii="Times New Roman" w:eastAsia="Times New Roman" w:hAnsi="Times New Roman" w:cs="Times New Roman"/>
-          <w:sz w:val="28"/>
-          <w:szCs w:val="28"/>
-        </w:rPr>
-        <w:t xml:space="preserve"> настолько вялы или не могли сохранять энергию во время дня, что это мешало делать ваши обычные дела?</w:t>
-      </w:r>
-    </w:p>
-    <w:p>
-      <w:pPr>
-        <w:spacing w:before="100" w:beforeAutospacing="1" w:after="100" w:afterAutospacing="1" w:line="240" w:lineRule="auto"/>
-        <w:rPr>
-          <w:rFonts w:ascii="Times New Roman" w:eastAsia="Times New Roman" w:hAnsi="Times New Roman" w:cs="Times New Roman"/>
-          <w:sz w:val="28"/>
-          <w:szCs w:val="28"/>
-        </w:rPr>
-      </w:pPr>
-      <w:bookmarkStart w:id="66" w:name="OLE_LINK29"/>
-      <w:bookmarkEnd w:id="65"/>
-      <w:r>
-        <w:rPr>
-          <w:rFonts w:ascii="Times New Roman" w:eastAsia="Times New Roman" w:hAnsi="Times New Roman" w:cs="Times New Roman"/>
-          <w:sz w:val="28"/>
-          <w:szCs w:val="28"/>
-        </w:rPr>
-        <w:t>0 – вовсе нет</w:t>
-      </w:r>
-      <w:bookmarkEnd w:id="66"/>
-      <w:r>
-        <w:rPr>
-          <w:rFonts w:ascii="Times New Roman" w:eastAsia="Times New Roman" w:hAnsi="Times New Roman" w:cs="Times New Roman"/>
-          <w:sz w:val="28"/>
-          <w:szCs w:val="28"/>
-        </w:rPr>
-        <w:t xml:space="preserve">; </w:t>
-      </w:r>
-      <w:bookmarkStart w:id="67" w:name="OLE_LINK30"/>
-      <w:r>
-        <w:rPr>
-          <w:rFonts w:ascii="Times New Roman" w:eastAsia="Times New Roman" w:hAnsi="Times New Roman" w:cs="Times New Roman"/>
-          <w:sz w:val="28"/>
-          <w:szCs w:val="28"/>
-        </w:rPr>
-        <w:t>1 – немного</w:t>
-      </w:r>
-      <w:bookmarkEnd w:id="67"/>
-      <w:r>
-        <w:rPr>
-          <w:rFonts w:ascii="Times New Roman" w:eastAsia="Times New Roman" w:hAnsi="Times New Roman" w:cs="Times New Roman"/>
-          <w:sz w:val="28"/>
-          <w:szCs w:val="28"/>
-        </w:rPr>
-        <w:t xml:space="preserve">; </w:t>
-      </w:r>
-      <w:bookmarkStart w:id="68" w:name="OLE_LINK31"/>
-      <w:r>
-        <w:rPr>
-          <w:rFonts w:ascii="Times New Roman" w:eastAsia="Times New Roman" w:hAnsi="Times New Roman" w:cs="Times New Roman"/>
-          <w:sz w:val="28"/>
-          <w:szCs w:val="28"/>
-        </w:rPr>
-        <w:t>2 – довольно</w:t>
-      </w:r>
-      <w:bookmarkEnd w:id="68"/>
-      <w:r>
-        <w:rPr>
-          <w:rFonts w:ascii="Times New Roman" w:eastAsia="Times New Roman" w:hAnsi="Times New Roman" w:cs="Times New Roman"/>
-          <w:sz w:val="28"/>
-          <w:szCs w:val="28"/>
-        </w:rPr>
-        <w:t xml:space="preserve">; </w:t>
-      </w:r>
-      <w:bookmarkStart w:id="69" w:name="OLE_LINK32"/>
-      <w:r>
-        <w:rPr>
-          <w:rFonts w:ascii="Times New Roman" w:eastAsia="Times New Roman" w:hAnsi="Times New Roman" w:cs="Times New Roman"/>
-          <w:sz w:val="28"/>
-          <w:szCs w:val="28"/>
-        </w:rPr>
-        <w:t xml:space="preserve">3 – очень </w:t>
-      </w:r>
-      <w:bookmarkEnd w:id="69"/>
-      <w:r>
-        <w:rPr>
-          <w:rFonts w:ascii="Times New Roman" w:eastAsia="Times New Roman" w:hAnsi="Times New Roman" w:cs="Times New Roman"/>
-          <w:sz w:val="28"/>
-          <w:szCs w:val="28"/>
-        </w:rPr>
-        <w:t>______</w:t>
-      </w:r>
-    </w:p>
-    <w:bookmarkEnd w:id="30"/>
+    <w:bookmarkEnd w:id="29"/>
     <w:p>
       <w:pPr>
         <w:spacing w:before="100" w:beforeAutospacing="1" w:after="100" w:afterAutospacing="1" w:line="240" w:lineRule="auto"/>
@@ -13614,7 +14304,7 @@
                 <w:szCs w:val="28"/>
               </w:rPr>
             </w:pPr>
-            <w:bookmarkStart w:id="70" w:name="_Hlk209384375"/>
+            <w:bookmarkStart w:id="69" w:name="_Hlk209384375"/>
             <w:r>
               <w:rPr>
                 <w:rFonts w:ascii="Times New Roman" w:eastAsia="Times New Roman" w:hAnsi="Times New Roman" w:cs="Times New Roman"/>
@@ -13623,6 +14313,31 @@
               </w:rPr>
               <w:t>Время отхода ко сну</w:t>
             </w:r>
+            <w:bookmarkEnd w:id="69"/>
+          </w:p>
+        </w:tc>
+        <w:tc>
+          <w:tcPr>
+            <w:tcW w:w="1335" w:type="dxa"/>
+          </w:tcPr>
+          <w:p>
+            <w:pPr>
+              <w:spacing w:before="100" w:beforeAutospacing="1" w:after="100" w:afterAutospacing="1"/>
+              <w:rPr>
+                <w:rFonts w:ascii="Times New Roman" w:eastAsia="Times New Roman" w:hAnsi="Times New Roman" w:cs="Times New Roman"/>
+                <w:sz w:val="28"/>
+                <w:szCs w:val="28"/>
+              </w:rPr>
+            </w:pPr>
+            <w:bookmarkStart w:id="70" w:name="OLE_LINK56"/>
+            <w:r>
+              <w:rPr>
+                <w:rFonts w:ascii="Times New Roman" w:eastAsia="Times New Roman" w:hAnsi="Times New Roman" w:cs="Times New Roman"/>
+                <w:sz w:val="28"/>
+                <w:szCs w:val="28"/>
+              </w:rPr>
+              <w:t>Время засыпания</w:t>
+            </w:r>
             <w:bookmarkEnd w:id="70"/>
           </w:p>
         </w:tc>
@@ -13639,14 +14354,14 @@
                 <w:szCs w:val="28"/>
               </w:rPr>
             </w:pPr>
-            <w:bookmarkStart w:id="71" w:name="OLE_LINK56"/>
-            <w:r>
-              <w:rPr>
-                <w:rFonts w:ascii="Times New Roman" w:eastAsia="Times New Roman" w:hAnsi="Times New Roman" w:cs="Times New Roman"/>
-                <w:sz w:val="28"/>
-                <w:szCs w:val="28"/>
-              </w:rPr>
-              <w:t>Время засыпания</w:t>
+            <w:bookmarkStart w:id="71" w:name="_Hlk209384391"/>
+            <w:r>
+              <w:rPr>
+                <w:rFonts w:ascii="Times New Roman" w:eastAsia="Times New Roman" w:hAnsi="Times New Roman" w:cs="Times New Roman"/>
+                <w:sz w:val="28"/>
+                <w:szCs w:val="28"/>
+              </w:rPr>
+              <w:t>Время окончательного пробуждения</w:t>
             </w:r>
             <w:bookmarkEnd w:id="71"/>
           </w:p>
@@ -13664,14 +14379,14 @@
                 <w:szCs w:val="28"/>
               </w:rPr>
             </w:pPr>
-            <w:bookmarkStart w:id="72" w:name="_Hlk209384391"/>
-            <w:r>
-              <w:rPr>
-                <w:rFonts w:ascii="Times New Roman" w:eastAsia="Times New Roman" w:hAnsi="Times New Roman" w:cs="Times New Roman"/>
-                <w:sz w:val="28"/>
-                <w:szCs w:val="28"/>
-              </w:rPr>
-              <w:t>Время окончательного пробуждения</w:t>
+            <w:bookmarkStart w:id="72" w:name="OLE_LINK57"/>
+            <w:r>
+              <w:rPr>
+                <w:rFonts w:ascii="Times New Roman" w:eastAsia="Times New Roman" w:hAnsi="Times New Roman" w:cs="Times New Roman"/>
+                <w:sz w:val="28"/>
+                <w:szCs w:val="28"/>
+              </w:rPr>
+              <w:t>Кол-во ночных пробуждений</w:t>
             </w:r>
             <w:bookmarkEnd w:id="72"/>
           </w:p>
@@ -13689,14 +14404,14 @@
                 <w:szCs w:val="28"/>
               </w:rPr>
             </w:pPr>
-            <w:bookmarkStart w:id="73" w:name="OLE_LINK57"/>
-            <w:r>
-              <w:rPr>
-                <w:rFonts w:ascii="Times New Roman" w:eastAsia="Times New Roman" w:hAnsi="Times New Roman" w:cs="Times New Roman"/>
-                <w:sz w:val="28"/>
-                <w:szCs w:val="28"/>
-              </w:rPr>
-              <w:t>Кол-во ночных пробуждений</w:t>
+            <w:bookmarkStart w:id="73" w:name="OLE_LINK58"/>
+            <w:r>
+              <w:rPr>
+                <w:rFonts w:ascii="Times New Roman" w:eastAsia="Times New Roman" w:hAnsi="Times New Roman" w:cs="Times New Roman"/>
+                <w:sz w:val="28"/>
+                <w:szCs w:val="28"/>
+              </w:rPr>
+              <w:t>Общее время сна, ч</w:t>
             </w:r>
             <w:bookmarkEnd w:id="73"/>
           </w:p>
@@ -13714,41 +14429,16 @@
                 <w:szCs w:val="28"/>
               </w:rPr>
             </w:pPr>
-            <w:bookmarkStart w:id="74" w:name="OLE_LINK58"/>
-            <w:r>
-              <w:rPr>
-                <w:rFonts w:ascii="Times New Roman" w:eastAsia="Times New Roman" w:hAnsi="Times New Roman" w:cs="Times New Roman"/>
-                <w:sz w:val="28"/>
-                <w:szCs w:val="28"/>
-              </w:rPr>
-              <w:t>Общее время сна, ч</w:t>
+            <w:bookmarkStart w:id="74" w:name="OLE_LINK59"/>
+            <w:r>
+              <w:rPr>
+                <w:rFonts w:ascii="Times New Roman" w:eastAsia="Times New Roman" w:hAnsi="Times New Roman" w:cs="Times New Roman"/>
+                <w:sz w:val="28"/>
+                <w:szCs w:val="28"/>
+              </w:rPr>
+              <w:t xml:space="preserve">Оценка качества сна </w:t>
             </w:r>
             <w:bookmarkEnd w:id="74"/>
-          </w:p>
-        </w:tc>
-        <w:tc>
-          <w:tcPr>
-            <w:tcW w:w="1335" w:type="dxa"/>
-          </w:tcPr>
-          <w:p>
-            <w:pPr>
-              <w:spacing w:before="100" w:beforeAutospacing="1" w:after="100" w:afterAutospacing="1"/>
-              <w:rPr>
-                <w:rFonts w:ascii="Times New Roman" w:eastAsia="Times New Roman" w:hAnsi="Times New Roman" w:cs="Times New Roman"/>
-                <w:sz w:val="28"/>
-                <w:szCs w:val="28"/>
-              </w:rPr>
-            </w:pPr>
-            <w:bookmarkStart w:id="75" w:name="OLE_LINK59"/>
-            <w:r>
-              <w:rPr>
-                <w:rFonts w:ascii="Times New Roman" w:eastAsia="Times New Roman" w:hAnsi="Times New Roman" w:cs="Times New Roman"/>
-                <w:sz w:val="28"/>
-                <w:szCs w:val="28"/>
-              </w:rPr>
-              <w:t xml:space="preserve">Оценка качества сна </w:t>
-            </w:r>
-            <w:bookmarkEnd w:id="75"/>
             <w:r>
               <w:rPr>
                 <w:rFonts w:ascii="Times New Roman" w:eastAsia="Times New Roman" w:hAnsi="Times New Roman" w:cs="Times New Roman"/>
@@ -13887,7 +14577,7 @@
           <w:szCs w:val="28"/>
         </w:rPr>
       </w:pPr>
-      <w:bookmarkStart w:id="76" w:name="_Hlk209384444"/>
+      <w:bookmarkStart w:id="75" w:name="_Hlk209384444"/>
       <w:r>
         <w:rPr>
           <w:rFonts w:ascii="Times New Roman" w:eastAsia="Times New Roman" w:hAnsi="Times New Roman" w:cs="Times New Roman"/>
@@ -13904,6 +14594,8 @@
         </w:rPr>
         <w:t xml:space="preserve"> </w:t>
       </w:r>
+      <w:bookmarkStart w:id="76" w:name="_GoBack"/>
+      <w:bookmarkEnd w:id="76"/>
     </w:p>
     <w:p>
       <w:pPr>
@@ -13983,11 +14675,11 @@
         <w:t>«Оценка качества сна» – 1 = «очень плохо», 2 = «плохо», 3 = «удовлетворительно», 4 = «хорошо», 5 = «очень хорошо».</w:t>
       </w:r>
       <w:bookmarkEnd w:id="0"/>
-      <w:bookmarkEnd w:id="76"/>
+      <w:bookmarkEnd w:id="75"/>
     </w:p>
     <w:sectPr>
-      <w:headerReference w:type="default" r:id="rId8"/>
-      <w:footerReference w:type="default" r:id="rId9"/>
+      <w:headerReference w:type="default" r:id="rId17"/>
+      <w:footerReference w:type="default" r:id="rId18"/>
       <w:pgSz w:w="11906" w:h="16838"/>
       <w:pgMar w:top="1134" w:right="850" w:bottom="1134" w:left="1701" w:header="708" w:footer="708" w:gutter="0"/>
       <w:cols w:space="708"/>
@@ -14051,7 +14743,7 @@
           <w:rPr>
             <w:noProof/>
           </w:rPr>
-          <w:t>14</w:t>
+          <w:t>15</w:t>
         </w:r>
         <w:r>
           <w:fldChar w:fldCharType="end"/>
@@ -14719,6 +15411,119 @@
     </w:lvl>
   </w:abstractNum>
   <w:abstractNum w:abstractNumId="6" w15:restartNumberingAfterBreak="0">
+    <w:nsid w:val="1EB77F1D"/>
+    <w:multiLevelType w:val="multilevel"/>
+    <w:tmpl w:val="C420BCE8"/>
+    <w:lvl w:ilvl="0">
+      <w:start w:val="1"/>
+      <w:numFmt w:val="decimal"/>
+      <w:lvlText w:val="%1."/>
+      <w:lvlJc w:val="left"/>
+      <w:pPr>
+        <w:tabs>
+          <w:tab w:val="num" w:pos="720"/>
+        </w:tabs>
+        <w:ind w:left="720" w:hanging="360"/>
+      </w:pPr>
+    </w:lvl>
+    <w:lvl w:ilvl="1" w:tentative="1">
+      <w:start w:val="1"/>
+      <w:numFmt w:val="decimal"/>
+      <w:lvlText w:val="%2."/>
+      <w:lvlJc w:val="left"/>
+      <w:pPr>
+        <w:tabs>
+          <w:tab w:val="num" w:pos="1440"/>
+        </w:tabs>
+        <w:ind w:left="1440" w:hanging="360"/>
+      </w:pPr>
+    </w:lvl>
+    <w:lvl w:ilvl="2" w:tentative="1">
+      <w:start w:val="1"/>
+      <w:numFmt w:val="decimal"/>
+      <w:lvlText w:val="%3."/>
+      <w:lvlJc w:val="left"/>
+      <w:pPr>
+        <w:tabs>
+          <w:tab w:val="num" w:pos="2160"/>
+        </w:tabs>
+        <w:ind w:left="2160" w:hanging="360"/>
+      </w:pPr>
+    </w:lvl>
+    <w:lvl w:ilvl="3" w:tentative="1">
+      <w:start w:val="1"/>
+      <w:numFmt w:val="decimal"/>
+      <w:lvlText w:val="%4."/>
+      <w:lvlJc w:val="left"/>
+      <w:pPr>
+        <w:tabs>
+          <w:tab w:val="num" w:pos="2880"/>
+        </w:tabs>
+        <w:ind w:left="2880" w:hanging="360"/>
+      </w:pPr>
+    </w:lvl>
+    <w:lvl w:ilvl="4" w:tentative="1">
+      <w:start w:val="1"/>
+      <w:numFmt w:val="decimal"/>
+      <w:lvlText w:val="%5."/>
+      <w:lvlJc w:val="left"/>
+      <w:pPr>
+        <w:tabs>
+          <w:tab w:val="num" w:pos="3600"/>
+        </w:tabs>
+        <w:ind w:left="3600" w:hanging="360"/>
+      </w:pPr>
+    </w:lvl>
+    <w:lvl w:ilvl="5" w:tentative="1">
+      <w:start w:val="1"/>
+      <w:numFmt w:val="decimal"/>
+      <w:lvlText w:val="%6."/>
+      <w:lvlJc w:val="left"/>
+      <w:pPr>
+        <w:tabs>
+          <w:tab w:val="num" w:pos="4320"/>
+        </w:tabs>
+        <w:ind w:left="4320" w:hanging="360"/>
+      </w:pPr>
+    </w:lvl>
+    <w:lvl w:ilvl="6" w:tentative="1">
+      <w:start w:val="1"/>
+      <w:numFmt w:val="decimal"/>
+      <w:lvlText w:val="%7."/>
+      <w:lvlJc w:val="left"/>
+      <w:pPr>
+        <w:tabs>
+          <w:tab w:val="num" w:pos="5040"/>
+        </w:tabs>
+        <w:ind w:left="5040" w:hanging="360"/>
+      </w:pPr>
+    </w:lvl>
+    <w:lvl w:ilvl="7" w:tentative="1">
+      <w:start w:val="1"/>
+      <w:numFmt w:val="decimal"/>
+      <w:lvlText w:val="%8."/>
+      <w:lvlJc w:val="left"/>
+      <w:pPr>
+        <w:tabs>
+          <w:tab w:val="num" w:pos="5760"/>
+        </w:tabs>
+        <w:ind w:left="5760" w:hanging="360"/>
+      </w:pPr>
+    </w:lvl>
+    <w:lvl w:ilvl="8" w:tentative="1">
+      <w:start w:val="1"/>
+      <w:numFmt w:val="decimal"/>
+      <w:lvlText w:val="%9."/>
+      <w:lvlJc w:val="left"/>
+      <w:pPr>
+        <w:tabs>
+          <w:tab w:val="num" w:pos="6480"/>
+        </w:tabs>
+        <w:ind w:left="6480" w:hanging="360"/>
+      </w:pPr>
+    </w:lvl>
+  </w:abstractNum>
+  <w:abstractNum w:abstractNumId="7" w15:restartNumberingAfterBreak="0">
     <w:nsid w:val="2A3D215E"/>
     <w:multiLevelType w:val="multilevel"/>
     <w:tmpl w:val="88C8CE10"/>
@@ -14831,7 +15636,7 @@
       </w:pPr>
     </w:lvl>
   </w:abstractNum>
-  <w:abstractNum w:abstractNumId="7" w15:restartNumberingAfterBreak="0">
+  <w:abstractNum w:abstractNumId="8" w15:restartNumberingAfterBreak="0">
     <w:nsid w:val="39053640"/>
     <w:multiLevelType w:val="hybridMultilevel"/>
     <w:tmpl w:val="3E5838FC"/>
@@ -14920,7 +15725,7 @@
       </w:pPr>
     </w:lvl>
   </w:abstractNum>
-  <w:abstractNum w:abstractNumId="8" w15:restartNumberingAfterBreak="0">
+  <w:abstractNum w:abstractNumId="9" w15:restartNumberingAfterBreak="0">
     <w:nsid w:val="39AC2B7F"/>
     <w:multiLevelType w:val="hybridMultilevel"/>
     <w:tmpl w:val="1584D92E"/>
@@ -15009,7 +15814,7 @@
       </w:pPr>
     </w:lvl>
   </w:abstractNum>
-  <w:abstractNum w:abstractNumId="9" w15:restartNumberingAfterBreak="0">
+  <w:abstractNum w:abstractNumId="10" w15:restartNumberingAfterBreak="0">
     <w:nsid w:val="39D25F1D"/>
     <w:multiLevelType w:val="multilevel"/>
     <w:tmpl w:val="72083860"/>
@@ -15122,7 +15927,7 @@
       </w:pPr>
     </w:lvl>
   </w:abstractNum>
-  <w:abstractNum w:abstractNumId="10" w15:restartNumberingAfterBreak="0">
+  <w:abstractNum w:abstractNumId="11" w15:restartNumberingAfterBreak="0">
     <w:nsid w:val="3EA2200F"/>
     <w:multiLevelType w:val="multilevel"/>
     <w:tmpl w:val="10C21EB2"/>
@@ -15235,7 +16040,7 @@
       </w:pPr>
     </w:lvl>
   </w:abstractNum>
-  <w:abstractNum w:abstractNumId="11" w15:restartNumberingAfterBreak="0">
+  <w:abstractNum w:abstractNumId="12" w15:restartNumberingAfterBreak="0">
     <w:nsid w:val="41837271"/>
     <w:multiLevelType w:val="hybridMultilevel"/>
     <w:tmpl w:val="CA06D9BC"/>
@@ -15324,7 +16129,7 @@
       </w:pPr>
     </w:lvl>
   </w:abstractNum>
-  <w:abstractNum w:abstractNumId="12" w15:restartNumberingAfterBreak="0">
+  <w:abstractNum w:abstractNumId="13" w15:restartNumberingAfterBreak="0">
     <w:nsid w:val="4CAA5191"/>
     <w:multiLevelType w:val="multilevel"/>
     <w:tmpl w:val="00F28E32"/>
@@ -15473,7 +16278,7 @@
       </w:rPr>
     </w:lvl>
   </w:abstractNum>
-  <w:abstractNum w:abstractNumId="13" w15:restartNumberingAfterBreak="0">
+  <w:abstractNum w:abstractNumId="14" w15:restartNumberingAfterBreak="0">
     <w:nsid w:val="529A21D8"/>
     <w:multiLevelType w:val="multilevel"/>
     <w:tmpl w:val="0FFA30B6"/>
@@ -15590,7 +16395,7 @@
       </w:pPr>
     </w:lvl>
   </w:abstractNum>
-  <w:abstractNum w:abstractNumId="14" w15:restartNumberingAfterBreak="0">
+  <w:abstractNum w:abstractNumId="15" w15:restartNumberingAfterBreak="0">
     <w:nsid w:val="593B0890"/>
     <w:multiLevelType w:val="multilevel"/>
     <w:tmpl w:val="5E92998C"/>
@@ -15703,7 +16508,7 @@
       </w:pPr>
     </w:lvl>
   </w:abstractNum>
-  <w:abstractNum w:abstractNumId="15" w15:restartNumberingAfterBreak="0">
+  <w:abstractNum w:abstractNumId="16" w15:restartNumberingAfterBreak="0">
     <w:nsid w:val="5A8E3936"/>
     <w:multiLevelType w:val="multilevel"/>
     <w:tmpl w:val="F9B68428"/>
@@ -15816,7 +16621,7 @@
       </w:pPr>
     </w:lvl>
   </w:abstractNum>
-  <w:abstractNum w:abstractNumId="16" w15:restartNumberingAfterBreak="0">
+  <w:abstractNum w:abstractNumId="17" w15:restartNumberingAfterBreak="0">
     <w:nsid w:val="5B8535CD"/>
     <w:multiLevelType w:val="multilevel"/>
     <w:tmpl w:val="7646B7F4"/>
@@ -15929,7 +16734,7 @@
       </w:pPr>
     </w:lvl>
   </w:abstractNum>
-  <w:abstractNum w:abstractNumId="17" w15:restartNumberingAfterBreak="0">
+  <w:abstractNum w:abstractNumId="18" w15:restartNumberingAfterBreak="0">
     <w:nsid w:val="5FC37A7E"/>
     <w:multiLevelType w:val="multilevel"/>
     <w:tmpl w:val="050AA88A"/>
@@ -16078,7 +16883,7 @@
       </w:rPr>
     </w:lvl>
   </w:abstractNum>
-  <w:abstractNum w:abstractNumId="18" w15:restartNumberingAfterBreak="0">
+  <w:abstractNum w:abstractNumId="19" w15:restartNumberingAfterBreak="0">
     <w:nsid w:val="6148447E"/>
     <w:multiLevelType w:val="multilevel"/>
     <w:tmpl w:val="965CACCA"/>
@@ -16227,7 +17032,7 @@
       </w:rPr>
     </w:lvl>
   </w:abstractNum>
-  <w:abstractNum w:abstractNumId="19" w15:restartNumberingAfterBreak="0">
+  <w:abstractNum w:abstractNumId="20" w15:restartNumberingAfterBreak="0">
     <w:nsid w:val="6165363C"/>
     <w:multiLevelType w:val="multilevel"/>
     <w:tmpl w:val="C4C2EF4E"/>
@@ -16376,7 +17181,7 @@
       </w:rPr>
     </w:lvl>
   </w:abstractNum>
-  <w:abstractNum w:abstractNumId="20" w15:restartNumberingAfterBreak="0">
+  <w:abstractNum w:abstractNumId="21" w15:restartNumberingAfterBreak="0">
     <w:nsid w:val="63B27CD1"/>
     <w:multiLevelType w:val="multilevel"/>
     <w:tmpl w:val="6B16AEE8"/>
@@ -16493,7 +17298,7 @@
       </w:pPr>
     </w:lvl>
   </w:abstractNum>
-  <w:abstractNum w:abstractNumId="21" w15:restartNumberingAfterBreak="0">
+  <w:abstractNum w:abstractNumId="22" w15:restartNumberingAfterBreak="0">
     <w:nsid w:val="66A06079"/>
     <w:multiLevelType w:val="multilevel"/>
     <w:tmpl w:val="A3AA5D34"/>
@@ -16610,7 +17415,7 @@
       </w:pPr>
     </w:lvl>
   </w:abstractNum>
-  <w:abstractNum w:abstractNumId="22" w15:restartNumberingAfterBreak="0">
+  <w:abstractNum w:abstractNumId="23" w15:restartNumberingAfterBreak="0">
     <w:nsid w:val="68B41202"/>
     <w:multiLevelType w:val="hybridMultilevel"/>
     <w:tmpl w:val="31363122"/>
@@ -16723,7 +17528,7 @@
       </w:rPr>
     </w:lvl>
   </w:abstractNum>
-  <w:abstractNum w:abstractNumId="23" w15:restartNumberingAfterBreak="0">
+  <w:abstractNum w:abstractNumId="24" w15:restartNumberingAfterBreak="0">
     <w:nsid w:val="71C13BF8"/>
     <w:multiLevelType w:val="multilevel"/>
     <w:tmpl w:val="773CA768"/>
@@ -16839,7 +17644,7 @@
       </w:pPr>
     </w:lvl>
   </w:abstractNum>
-  <w:abstractNum w:abstractNumId="24" w15:restartNumberingAfterBreak="0">
+  <w:abstractNum w:abstractNumId="25" w15:restartNumberingAfterBreak="0">
     <w:nsid w:val="73CF25F7"/>
     <w:multiLevelType w:val="hybridMultilevel"/>
     <w:tmpl w:val="ECE22070"/>
@@ -16928,7 +17733,7 @@
       </w:pPr>
     </w:lvl>
   </w:abstractNum>
-  <w:abstractNum w:abstractNumId="25" w15:restartNumberingAfterBreak="0">
+  <w:abstractNum w:abstractNumId="26" w15:restartNumberingAfterBreak="0">
     <w:nsid w:val="76BB2A67"/>
     <w:multiLevelType w:val="hybridMultilevel"/>
     <w:tmpl w:val="B270F5EE"/>
@@ -17017,7 +17822,7 @@
       </w:pPr>
     </w:lvl>
   </w:abstractNum>
-  <w:abstractNum w:abstractNumId="26" w15:restartNumberingAfterBreak="0">
+  <w:abstractNum w:abstractNumId="27" w15:restartNumberingAfterBreak="0">
     <w:nsid w:val="789416B1"/>
     <w:multiLevelType w:val="hybridMultilevel"/>
     <w:tmpl w:val="476A032A"/>
@@ -17106,7 +17911,7 @@
       </w:pPr>
     </w:lvl>
   </w:abstractNum>
-  <w:abstractNum w:abstractNumId="27" w15:restartNumberingAfterBreak="0">
+  <w:abstractNum w:abstractNumId="28" w15:restartNumberingAfterBreak="0">
     <w:nsid w:val="793120AC"/>
     <w:multiLevelType w:val="multilevel"/>
     <w:tmpl w:val="2818A97E"/>
@@ -17255,7 +18060,7 @@
       </w:rPr>
     </w:lvl>
   </w:abstractNum>
-  <w:abstractNum w:abstractNumId="28" w15:restartNumberingAfterBreak="0">
+  <w:abstractNum w:abstractNumId="29" w15:restartNumberingAfterBreak="0">
     <w:nsid w:val="7CC60459"/>
     <w:multiLevelType w:val="hybridMultilevel"/>
     <w:tmpl w:val="5DA8780C"/>
@@ -17344,7 +18149,7 @@
       </w:pPr>
     </w:lvl>
   </w:abstractNum>
-  <w:abstractNum w:abstractNumId="29" w15:restartNumberingAfterBreak="0">
+  <w:abstractNum w:abstractNumId="30" w15:restartNumberingAfterBreak="0">
     <w:nsid w:val="7D521225"/>
     <w:multiLevelType w:val="hybridMultilevel"/>
     <w:tmpl w:val="2D3EF630"/>
@@ -17434,94 +18239,97 @@
     </w:lvl>
   </w:abstractNum>
   <w:num w:numId="1">
-    <w:abstractNumId w:val="6"/>
+    <w:abstractNumId w:val="7"/>
   </w:num>
   <w:num w:numId="2">
+    <w:abstractNumId w:val="21"/>
+  </w:num>
+  <w:num w:numId="3">
     <w:abstractNumId w:val="20"/>
   </w:num>
-  <w:num w:numId="3">
-    <w:abstractNumId w:val="19"/>
-  </w:num>
   <w:num w:numId="4">
-    <w:abstractNumId w:val="13"/>
+    <w:abstractNumId w:val="14"/>
   </w:num>
   <w:num w:numId="5">
-    <w:abstractNumId w:val="22"/>
+    <w:abstractNumId w:val="23"/>
   </w:num>
   <w:num w:numId="6">
     <w:abstractNumId w:val="1"/>
   </w:num>
   <w:num w:numId="7">
+    <w:abstractNumId w:val="19"/>
+  </w:num>
+  <w:num w:numId="8">
+    <w:abstractNumId w:val="13"/>
+  </w:num>
+  <w:num w:numId="9">
     <w:abstractNumId w:val="18"/>
   </w:num>
-  <w:num w:numId="8">
-    <w:abstractNumId w:val="12"/>
-  </w:num>
-  <w:num w:numId="9">
-    <w:abstractNumId w:val="17"/>
-  </w:num>
   <w:num w:numId="10">
-    <w:abstractNumId w:val="27"/>
+    <w:abstractNumId w:val="28"/>
   </w:num>
   <w:num w:numId="11">
-    <w:abstractNumId w:val="21"/>
+    <w:abstractNumId w:val="22"/>
   </w:num>
   <w:num w:numId="12">
-    <w:abstractNumId w:val="25"/>
+    <w:abstractNumId w:val="26"/>
   </w:num>
   <w:num w:numId="13">
-    <w:abstractNumId w:val="23"/>
+    <w:abstractNumId w:val="24"/>
   </w:num>
   <w:num w:numId="14">
-    <w:abstractNumId w:val="24"/>
+    <w:abstractNumId w:val="25"/>
   </w:num>
   <w:num w:numId="15">
     <w:abstractNumId w:val="5"/>
   </w:num>
   <w:num w:numId="16">
-    <w:abstractNumId w:val="15"/>
+    <w:abstractNumId w:val="16"/>
   </w:num>
   <w:num w:numId="17">
     <w:abstractNumId w:val="2"/>
   </w:num>
   <w:num w:numId="18">
-    <w:abstractNumId w:val="9"/>
+    <w:abstractNumId w:val="10"/>
   </w:num>
   <w:num w:numId="19">
     <w:abstractNumId w:val="3"/>
   </w:num>
   <w:num w:numId="20">
-    <w:abstractNumId w:val="7"/>
+    <w:abstractNumId w:val="8"/>
   </w:num>
   <w:num w:numId="21">
     <w:abstractNumId w:val="0"/>
   </w:num>
   <w:num w:numId="22">
-    <w:abstractNumId w:val="28"/>
+    <w:abstractNumId w:val="29"/>
   </w:num>
   <w:num w:numId="23">
-    <w:abstractNumId w:val="10"/>
+    <w:abstractNumId w:val="11"/>
   </w:num>
   <w:num w:numId="24">
-    <w:abstractNumId w:val="11"/>
+    <w:abstractNumId w:val="12"/>
   </w:num>
   <w:num w:numId="25">
-    <w:abstractNumId w:val="8"/>
+    <w:abstractNumId w:val="9"/>
   </w:num>
   <w:num w:numId="26">
-    <w:abstractNumId w:val="14"/>
+    <w:abstractNumId w:val="15"/>
   </w:num>
   <w:num w:numId="27">
     <w:abstractNumId w:val="4"/>
   </w:num>
   <w:num w:numId="28">
-    <w:abstractNumId w:val="16"/>
+    <w:abstractNumId w:val="17"/>
   </w:num>
   <w:num w:numId="29">
-    <w:abstractNumId w:val="29"/>
+    <w:abstractNumId w:val="30"/>
   </w:num>
   <w:num w:numId="30">
-    <w:abstractNumId w:val="26"/>
+    <w:abstractNumId w:val="27"/>
+  </w:num>
+  <w:num w:numId="31">
+    <w:abstractNumId w:val="6"/>
   </w:num>
   <w:numIdMacAtCleanup w:val="11"/>
 </w:numbering>
@@ -18008,6 +18816,7 @@
   <w:style w:type="character" w:default="1" w:styleId="a0">
     <w:name w:val="Default Paragraph Font"/>
     <w:uiPriority w:val="1"/>
+    <w:semiHidden/>
     <w:unhideWhenUsed/>
   </w:style>
   <w:style w:type="table" w:default="1" w:styleId="a1">
@@ -18791,7 +19600,7 @@
 </file>
 
 <file path=customXml/itemProps1.xml><?xml version="1.0" encoding="utf-8"?>
-<ds:datastoreItem xmlns:ds="http://schemas.openxmlformats.org/officeDocument/2006/customXml" ds:itemID="{C9C211BF-07A2-4403-956F-05CE5F6C4DAA}">
+<ds:datastoreItem xmlns:ds="http://schemas.openxmlformats.org/officeDocument/2006/customXml" ds:itemID="{36634C76-2368-4E09-8EF9-477AB6701804}">
   <ds:schemaRefs>
     <ds:schemaRef ds:uri="http://schemas.openxmlformats.org/officeDocument/2006/bibliography"/>
   </ds:schemaRefs>
